--- a/downloads/workbook/ai-1-week-04.docx
+++ b/downloads/workbook/ai-1-week-04.docx
@@ -1282,6 +1282,178 @@
         <w:t>Project connection: Document whether the sorter’s rules were teacher-written or chosen from examples, retaining candidate errors.</w:t>
       </w:r>
     </w:p>
+    <w:p>
+      <w:pPr>
+        <w:pStyle w:val="Heading1"/>
+      </w:pPr>
+      <w:r>
+        <w:t>19. Project portfolio milestone</w:t>
+      </w:r>
+    </w:p>
+    <w:p>
+      <w:r>
+        <w:t>Project: Helpful Classroom Sorter</w:t>
+      </w:r>
+    </w:p>
+    <w:p>
+      <w:r>
+        <w:t>Current milestone: Frame the need. Name the user, the problem, allowed inputs and a safe simple starting method.</w:t>
+      </w:r>
+    </w:p>
+    <w:p>
+      <w:r>
+        <w:t>Document whether the sorter’s rules were teacher-written or chosen from examples, retaining candidate errors.</w:t>
+      </w:r>
+    </w:p>
+    <w:tbl>
+      <w:tblPr>
+        <w:tblStyle w:val="LightShading-Accent1"/>
+        <w:tblW w:type="auto" w:w="0"/>
+        <w:tblLook w:firstColumn="1" w:firstRow="1" w:lastColumn="0" w:lastRow="0" w:noHBand="0" w:noVBand="1" w:val="04A0"/>
+      </w:tblPr>
+      <w:tblGrid>
+        <w:gridCol w:w="5112"/>
+        <w:gridCol w:w="5112"/>
+      </w:tblGrid>
+      <w:tr>
+        <w:trPr>
+          <w:tblHeader/>
+        </w:trPr>
+        <w:tc>
+          <w:tcPr>
+            <w:tcW w:type="dxa" w:w="5112"/>
+          </w:tcPr>
+          <w:p>
+            <w:r>
+              <w:t>Evidence to keep</w:t>
+            </w:r>
+          </w:p>
+        </w:tc>
+        <w:tc>
+          <w:tcPr>
+            <w:tcW w:type="dxa" w:w="5112"/>
+          </w:tcPr>
+          <w:p>
+            <w:r>
+              <w:t>My record</w:t>
+            </w:r>
+          </w:p>
+        </w:tc>
+      </w:tr>
+      <w:tr>
+        <w:tc>
+          <w:tcPr>
+            <w:tcW w:type="dxa" w:w="5112"/>
+          </w:tcPr>
+          <w:p>
+            <w:r>
+              <w:t>This week’s input and deciding step</w:t>
+            </w:r>
+          </w:p>
+        </w:tc>
+        <w:tc>
+          <w:tcPr>
+            <w:tcW w:type="dxa" w:w="5112"/>
+          </w:tcPr>
+          <w:p>
+            <w:r/>
+          </w:p>
+        </w:tc>
+      </w:tr>
+      <w:tr>
+        <w:tc>
+          <w:tcPr>
+            <w:tcW w:type="dxa" w:w="5112"/>
+          </w:tcPr>
+          <w:p>
+            <w:r>
+              <w:t>Prediction and actual result (or labelled paper trace)</w:t>
+            </w:r>
+          </w:p>
+        </w:tc>
+        <w:tc>
+          <w:tcPr>
+            <w:tcW w:type="dxa" w:w="5112"/>
+          </w:tcPr>
+          <w:p>
+            <w:r/>
+          </w:p>
+        </w:tc>
+      </w:tr>
+      <w:tr>
+        <w:tc>
+          <w:tcPr>
+            <w:tcW w:type="dxa" w:w="5112"/>
+          </w:tcPr>
+          <w:p>
+            <w:r>
+              <w:t>One change since the previous checkpoint and why</w:t>
+            </w:r>
+          </w:p>
+        </w:tc>
+        <w:tc>
+          <w:tcPr>
+            <w:tcW w:type="dxa" w:w="5112"/>
+          </w:tcPr>
+          <w:p>
+            <w:r/>
+          </w:p>
+        </w:tc>
+      </w:tr>
+      <w:tr>
+        <w:tc>
+          <w:tcPr>
+            <w:tcW w:type="dxa" w:w="5112"/>
+          </w:tcPr>
+          <w:p>
+            <w:r>
+              <w:t>One error or limit and the next test</w:t>
+            </w:r>
+          </w:p>
+        </w:tc>
+        <w:tc>
+          <w:tcPr>
+            <w:tcW w:type="dxa" w:w="5112"/>
+          </w:tcPr>
+          <w:p>
+            <w:r/>
+          </w:p>
+        </w:tc>
+      </w:tr>
+    </w:tbl>
+    <w:p>
+      <w:pPr>
+        <w:pStyle w:val="Heading3"/>
+      </w:pPr>
+      <w:r>
+        <w:t>Explain what this week adds to your project. Reuse last week’s record rather than starting again.</w:t>
+      </w:r>
+    </w:p>
+    <w:p>
+      <w:r>
+        <w:t>________________________________________________________________</w:t>
+      </w:r>
+    </w:p>
+    <w:p>
+      <w:r>
+        <w:t>________________________________________________________________</w:t>
+      </w:r>
+    </w:p>
+    <w:p>
+      <w:r>
+        <w:t>________________________________________________________________</w:t>
+      </w:r>
+    </w:p>
+    <w:p>
+      <w:r>
+        <w:t>________________________________________________________________</w:t>
+      </w:r>
+    </w:p>
+    <w:p>
+      <w:r>
+        <w:t>________________________________________________________________</w:t>
+      </w:r>
+    </w:p>
     <w:sectPr>
       <w:pgSz w:w="12240" w:h="15840"/>
       <w:pgMar w:top="936" w:right="1008" w:bottom="936" w:left="1008" w:header="720" w:footer="720" w:gutter="0"/>

--- a/downloads/workbook/ai-1-week-04.docx
+++ b/downloads/workbook/ai-1-week-04.docx
@@ -1454,6 +1454,235 @@
         <w:t>________________________________________________________________</w:t>
       </w:r>
     </w:p>
+    <w:p>
+      <w:pPr>
+        <w:pStyle w:val="Heading1"/>
+      </w:pPr>
+      <w:r>
+        <w:t>20. Supported practice and learning evidence</w:t>
+      </w:r>
+    </w:p>
+    <w:p>
+      <w:r>
+        <w:t>Use this supported practice once, in the browser or on paper. Keep the reserved independent assessment for a separate first attempt before teacher feedback.</w:t>
+      </w:r>
+    </w:p>
+    <w:p>
+      <w:r>
+        <w:t>A fictional paper sorter learns a size boundary for toy pebbles.</w:t>
+      </w:r>
+    </w:p>
+    <w:p>
+      <w:pPr>
+        <w:pStyle w:val="Heading3"/>
+      </w:pPr>
+      <w:r>
+        <w:t>Practice 1: explain the deciding evidence</w:t>
+      </w:r>
+    </w:p>
+    <w:p>
+      <w:r>
+        <w:t>Which labelled step matches this detail? Selected boundary 5 predicts small for a new diameter 4.</w:t>
+      </w:r>
+    </w:p>
+    <w:p>
+      <w:r>
+        <w:t>1. Training examples</w:t>
+      </w:r>
+    </w:p>
+    <w:p>
+      <w:r>
+        <w:t>2. Candidate 3</w:t>
+      </w:r>
+    </w:p>
+    <w:p>
+      <w:r>
+        <w:t>3. Candidate 5</w:t>
+      </w:r>
+    </w:p>
+    <w:p>
+      <w:r>
+        <w:t>4. New pebble</w:t>
+      </w:r>
+    </w:p>
+    <w:p>
+      <w:pPr>
+        <w:pStyle w:val="Heading3"/>
+      </w:pPr>
+      <w:r>
+        <w:t>My selected conclusion, deciding fact and explanation</w:t>
+      </w:r>
+    </w:p>
+    <w:p>
+      <w:r>
+        <w:t>________________________________________________________________</w:t>
+      </w:r>
+    </w:p>
+    <w:p>
+      <w:r>
+        <w:t>________________________________________________________________</w:t>
+      </w:r>
+    </w:p>
+    <w:p>
+      <w:r>
+        <w:t>________________________________________________________________</w:t>
+      </w:r>
+    </w:p>
+    <w:p>
+      <w:r>
+        <w:t>________________________________________________________________</w:t>
+      </w:r>
+    </w:p>
+    <w:p>
+      <w:r>
+        <w:t>________________________________________________________________</w:t>
+      </w:r>
+    </w:p>
+    <w:p>
+      <w:r>
+        <w:t>Hint if needed: Read the steps in the pictorial case. Match the supplied detail to the stage that performs or records it.</w:t>
+      </w:r>
+    </w:p>
+    <w:p>
+      <w:r>
+        <w:t>After your attempt, compare with the supported explanation: New pebble Selected boundary 5 predicts small for a new diameter 4. The learning procedure compares candidate rules against supplied examples and selects boundary 5. Applying that boundary to diameter 4 is a later prediction step. An explicit threshold can be selected from data; being easy to write does not make its origin unknowable.</w:t>
+      </w:r>
+    </w:p>
+    <w:p>
+      <w:pPr>
+        <w:pStyle w:val="Heading3"/>
+      </w:pPr>
+      <w:r>
+        <w:t>Practice 2: explain the deciding evidence</w:t>
+      </w:r>
+    </w:p>
+    <w:p>
+      <w:r>
+        <w:t>Changed-case practice: Give a new pebble diameter 5 instead of 4. Which conclusion is supported by the supplied facts?</w:t>
+      </w:r>
+    </w:p>
+    <w:p>
+      <w:r>
+        <w:t>1. The selected rule predicts large.</w:t>
+      </w:r>
+    </w:p>
+    <w:p>
+      <w:r>
+        <w:t>2. We can decide the result without examining the changed input or the procedure.</w:t>
+      </w:r>
+    </w:p>
+    <w:p>
+      <w:r>
+        <w:t>3. This one example guarantees correct results for every future input.</w:t>
+      </w:r>
+    </w:p>
+    <w:p>
+      <w:pPr>
+        <w:pStyle w:val="Heading3"/>
+      </w:pPr>
+      <w:r>
+        <w:t>My selected conclusion, deciding fact and explanation</w:t>
+      </w:r>
+    </w:p>
+    <w:p>
+      <w:r>
+        <w:t>________________________________________________________________</w:t>
+      </w:r>
+    </w:p>
+    <w:p>
+      <w:r>
+        <w:t>________________________________________________________________</w:t>
+      </w:r>
+    </w:p>
+    <w:p>
+      <w:r>
+        <w:t>________________________________________________________________</w:t>
+      </w:r>
+    </w:p>
+    <w:p>
+      <w:r>
+        <w:t>________________________________________________________________</w:t>
+      </w:r>
+    </w:p>
+    <w:p>
+      <w:r>
+        <w:t>________________________________________________________________</w:t>
+      </w:r>
+    </w:p>
+    <w:p>
+      <w:r>
+        <w:t>Hint if needed: Use the changed condition and the deciding step in the pictorial trace. The answer must say what follows from those facts.</w:t>
+      </w:r>
+    </w:p>
+    <w:p>
+      <w:r>
+        <w:t>After your attempt, compare with the supported explanation: The selected rule predicts large. At least includes equality, so 5 meets the boundary.</w:t>
+      </w:r>
+    </w:p>
+    <w:p>
+      <w:pPr>
+        <w:pStyle w:val="Heading3"/>
+      </w:pPr>
+      <w:r>
+        <w:t>Repair a missing building block</w:t>
+      </w:r>
+    </w:p>
+    <w:p>
+      <w:r>
+        <w:t>Review Sensors Are Messengers (ai-1/3). Goal: Describe a measurement using its quantity, value, unit and conditions. Short practice: Why can we calculate the earlier gap but not predict an exact new B reading?. Return to this week and explain what you changed.</w:t>
+      </w:r>
+    </w:p>
+    <w:p>
+      <w:r>
+        <w:t>Review AI or Not? (ai-1/1). Goal: Distinguish an observed result from an explanation of how it was produced. Short practice: Point to the learned stage. Does the changed display prove the weather forecast changed?. Return to this week and explain what you changed.</w:t>
+      </w:r>
+    </w:p>
+    <w:p>
+      <w:pPr>
+        <w:pStyle w:val="Heading3"/>
+      </w:pPr>
+      <w:r>
+        <w:t>Keep your completed work</w:t>
+      </w:r>
+    </w:p>
+    <w:p>
+      <w:r>
+        <w:t>Use Download completed work in the hosted lesson to export your answers, reflections, practice feedback and code-run evidence. Open the HTML copy to read or print it. Drafts stay in this browser when storage is available; clear drafts on a shared device.</w:t>
+      </w:r>
+    </w:p>
+    <w:p>
+      <w:pPr>
+        <w:pStyle w:val="Heading3"/>
+      </w:pPr>
+      <w:r>
+        <w:t>What I repaired, the evidence I kept and the next test</w:t>
+      </w:r>
+    </w:p>
+    <w:p>
+      <w:r>
+        <w:t>________________________________________________________________</w:t>
+      </w:r>
+    </w:p>
+    <w:p>
+      <w:r>
+        <w:t>________________________________________________________________</w:t>
+      </w:r>
+    </w:p>
+    <w:p>
+      <w:r>
+        <w:t>________________________________________________________________</w:t>
+      </w:r>
+    </w:p>
+    <w:p>
+      <w:r>
+        <w:t>________________________________________________________________</w:t>
+      </w:r>
+    </w:p>
+    <w:p>
+      <w:r>
+        <w:t>________________________________________________________________</w:t>
+      </w:r>
+    </w:p>
     <w:sectPr>
       <w:pgSz w:w="12240" w:h="15840"/>
       <w:pgMar w:top="936" w:right="1008" w:bottom="936" w:left="1008" w:header="720" w:footer="720" w:gutter="0"/>

--- a/downloads/workbook/ai-1-week-04.docx
+++ b/downloads/workbook/ai-1-week-04.docx
@@ -30,7 +30,30 @@
     </w:p>
     <w:p>
       <w:r>
-        <w:t>Try the recall before opening notes. Then use a different colour or a labelled second line to correct your explanation.</w:t>
+        <w:t>Record your starting explanation for Rules or Learned Patterns? before opening notes. Show any later correction separately.</w:t>
+      </w:r>
+    </w:p>
+    <w:p>
+      <w:pPr>
+        <w:spacing w:line="336" w:lineRule="auto" w:after="180"/>
+      </w:pPr>
+      <w:r>
+        <w:rPr>
+          <w:b w:val="0"/>
+        </w:rPr>
+        <w:t xml:space="preserve">Try the recall before opening notes. Then use a different colour or a </w:t>
+      </w:r>
+      <w:r>
+        <w:rPr>
+          <w:b/>
+        </w:rPr>
+        <w:t>label</w:t>
+      </w:r>
+      <w:r>
+        <w:rPr>
+          <w:b w:val="0"/>
+        </w:rPr>
+        <w:t>led second line to correct your explanation.</w:t>
       </w:r>
     </w:p>
     <w:p>
@@ -42,7 +65,13 @@
       </w:r>
     </w:p>
     <w:p>
-      <w:r>
+      <w:pPr>
+        <w:spacing w:line="336" w:lineRule="auto" w:after="180"/>
+      </w:pPr>
+      <w:r>
+        <w:rPr>
+          <w:b w:val="0"/>
+        </w:rPr>
         <w:t>Without opening the old lesson, explain one key idea from Sensors Are Messengers. Give an example and a mistake that the idea helps you avoid.</w:t>
       </w:r>
     </w:p>
@@ -78,7 +107,13 @@
       </w:r>
     </w:p>
     <w:p>
-      <w:r>
+      <w:pPr>
+        <w:spacing w:line="336" w:lineRule="auto" w:after="180"/>
+      </w:pPr>
+      <w:r>
+        <w:rPr>
+          <w:b w:val="0"/>
+        </w:rPr>
         <w:t>Without opening the old lesson, explain one key idea from AI or Not?. Give an example and a mistake that the idea helps you avoid.</w:t>
       </w:r>
     </w:p>
@@ -115,7 +150,30 @@
     </w:p>
     <w:p>
       <w:r>
-        <w:t>Use W2: Complete the supported comparison for Rules and learned patterns. Record the answer once; the lesson and workbook refer to the same attempt.</w:t>
+        <w:t>Complete the supported Rules or Learned Patterns? trace and record the first step you can explain without help.</w:t>
+      </w:r>
+    </w:p>
+    <w:p>
+      <w:pPr>
+        <w:spacing w:line="336" w:lineRule="auto" w:after="180"/>
+      </w:pPr>
+      <w:r>
+        <w:rPr>
+          <w:b w:val="0"/>
+        </w:rPr>
+        <w:t xml:space="preserve">Use W2: Complete the supported comparison for Rules and </w:t>
+      </w:r>
+      <w:r>
+        <w:rPr>
+          <w:b/>
+        </w:rPr>
+        <w:t>learned pattern</w:t>
+      </w:r>
+      <w:r>
+        <w:rPr>
+          <w:b w:val="0"/>
+        </w:rPr>
+        <w:t>s. Record the answer once; the lesson and workbook refer to the same attempt.</w:t>
       </w:r>
     </w:p>
     <w:tbl>
@@ -243,7 +301,41 @@
     </w:p>
     <w:p>
       <w:r>
-        <w:t>Use the worked case for Rules and learned patterns. Proposed explanation: “A learned rule cannot be written simply”. Decide whether this explanation is supported. Point to the step or supplied fact that decides; explain your repair if needed.</w:t>
+        <w:t>Check the proposed Rules or Learned Patterns? explanation against the supplied facts before discussing it.</w:t>
+      </w:r>
+    </w:p>
+    <w:p>
+      <w:pPr>
+        <w:spacing w:line="336" w:lineRule="auto" w:after="180"/>
+      </w:pPr>
+      <w:r>
+        <w:rPr>
+          <w:b w:val="0"/>
+        </w:rPr>
+        <w:t xml:space="preserve">Use the worked case for Rules and </w:t>
+      </w:r>
+      <w:r>
+        <w:rPr>
+          <w:b/>
+        </w:rPr>
+        <w:t>learned pattern</w:t>
+      </w:r>
+      <w:r>
+        <w:rPr>
+          <w:b w:val="0"/>
+        </w:rPr>
+        <w:t>s. Proposed explanation: “A learned rule cannot be written simply”. Decide whether this explanation is supported.</w:t>
+      </w:r>
+    </w:p>
+    <w:p>
+      <w:pPr>
+        <w:spacing w:line="336" w:lineRule="auto" w:after="180"/>
+      </w:pPr>
+      <w:r>
+        <w:rPr>
+          <w:b w:val="0"/>
+        </w:rPr>
+        <w:t>Point to the step or supplied fact that decides; explain your repair if needed.</w:t>
       </w:r>
     </w:p>
     <w:p>
@@ -283,6 +375,11 @@
       </w:r>
     </w:p>
     <w:p>
+      <w:r>
+        <w:t>Write one first attempt at the reserved independent case before feedback. Repeated copies of that case refer to the same recorded attempt.</w:t>
+      </w:r>
+    </w:p>
+    <w:p>
       <w:pPr>
         <w:pStyle w:val="Heading3"/>
       </w:pPr>
@@ -291,8 +388,61 @@
       </w:r>
     </w:p>
     <w:p>
-      <w:r>
-        <w:t>A fictional sorting task has lengths 2, 5, 7, 9 cm with labels short, short, long, long. Candidate rules predict long when length is at least 5 or at least 7. List predictions and errors for both, choose one, and predict a new length of 6 before any label is revealed. State one limit of your conclusion.</w:t>
+      <w:pPr>
+        <w:spacing w:line="336" w:lineRule="auto" w:after="180"/>
+      </w:pPr>
+      <w:r>
+        <w:rPr>
+          <w:b w:val="0"/>
+        </w:rPr>
+        <w:t xml:space="preserve">A fictional sorting task has lengths 2, 5, 7, 9 cm with </w:t>
+      </w:r>
+      <w:r>
+        <w:rPr>
+          <w:b/>
+        </w:rPr>
+        <w:t>label</w:t>
+      </w:r>
+      <w:r>
+        <w:rPr>
+          <w:b w:val="0"/>
+        </w:rPr>
+        <w:t>s short, short, long, long. Candidate rules predict long when length is at least 5 or at least 7.</w:t>
+      </w:r>
+    </w:p>
+    <w:p>
+      <w:pPr>
+        <w:spacing w:line="336" w:lineRule="auto" w:after="180"/>
+      </w:pPr>
+      <w:r>
+        <w:rPr>
+          <w:b w:val="0"/>
+        </w:rPr>
+        <w:t xml:space="preserve">List </w:t>
+      </w:r>
+      <w:r>
+        <w:rPr>
+          <w:b/>
+        </w:rPr>
+        <w:t>prediction</w:t>
+      </w:r>
+      <w:r>
+        <w:rPr>
+          <w:b w:val="0"/>
+        </w:rPr>
+        <w:t xml:space="preserve">s and errors for both, choose one, and predict a new length of 6 before any </w:t>
+      </w:r>
+      <w:r>
+        <w:rPr>
+          <w:b/>
+        </w:rPr>
+        <w:t>label</w:t>
+      </w:r>
+      <w:r>
+        <w:rPr>
+          <w:b w:val="0"/>
+        </w:rPr>
+        <w:t xml:space="preserve"> is revealed. State one limit of your conclusion.</w:t>
       </w:r>
     </w:p>
     <w:p>
@@ -339,7 +489,13 @@
       </w:r>
     </w:p>
     <w:p>
-      <w:r>
+      <w:pPr>
+        <w:spacing w:line="336" w:lineRule="auto" w:after="180"/>
+      </w:pPr>
+      <w:r>
+        <w:rPr>
+          <w:b w:val="0"/>
+        </w:rPr>
         <w:t>Attempt this case before feedback. Record any help. Earlier examples below are further practice; a case already practised with feedback cannot establish fresh transfer.</w:t>
       </w:r>
     </w:p>
@@ -353,7 +509,67 @@
     </w:p>
     <w:p>
       <w:r>
-        <w:t>Sorter A follows 'red left, blue right'. Sorter B was trained using labelled red and blue cards. Both send a purple card left. Does their shared output show that they used the same process? What evidence is missing?</w:t>
+        <w:t>Connect the Rules or Learned Patterns? target to a trace and a justified conclusion.</w:t>
+      </w:r>
+    </w:p>
+    <w:p>
+      <w:pPr>
+        <w:spacing w:line="336" w:lineRule="auto" w:after="180"/>
+        <w:shd w:fill="F5F1FB"/>
+      </w:pPr>
+      <w:r>
+        <w:rPr>
+          <w:b w:val="0"/>
+        </w:rPr>
+        <w:t xml:space="preserve">Sorter A follows 'red left, blue right'. Sorter B was trained using </w:t>
+      </w:r>
+      <w:r>
+        <w:rPr>
+          <w:b/>
+        </w:rPr>
+        <w:t>label</w:t>
+      </w:r>
+      <w:r>
+        <w:rPr>
+          <w:b w:val="0"/>
+        </w:rPr>
+        <w:t xml:space="preserve">led red and blue cards. Both send a purple card left. Does their shared </w:t>
+      </w:r>
+      <w:r>
+        <w:rPr>
+          <w:b/>
+        </w:rPr>
+        <w:t>output</w:t>
+      </w:r>
+      <w:r>
+        <w:rPr>
+          <w:b w:val="0"/>
+        </w:rPr>
+        <w:t xml:space="preserve"> show that they used the same </w:t>
+      </w:r>
+      <w:r>
+        <w:rPr>
+          <w:b/>
+        </w:rPr>
+        <w:t>process</w:t>
+      </w:r>
+      <w:r>
+        <w:rPr>
+          <w:b w:val="0"/>
+        </w:rPr>
+        <w:t xml:space="preserve">? What </w:t>
+      </w:r>
+      <w:r>
+        <w:rPr>
+          <w:b/>
+        </w:rPr>
+        <w:t>evidence</w:t>
+      </w:r>
+      <w:r>
+        <w:rPr>
+          <w:b w:val="0"/>
+        </w:rPr>
+        <w:t xml:space="preserve"> is missing?</w:t>
       </w:r>
     </w:p>
     <w:p>
@@ -366,17 +582,71 @@
     </w:p>
     <w:p>
       <w:r>
-        <w:t>Sorter A follows a written red-card-left rule. Sorter B is fitted using labelled leaves.</w:t>
-      </w:r>
-    </w:p>
-    <w:p>
-      <w:r>
-        <w:t>How were their decision processes obtained? Where should A send blue cards?</w:t>
-      </w:r>
-    </w:p>
-    <w:p>
-      <w:r>
-        <w:t>Show your trace, calculation or evidence</w:t>
+        <w:t>Solve the supplied Rules or Learned Patterns? case and show the deciding evidence.</w:t>
+      </w:r>
+    </w:p>
+    <w:p>
+      <w:pPr>
+        <w:spacing w:line="336" w:lineRule="auto" w:after="180"/>
+      </w:pPr>
+      <w:r>
+        <w:rPr>
+          <w:b w:val="0"/>
+        </w:rPr>
+        <w:t xml:space="preserve">Sorter A follows a written red-card-left rule. Sorter B is fitted using </w:t>
+      </w:r>
+      <w:r>
+        <w:rPr>
+          <w:b/>
+        </w:rPr>
+        <w:t>label</w:t>
+      </w:r>
+      <w:r>
+        <w:rPr>
+          <w:b w:val="0"/>
+        </w:rPr>
+        <w:t>led leaves.</w:t>
+      </w:r>
+    </w:p>
+    <w:p>
+      <w:pPr>
+        <w:spacing w:line="336" w:lineRule="auto" w:after="180"/>
+        <w:shd w:fill="F5F1FB"/>
+      </w:pPr>
+      <w:r>
+        <w:rPr>
+          <w:b w:val="0"/>
+        </w:rPr>
+        <w:t xml:space="preserve">How were their decision </w:t>
+      </w:r>
+      <w:r>
+        <w:rPr>
+          <w:b/>
+        </w:rPr>
+        <w:t>process</w:t>
+      </w:r>
+      <w:r>
+        <w:rPr>
+          <w:b w:val="0"/>
+        </w:rPr>
+        <w:t>es obtained? Where should A send blue cards?</w:t>
+      </w:r>
+    </w:p>
+    <w:p>
+      <w:pPr>
+        <w:spacing w:line="336" w:lineRule="auto" w:after="180"/>
+      </w:pPr>
+      <w:r>
+        <w:rPr>
+          <w:b w:val="0"/>
+        </w:rPr>
+        <w:t xml:space="preserve">Show your trace, calculation or </w:t>
+      </w:r>
+      <w:r>
+        <w:rPr>
+          <w:b/>
+        </w:rPr>
+        <w:t>evidence</w:t>
       </w:r>
     </w:p>
     <w:p>
@@ -422,11 +692,53 @@
     </w:p>
     <w:p>
       <w:r>
-        <w:t>System A uses the written rule green means go. System B learns fruit labels from example photographs. Who supplies A's rule? What changes when B is trained on different examples?</w:t>
-      </w:r>
-    </w:p>
-    <w:p>
-      <w:r>
+        <w:t>Apply the procedure to the changed case and record why the conclusion follows.</w:t>
+      </w:r>
+    </w:p>
+    <w:p>
+      <w:pPr>
+        <w:spacing w:line="336" w:lineRule="auto" w:after="180"/>
+        <w:shd w:fill="F5F1FB"/>
+      </w:pPr>
+      <w:r>
+        <w:rPr>
+          <w:b w:val="0"/>
+        </w:rPr>
+        <w:t xml:space="preserve">System A uses the </w:t>
+      </w:r>
+      <w:r>
+        <w:rPr>
+          <w:b/>
+        </w:rPr>
+        <w:t>written rule</w:t>
+      </w:r>
+      <w:r>
+        <w:rPr>
+          <w:b w:val="0"/>
+        </w:rPr>
+        <w:t xml:space="preserve"> green means go. System B learns fruit </w:t>
+      </w:r>
+      <w:r>
+        <w:rPr>
+          <w:b/>
+        </w:rPr>
+        <w:t>label</w:t>
+      </w:r>
+      <w:r>
+        <w:rPr>
+          <w:b w:val="0"/>
+        </w:rPr>
+        <w:t>s from example photographs. Who supplies A's rule? What changes when B is trained on different examples?</w:t>
+      </w:r>
+    </w:p>
+    <w:p>
+      <w:pPr>
+        <w:spacing w:line="336" w:lineRule="auto" w:after="180"/>
+      </w:pPr>
+      <w:r>
+        <w:rPr>
+          <w:b w:val="0"/>
+        </w:rPr>
         <w:t>My independent answer and reason</w:t>
       </w:r>
     </w:p>
@@ -481,7 +793,30 @@
     </w:p>
     <w:p>
       <w:r>
-        <w:t>Create a changed input, boundary case or missing-information case. Write the expected answer or safe response before testing.</w:t>
+        <w:t>Specify a changed input, expected result and observation separately.</w:t>
+      </w:r>
+    </w:p>
+    <w:p>
+      <w:pPr>
+        <w:spacing w:line="336" w:lineRule="auto" w:after="180"/>
+      </w:pPr>
+      <w:r>
+        <w:rPr>
+          <w:b w:val="0"/>
+        </w:rPr>
+        <w:t xml:space="preserve">Create a changed </w:t>
+      </w:r>
+      <w:r>
+        <w:rPr>
+          <w:b/>
+        </w:rPr>
+        <w:t>input</w:t>
+      </w:r>
+      <w:r>
+        <w:rPr>
+          <w:b w:val="0"/>
+        </w:rPr>
+        <w:t>, boundary case or missing-information case. Write the expected answer or safe response before testing.</w:t>
       </w:r>
     </w:p>
     <w:tbl>
@@ -610,12 +945,53 @@
     </w:p>
     <w:p>
       <w:r>
-        <w:t>Draw a fixed-rule version and a learned-pattern version of the Classroom Sorter; state what evidence would justify the learned version.</w:t>
-      </w:r>
-    </w:p>
-    <w:p>
-      <w:r>
-        <w:t>The project change and evidence I will keep</w:t>
+        <w:t>Justify what Rules or Learned Patterns? adds to Helpful Classroom Sorter and keep the evidence.</w:t>
+      </w:r>
+    </w:p>
+    <w:p>
+      <w:pPr>
+        <w:spacing w:line="336" w:lineRule="auto" w:after="180"/>
+      </w:pPr>
+      <w:r>
+        <w:rPr>
+          <w:b w:val="0"/>
+        </w:rPr>
+        <w:t xml:space="preserve">Draw a fixed-rule version and a learned-pattern version of the Classroom Sorter; state what </w:t>
+      </w:r>
+      <w:r>
+        <w:rPr>
+          <w:b/>
+        </w:rPr>
+        <w:t>evidence</w:t>
+      </w:r>
+      <w:r>
+        <w:rPr>
+          <w:b w:val="0"/>
+        </w:rPr>
+        <w:t xml:space="preserve"> would justify the learned version.</w:t>
+      </w:r>
+    </w:p>
+    <w:p>
+      <w:pPr>
+        <w:spacing w:line="336" w:lineRule="auto" w:after="180"/>
+      </w:pPr>
+      <w:r>
+        <w:rPr>
+          <w:b w:val="0"/>
+        </w:rPr>
+        <w:t xml:space="preserve">The project change and </w:t>
+      </w:r>
+      <w:r>
+        <w:rPr>
+          <w:b/>
+        </w:rPr>
+        <w:t>evidence</w:t>
+      </w:r>
+      <w:r>
+        <w:rPr>
+          <w:b w:val="0"/>
+        </w:rPr>
+        <w:t xml:space="preserve"> I will keep</w:t>
       </w:r>
     </w:p>
     <w:p>
@@ -661,11 +1037,54 @@
     </w:p>
     <w:p>
       <w:r>
-        <w:t>I can explain the mechanism. I can show evidence. I can handle a changed case. I can name a limit. Mark each as not yet, with help or independently, and attach supporting work.</w:t>
-      </w:r>
-    </w:p>
-    <w:p>
-      <w:r>
+        <w:t>Judge explanation, evidence, transfer and limits separately; attach the work behind your judgement.</w:t>
+      </w:r>
+    </w:p>
+    <w:p>
+      <w:pPr>
+        <w:pStyle w:val="ListBullet"/>
+      </w:pPr>
+      <w:r>
+        <w:t>I can explain the mechanism.</w:t>
+      </w:r>
+    </w:p>
+    <w:p>
+      <w:pPr>
+        <w:pStyle w:val="ListBullet"/>
+      </w:pPr>
+      <w:r>
+        <w:t>I can show evidence.</w:t>
+      </w:r>
+    </w:p>
+    <w:p>
+      <w:pPr>
+        <w:pStyle w:val="ListBullet"/>
+      </w:pPr>
+      <w:r>
+        <w:t>I can handle a changed case.</w:t>
+      </w:r>
+    </w:p>
+    <w:p>
+      <w:pPr>
+        <w:pStyle w:val="ListBullet"/>
+      </w:pPr>
+      <w:r>
+        <w:t>I can name a limit.</w:t>
+      </w:r>
+    </w:p>
+    <w:p>
+      <w:r>
+        <w:t>Mark each as not yet, with help or independently, and attach supporting work.</w:t>
+      </w:r>
+    </w:p>
+    <w:p>
+      <w:pPr>
+        <w:spacing w:line="336" w:lineRule="auto" w:after="180"/>
+      </w:pPr>
+      <w:r>
+        <w:rPr>
+          <w:b w:val="0"/>
+        </w:rPr>
         <w:t>Teacher review ____________________  Next step ____________________</w:t>
       </w:r>
     </w:p>
@@ -679,7 +1098,67 @@
     </w:p>
     <w:p>
       <w:r>
-        <w:t>Sorter A follows 'red left, blue right'. Sorter B was trained using labelled red and blue cards. Both send a purple card left. Does their shared output show that they used the same process? What evidence is missing?</w:t>
+        <w:t>Use this earlier case as transfer practice. A case already discussed with feedback is not fresh assessment evidence.</w:t>
+      </w:r>
+    </w:p>
+    <w:p>
+      <w:pPr>
+        <w:spacing w:line="336" w:lineRule="auto" w:after="180"/>
+        <w:shd w:fill="F5F1FB"/>
+      </w:pPr>
+      <w:r>
+        <w:rPr>
+          <w:b w:val="0"/>
+        </w:rPr>
+        <w:t xml:space="preserve">Sorter A follows 'red left, blue right'. Sorter B was trained using </w:t>
+      </w:r>
+      <w:r>
+        <w:rPr>
+          <w:b/>
+        </w:rPr>
+        <w:t>label</w:t>
+      </w:r>
+      <w:r>
+        <w:rPr>
+          <w:b w:val="0"/>
+        </w:rPr>
+        <w:t xml:space="preserve">led red and blue cards. Both send a purple card left. Does their shared </w:t>
+      </w:r>
+      <w:r>
+        <w:rPr>
+          <w:b/>
+        </w:rPr>
+        <w:t>output</w:t>
+      </w:r>
+      <w:r>
+        <w:rPr>
+          <w:b w:val="0"/>
+        </w:rPr>
+        <w:t xml:space="preserve"> show that they used the same </w:t>
+      </w:r>
+      <w:r>
+        <w:rPr>
+          <w:b/>
+        </w:rPr>
+        <w:t>process</w:t>
+      </w:r>
+      <w:r>
+        <w:rPr>
+          <w:b w:val="0"/>
+        </w:rPr>
+        <w:t xml:space="preserve">? What </w:t>
+      </w:r>
+      <w:r>
+        <w:rPr>
+          <w:b/>
+        </w:rPr>
+        <w:t>evidence</w:t>
+      </w:r>
+      <w:r>
+        <w:rPr>
+          <w:b w:val="0"/>
+        </w:rPr>
+        <w:t xml:space="preserve"> is missing?</w:t>
       </w:r>
     </w:p>
     <w:p>
@@ -726,7 +1205,13 @@
       </w:r>
     </w:p>
     <w:p>
-      <w:r>
+      <w:pPr>
+        <w:spacing w:line="336" w:lineRule="auto" w:after="180"/>
+      </w:pPr>
+      <w:r>
+        <w:rPr>
+          <w:b w:val="0"/>
+        </w:rPr>
         <w:t>Record support used: none, hint or teacher explanation.</w:t>
       </w:r>
     </w:p>
@@ -740,7 +1225,30 @@
     </w:p>
     <w:p>
       <w:r>
-        <w:t>Use wide when width is at least 5 cm. Predict the label for widths 4, 5 and 6. Then state what changes if the rule uses greater than 5 instead.</w:t>
+        <w:t>Execute before fitting. Apply the supplied Rules or Learned Patterns? facts and keep your reasoning.</w:t>
+      </w:r>
+    </w:p>
+    <w:p>
+      <w:pPr>
+        <w:spacing w:line="336" w:lineRule="auto" w:after="180"/>
+      </w:pPr>
+      <w:r>
+        <w:rPr>
+          <w:b w:val="0"/>
+        </w:rPr>
+        <w:t xml:space="preserve">Use wide when width is at least 5 cm. Predict the </w:t>
+      </w:r>
+      <w:r>
+        <w:rPr>
+          <w:b/>
+        </w:rPr>
+        <w:t>label</w:t>
+      </w:r>
+      <w:r>
+        <w:rPr>
+          <w:b w:val="0"/>
+        </w:rPr>
+        <w:t xml:space="preserve"> for widths 4, 5 and 6. Then state what changes if the rule uses greater than 5 instead.</w:t>
       </w:r>
     </w:p>
     <w:p>
@@ -786,7 +1294,42 @@
     </w:p>
     <w:p>
       <w:r>
-        <w:t>Widths 1, 3, 5, 7 have labels narrow, narrow, wide, wide. For candidates 3 and 5, list all predictions using wide when width is at least the candidate. Count disagreements and select the lower-error candidate.</w:t>
+        <w:t>Complete the supported comparison. Apply the supplied Rules or Learned Patterns? facts and keep your reasoning.</w:t>
+      </w:r>
+    </w:p>
+    <w:p>
+      <w:pPr>
+        <w:spacing w:line="336" w:lineRule="auto" w:after="180"/>
+      </w:pPr>
+      <w:r>
+        <w:rPr>
+          <w:b w:val="0"/>
+        </w:rPr>
+        <w:t xml:space="preserve">Widths 1, 3, 5, 7 have </w:t>
+      </w:r>
+      <w:r>
+        <w:rPr>
+          <w:b/>
+        </w:rPr>
+        <w:t>label</w:t>
+      </w:r>
+      <w:r>
+        <w:rPr>
+          <w:b w:val="0"/>
+        </w:rPr>
+        <w:t xml:space="preserve">s narrow, narrow, wide, wide. For candidates 3 and 5, list all </w:t>
+      </w:r>
+      <w:r>
+        <w:rPr>
+          <w:b/>
+        </w:rPr>
+        <w:t>prediction</w:t>
+      </w:r>
+      <w:r>
+        <w:rPr>
+          <w:b w:val="0"/>
+        </w:rPr>
+        <w:t>s using wide when width is at least the candidate. Count disagreements and select the lower-error candidate.</w:t>
       </w:r>
     </w:p>
     <w:p>
@@ -837,7 +1380,54 @@
     </w:p>
     <w:p>
       <w:r>
-        <w:t>For the worked widths 2, 4, 6, 8 with labels narrow, narrow, wide, wide, compare thresholds 5 and 6. Give a width where they predict differently. Explain why the four fitting examples cannot decide that case.</w:t>
+        <w:t>Make a tie visible. Apply the supplied Rules or Learned Patterns? facts and keep your reasoning.</w:t>
+      </w:r>
+    </w:p>
+    <w:p>
+      <w:pPr>
+        <w:spacing w:line="336" w:lineRule="auto" w:after="180"/>
+      </w:pPr>
+      <w:r>
+        <w:rPr>
+          <w:b w:val="0"/>
+        </w:rPr>
+        <w:t xml:space="preserve">For the worked widths 2, 4, 6, 8 with </w:t>
+      </w:r>
+      <w:r>
+        <w:rPr>
+          <w:b/>
+        </w:rPr>
+        <w:t>label</w:t>
+      </w:r>
+      <w:r>
+        <w:rPr>
+          <w:b w:val="0"/>
+        </w:rPr>
+        <w:t xml:space="preserve">s narrow, narrow, wide, wide, compare </w:t>
+      </w:r>
+      <w:r>
+        <w:rPr>
+          <w:b/>
+        </w:rPr>
+        <w:t>threshold</w:t>
+      </w:r>
+      <w:r>
+        <w:rPr>
+          <w:b w:val="0"/>
+        </w:rPr>
+        <w:t xml:space="preserve">s 5 and 6. Give a width where they predict differently. Explain why the four </w:t>
+      </w:r>
+      <w:r>
+        <w:rPr>
+          <w:b/>
+        </w:rPr>
+        <w:t>fitting</w:t>
+      </w:r>
+      <w:r>
+        <w:rPr>
+          <w:b w:val="0"/>
+        </w:rPr>
+        <w:t xml:space="preserve"> examples cannot decide that case.</w:t>
       </w:r>
     </w:p>
     <w:p>
@@ -888,7 +1478,65 @@
     </w:p>
     <w:p>
       <w:r>
-        <w:t>A fictional sorting task has lengths 2, 5, 7, 9 cm with labels short, short, long, long. Candidate rules predict long when length is at least 5 or at least 7. List predictions and errors for both, choose one, and predict a new length of 6 before any label is revealed. State one limit of your conclusion.</w:t>
+        <w:t>Attempt before feedback. If this repeats the selected independent case, reuse that first attempt; otherwise keep a separate record. Fit a new paper classifier. Apply the supplied Rules or Learned Patterns? facts and keep your reasoning.</w:t>
+      </w:r>
+    </w:p>
+    <w:p>
+      <w:pPr>
+        <w:spacing w:line="336" w:lineRule="auto" w:after="180"/>
+      </w:pPr>
+      <w:r>
+        <w:rPr>
+          <w:b w:val="0"/>
+        </w:rPr>
+        <w:t xml:space="preserve">A fictional sorting task has lengths 2, 5, 7, 9 cm with </w:t>
+      </w:r>
+      <w:r>
+        <w:rPr>
+          <w:b/>
+        </w:rPr>
+        <w:t>label</w:t>
+      </w:r>
+      <w:r>
+        <w:rPr>
+          <w:b w:val="0"/>
+        </w:rPr>
+        <w:t>s short, short, long, long. Candidate rules predict long when length is at least 5 or at least 7.</w:t>
+      </w:r>
+    </w:p>
+    <w:p>
+      <w:pPr>
+        <w:spacing w:line="336" w:lineRule="auto" w:after="180"/>
+      </w:pPr>
+      <w:r>
+        <w:rPr>
+          <w:b w:val="0"/>
+        </w:rPr>
+        <w:t xml:space="preserve">List </w:t>
+      </w:r>
+      <w:r>
+        <w:rPr>
+          <w:b/>
+        </w:rPr>
+        <w:t>prediction</w:t>
+      </w:r>
+      <w:r>
+        <w:rPr>
+          <w:b w:val="0"/>
+        </w:rPr>
+        <w:t xml:space="preserve">s and errors for both, choose one, and predict a new length of 6 before any </w:t>
+      </w:r>
+      <w:r>
+        <w:rPr>
+          <w:b/>
+        </w:rPr>
+        <w:t>label</w:t>
+      </w:r>
+      <w:r>
+        <w:rPr>
+          <w:b w:val="0"/>
+        </w:rPr>
+        <w:t xml:space="preserve"> is revealed. State one limit of your conclusion.</w:t>
       </w:r>
     </w:p>
     <w:p>
@@ -949,7 +1597,30 @@
     </w:p>
     <w:p>
       <w:r>
-        <w:t>A learner sees that their final-check card was predicted incorrectly, changes the threshold to match it and reports the same card as an unseen test. Explain the problem and propose a valid next check.</w:t>
+        <w:t>Keep the check honest. Apply the supplied Rules or Learned Patterns? facts and keep your reasoning.</w:t>
+      </w:r>
+    </w:p>
+    <w:p>
+      <w:pPr>
+        <w:spacing w:line="336" w:lineRule="auto" w:after="180"/>
+      </w:pPr>
+      <w:r>
+        <w:rPr>
+          <w:b w:val="0"/>
+        </w:rPr>
+        <w:t xml:space="preserve">A learner sees that their final-check card was predicted incorrectly, changes the </w:t>
+      </w:r>
+      <w:r>
+        <w:rPr>
+          <w:b/>
+        </w:rPr>
+        <w:t>threshold</w:t>
+      </w:r>
+      <w:r>
+        <w:rPr>
+          <w:b w:val="0"/>
+        </w:rPr>
+        <w:t xml:space="preserve"> to match it and reports the same card as an unseen test. Explain the problem and propose a valid next check.</w:t>
       </w:r>
     </w:p>
     <w:p>
@@ -991,6 +1662,11 @@
       </w:pPr>
       <w:r>
         <w:t>17. Feedback, return check and learning record</w:t>
+      </w:r>
+    </w:p>
+    <w:p>
+      <w:r>
+        <w:t>Record the first repaired step and a different case to revisit after a delay.</w:t>
       </w:r>
     </w:p>
     <w:tbl>
@@ -1130,7 +1806,13 @@
       </w:tr>
     </w:tbl>
     <w:p>
-      <w:r>
+      <w:pPr>
+        <w:spacing w:line="336" w:lineRule="auto" w:after="180"/>
+      </w:pPr>
+      <w:r>
+        <w:rPr>
+          <w:b w:val="0"/>
+        </w:rPr>
         <w:t>Revisit this idea with your teacher after a delay. Familiarity is different from explaining and using it on a changed case.</w:t>
       </w:r>
     </w:p>
@@ -1144,16 +1826,57 @@
     </w:p>
     <w:p>
       <w:r>
+        <w:t>A fictional paper sorter learns a size boundary for toy pebbles. Explain the labelled step before checking the changed condition.</w:t>
+      </w:r>
+    </w:p>
+    <w:p>
+      <w:pPr>
+        <w:spacing w:line="336" w:lineRule="auto" w:after="180"/>
+      </w:pPr>
+      <w:r>
+        <w:rPr>
+          <w:b w:val="0"/>
+        </w:rPr>
         <w:t>A fictional paper sorter learns a size boundary for toy pebbles.</w:t>
       </w:r>
     </w:p>
     <w:p>
-      <w:r>
-        <w:t>Training diameters are 1,3,5,7 cm with labels small,small,large,large.</w:t>
-      </w:r>
-    </w:p>
-    <w:p>
-      <w:r>
+      <w:pPr>
+        <w:spacing w:line="336" w:lineRule="auto" w:after="180"/>
+      </w:pPr>
+      <w:r>
+        <w:rPr>
+          <w:b/>
+        </w:rPr>
+        <w:t>Training</w:t>
+      </w:r>
+      <w:r>
+        <w:rPr>
+          <w:b w:val="0"/>
+        </w:rPr>
+        <w:t xml:space="preserve"> diameters are 1,3,5,7 cm with </w:t>
+      </w:r>
+      <w:r>
+        <w:rPr>
+          <w:b/>
+        </w:rPr>
+        <w:t>label</w:t>
+      </w:r>
+      <w:r>
+        <w:rPr>
+          <w:b w:val="0"/>
+        </w:rPr>
+        <w:t>s small,small,large,large.</w:t>
+      </w:r>
+    </w:p>
+    <w:p>
+      <w:pPr>
+        <w:spacing w:line="336" w:lineRule="auto" w:after="180"/>
+      </w:pPr>
+      <w:r>
+        <w:rPr>
+          <w:b w:val="0"/>
+        </w:rPr>
         <w:t>Compare large-at-least-3 with large-at-least-5; choose fewer errors.</w:t>
       </w:r>
     </w:p>
@@ -1230,8 +1953,26 @@
       </w:r>
     </w:p>
     <w:p>
-      <w:r>
-        <w:t>Show which stage used labels and which stage used only the new measurement.</w:t>
+      <w:pPr>
+        <w:spacing w:line="336" w:lineRule="auto" w:after="180"/>
+      </w:pPr>
+      <w:r>
+        <w:rPr>
+          <w:b w:val="0"/>
+        </w:rPr>
+        <w:t xml:space="preserve">Show which stage used </w:t>
+      </w:r>
+      <w:r>
+        <w:rPr>
+          <w:b/>
+        </w:rPr>
+        <w:t>label</w:t>
+      </w:r>
+      <w:r>
+        <w:rPr>
+          <w:b w:val="0"/>
+        </w:rPr>
+        <w:t>s and which stage used only the new measurement.</w:t>
       </w:r>
     </w:p>
     <w:p>
@@ -1273,12 +2014,45 @@
       </w:r>
     </w:p>
     <w:p>
-      <w:r>
-        <w:t>Support used: alone / hint / worked example. This record is practice evidence.</w:t>
-      </w:r>
-    </w:p>
-    <w:p>
-      <w:r>
+      <w:pPr>
+        <w:pStyle w:val="Heading3"/>
+      </w:pPr>
+      <w:r>
+        <w:t>Record the help used</w:t>
+      </w:r>
+    </w:p>
+    <w:p>
+      <w:pPr>
+        <w:spacing w:line="336" w:lineRule="auto" w:after="180"/>
+        <w:shd w:fill="F1F6F8"/>
+      </w:pPr>
+      <w:r>
+        <w:rPr>
+          <w:b w:val="0"/>
+        </w:rPr>
+        <w:t xml:space="preserve">Support used: alone / hint / worked example. This record is practice </w:t>
+      </w:r>
+      <w:r>
+        <w:rPr>
+          <w:b/>
+        </w:rPr>
+        <w:t>evidence</w:t>
+      </w:r>
+      <w:r>
+        <w:rPr>
+          <w:b w:val="0"/>
+        </w:rPr>
+        <w:t>.</w:t>
+      </w:r>
+    </w:p>
+    <w:p>
+      <w:pPr>
+        <w:spacing w:line="336" w:lineRule="auto" w:after="180"/>
+      </w:pPr>
+      <w:r>
+        <w:rPr>
+          <w:b w:val="0"/>
+        </w:rPr>
         <w:t>Project connection: Document whether the sorter’s rules were teacher-written or chosen from examples, retaining candidate errors.</w:t>
       </w:r>
     </w:p>
@@ -1292,16 +2066,51 @@
     </w:p>
     <w:p>
       <w:r>
+        <w:t>Keep this week’s input, deciding step, result and limit together in the Helpful Classroom Sorter record.</w:t>
+      </w:r>
+    </w:p>
+    <w:p>
+      <w:pPr>
+        <w:spacing w:line="336" w:lineRule="auto" w:after="180"/>
+      </w:pPr>
+      <w:r>
+        <w:rPr>
+          <w:b w:val="0"/>
+        </w:rPr>
         <w:t>Project: Helpful Classroom Sorter</w:t>
       </w:r>
     </w:p>
     <w:p>
-      <w:r>
-        <w:t>Current milestone: Frame the need. Name the user, the problem, allowed inputs and a safe simple starting method.</w:t>
-      </w:r>
-    </w:p>
-    <w:p>
-      <w:r>
+      <w:pPr>
+        <w:spacing w:line="336" w:lineRule="auto" w:after="180"/>
+      </w:pPr>
+      <w:r>
+        <w:rPr>
+          <w:b w:val="0"/>
+        </w:rPr>
+        <w:t xml:space="preserve">Current milestone: Frame the need. Name the user, the problem, allowed </w:t>
+      </w:r>
+      <w:r>
+        <w:rPr>
+          <w:b/>
+        </w:rPr>
+        <w:t>input</w:t>
+      </w:r>
+      <w:r>
+        <w:rPr>
+          <w:b w:val="0"/>
+        </w:rPr>
+        <w:t>s and a safe simple starting method.</w:t>
+      </w:r>
+    </w:p>
+    <w:p>
+      <w:pPr>
+        <w:spacing w:line="336" w:lineRule="auto" w:after="180"/>
+      </w:pPr>
+      <w:r>
+        <w:rPr>
+          <w:b w:val="0"/>
+        </w:rPr>
         <w:t>Document whether the sorter’s rules were teacher-written or chosen from examples, retaining candidate errors.</w:t>
       </w:r>
     </w:p>
@@ -1464,11 +2273,28 @@
     </w:p>
     <w:p>
       <w:r>
+        <w:t>Try the supported questions before comparing with hints and feedback. Record what you repaired and the evidence you retained.</w:t>
+      </w:r>
+    </w:p>
+    <w:p>
+      <w:pPr>
+        <w:spacing w:line="336" w:lineRule="auto" w:after="180"/>
+      </w:pPr>
+      <w:r>
+        <w:rPr>
+          <w:b w:val="0"/>
+        </w:rPr>
         <w:t>Use this supported practice once, in the browser or on paper. Keep the reserved independent assessment for a separate first attempt before teacher feedback.</w:t>
       </w:r>
     </w:p>
     <w:p>
-      <w:r>
+      <w:pPr>
+        <w:spacing w:line="336" w:lineRule="auto" w:after="180"/>
+      </w:pPr>
+      <w:r>
+        <w:rPr>
+          <w:b w:val="0"/>
+        </w:rPr>
         <w:t>A fictional paper sorter learns a size boundary for toy pebbles.</w:t>
       </w:r>
     </w:p>
@@ -1481,27 +2307,85 @@
       </w:r>
     </w:p>
     <w:p>
-      <w:r>
-        <w:t>Which labelled step matches this detail? Selected boundary 5 predicts small for a new diameter 4.</w:t>
-      </w:r>
-    </w:p>
-    <w:p>
-      <w:r>
-        <w:t>1. Training examples</w:t>
-      </w:r>
-    </w:p>
-    <w:p>
-      <w:r>
+      <w:pPr>
+        <w:spacing w:line="336" w:lineRule="auto" w:after="180"/>
+      </w:pPr>
+      <w:r>
+        <w:rPr>
+          <w:b w:val="0"/>
+        </w:rPr>
+        <w:t xml:space="preserve">Which </w:t>
+      </w:r>
+      <w:r>
+        <w:rPr>
+          <w:b/>
+        </w:rPr>
+        <w:t>label</w:t>
+      </w:r>
+      <w:r>
+        <w:rPr>
+          <w:b w:val="0"/>
+        </w:rPr>
+        <w:t>led step matches this detail? Selected boundary 5 predicts small for a new diameter 4.</w:t>
+      </w:r>
+    </w:p>
+    <w:p>
+      <w:pPr>
+        <w:spacing w:line="336" w:lineRule="auto" w:after="180"/>
+        <w:shd w:fill="F4F9FC"/>
+      </w:pPr>
+      <w:r>
+        <w:rPr>
+          <w:b w:val="0"/>
+        </w:rPr>
+        <w:t xml:space="preserve">1. </w:t>
+      </w:r>
+      <w:r>
+        <w:rPr>
+          <w:b/>
+        </w:rPr>
+        <w:t>Training</w:t>
+      </w:r>
+      <w:r>
+        <w:rPr>
+          <w:b w:val="0"/>
+        </w:rPr>
+        <w:t xml:space="preserve"> examples</w:t>
+      </w:r>
+    </w:p>
+    <w:p>
+      <w:pPr>
+        <w:spacing w:line="336" w:lineRule="auto" w:after="180"/>
+        <w:shd w:fill="F4F9FC"/>
+      </w:pPr>
+      <w:r>
+        <w:rPr>
+          <w:b w:val="0"/>
+        </w:rPr>
         <w:t>2. Candidate 3</w:t>
       </w:r>
     </w:p>
     <w:p>
-      <w:r>
+      <w:pPr>
+        <w:spacing w:line="336" w:lineRule="auto" w:after="180"/>
+        <w:shd w:fill="F4F9FC"/>
+      </w:pPr>
+      <w:r>
+        <w:rPr>
+          <w:b w:val="0"/>
+        </w:rPr>
         <w:t>3. Candidate 5</w:t>
       </w:r>
     </w:p>
     <w:p>
-      <w:r>
+      <w:pPr>
+        <w:spacing w:line="336" w:lineRule="auto" w:after="180"/>
+        <w:shd w:fill="F4F9FC"/>
+      </w:pPr>
+      <w:r>
+        <w:rPr>
+          <w:b w:val="0"/>
+        </w:rPr>
         <w:t>4. New pebble</w:t>
       </w:r>
     </w:p>
@@ -1539,41 +2423,167 @@
       </w:r>
     </w:p>
     <w:p>
-      <w:r>
+      <w:pPr>
+        <w:pStyle w:val="Heading3"/>
+      </w:pPr>
+      <w:r>
+        <w:t>Hint · try first</w:t>
+      </w:r>
+    </w:p>
+    <w:p>
+      <w:pPr>
+        <w:spacing w:line="336" w:lineRule="auto" w:after="180"/>
+        <w:shd w:fill="F1F6F8"/>
+      </w:pPr>
+      <w:r>
+        <w:rPr>
+          <w:b w:val="0"/>
+        </w:rPr>
         <w:t>Hint if needed: Read the steps in the pictorial case. Match the supplied detail to the stage that performs or records it.</w:t>
       </w:r>
     </w:p>
     <w:p>
-      <w:r>
-        <w:t>After your attempt, compare with the supported explanation: New pebble Selected boundary 5 predicts small for a new diameter 4. The learning procedure compares candidate rules against supplied examples and selects boundary 5. Applying that boundary to diameter 4 is a later prediction step. An explicit threshold can be selected from data; being easy to write does not make its origin unknowable.</w:t>
-      </w:r>
-    </w:p>
-    <w:p>
       <w:pPr>
         <w:pStyle w:val="Heading3"/>
       </w:pPr>
       <w:r>
+        <w:t>Feedback · compare after trying</w:t>
+      </w:r>
+    </w:p>
+    <w:p>
+      <w:pPr>
+        <w:spacing w:line="336" w:lineRule="auto" w:after="180"/>
+        <w:shd w:fill="F1F6FC"/>
+      </w:pPr>
+      <w:r>
+        <w:rPr>
+          <w:b w:val="0"/>
+        </w:rPr>
+        <w:t>After your attempt, compare with the supported explanation: New pebble Selected boundary 5 predicts small for a new diameter 4. The learning procedure compares candidate rules against supplied examples and selects boundary 5.</w:t>
+      </w:r>
+    </w:p>
+    <w:p>
+      <w:pPr>
+        <w:spacing w:line="336" w:lineRule="auto" w:after="180"/>
+        <w:shd w:fill="F1F6FC"/>
+      </w:pPr>
+      <w:r>
+        <w:rPr>
+          <w:b w:val="0"/>
+        </w:rPr>
+        <w:t xml:space="preserve">Applying that boundary to diameter 4 is a later </w:t>
+      </w:r>
+      <w:r>
+        <w:rPr>
+          <w:b/>
+        </w:rPr>
+        <w:t>prediction</w:t>
+      </w:r>
+      <w:r>
+        <w:rPr>
+          <w:b w:val="0"/>
+        </w:rPr>
+        <w:t xml:space="preserve"> step. An explicit </w:t>
+      </w:r>
+      <w:r>
+        <w:rPr>
+          <w:b/>
+        </w:rPr>
+        <w:t>threshold</w:t>
+      </w:r>
+      <w:r>
+        <w:rPr>
+          <w:b w:val="0"/>
+        </w:rPr>
+        <w:t xml:space="preserve"> can be selected from data; being easy to write does not make its origin unknowable.</w:t>
+      </w:r>
+    </w:p>
+    <w:p>
+      <w:pPr>
+        <w:pStyle w:val="Heading3"/>
+      </w:pPr>
+      <w:r>
         <w:t>Practice 2: explain the deciding evidence</w:t>
       </w:r>
     </w:p>
     <w:p>
-      <w:r>
+      <w:pPr>
+        <w:pStyle w:val="Heading3"/>
+      </w:pPr>
+      <w:r>
+        <w:t>Changed case · predict first</w:t>
+      </w:r>
+    </w:p>
+    <w:p>
+      <w:pPr>
+        <w:spacing w:line="336" w:lineRule="auto" w:after="180"/>
+        <w:shd w:fill="F5F1FB"/>
+      </w:pPr>
+      <w:r>
+        <w:rPr>
+          <w:b w:val="0"/>
+        </w:rPr>
         <w:t>Changed-case practice: Give a new pebble diameter 5 instead of 4. Which conclusion is supported by the supplied facts?</w:t>
       </w:r>
     </w:p>
     <w:p>
-      <w:r>
+      <w:pPr>
+        <w:spacing w:line="336" w:lineRule="auto" w:after="180"/>
+        <w:shd w:fill="F4F9FC"/>
+      </w:pPr>
+      <w:r>
+        <w:rPr>
+          <w:b w:val="0"/>
+        </w:rPr>
         <w:t>1. The selected rule predicts large.</w:t>
       </w:r>
     </w:p>
     <w:p>
-      <w:r>
-        <w:t>2. We can decide the result without examining the changed input or the procedure.</w:t>
-      </w:r>
-    </w:p>
-    <w:p>
-      <w:r>
-        <w:t>3. This one example guarantees correct results for every future input.</w:t>
+      <w:pPr>
+        <w:spacing w:line="336" w:lineRule="auto" w:after="180"/>
+        <w:shd w:fill="F4F9FC"/>
+      </w:pPr>
+      <w:r>
+        <w:rPr>
+          <w:b w:val="0"/>
+        </w:rPr>
+        <w:t xml:space="preserve">2. We can decide the result without examining the changed </w:t>
+      </w:r>
+      <w:r>
+        <w:rPr>
+          <w:b/>
+        </w:rPr>
+        <w:t>input</w:t>
+      </w:r>
+      <w:r>
+        <w:rPr>
+          <w:b w:val="0"/>
+        </w:rPr>
+        <w:t xml:space="preserve"> or the procedure.</w:t>
+      </w:r>
+    </w:p>
+    <w:p>
+      <w:pPr>
+        <w:spacing w:line="336" w:lineRule="auto" w:after="180"/>
+        <w:shd w:fill="F4F9FC"/>
+      </w:pPr>
+      <w:r>
+        <w:rPr>
+          <w:b w:val="0"/>
+        </w:rPr>
+        <w:t xml:space="preserve">3. This one example guarantees correct results for every future </w:t>
+      </w:r>
+      <w:r>
+        <w:rPr>
+          <w:b/>
+        </w:rPr>
+        <w:t>input</w:t>
+      </w:r>
+      <w:r>
+        <w:rPr>
+          <w:b w:val="0"/>
+        </w:rPr>
+        <w:t>.</w:t>
       </w:r>
     </w:p>
     <w:p>
@@ -1610,12 +2620,42 @@
       </w:r>
     </w:p>
     <w:p>
-      <w:r>
+      <w:pPr>
+        <w:pStyle w:val="Heading3"/>
+      </w:pPr>
+      <w:r>
+        <w:t>Hint · try first</w:t>
+      </w:r>
+    </w:p>
+    <w:p>
+      <w:pPr>
+        <w:spacing w:line="336" w:lineRule="auto" w:after="180"/>
+        <w:shd w:fill="F1F6F8"/>
+      </w:pPr>
+      <w:r>
+        <w:rPr>
+          <w:b w:val="0"/>
+        </w:rPr>
         <w:t>Hint if needed: Use the changed condition and the deciding step in the pictorial trace. The answer must say what follows from those facts.</w:t>
       </w:r>
     </w:p>
     <w:p>
-      <w:r>
+      <w:pPr>
+        <w:pStyle w:val="Heading3"/>
+      </w:pPr>
+      <w:r>
+        <w:t>Feedback · compare after trying</w:t>
+      </w:r>
+    </w:p>
+    <w:p>
+      <w:pPr>
+        <w:spacing w:line="336" w:lineRule="auto" w:after="180"/>
+        <w:shd w:fill="F1F6FC"/>
+      </w:pPr>
+      <w:r>
+        <w:rPr>
+          <w:b w:val="0"/>
+        </w:rPr>
         <w:t>After your attempt, compare with the supported explanation: The selected rule predicts large. At least includes equality, so 5 meets the boundary.</w:t>
       </w:r>
     </w:p>
@@ -1628,13 +2668,47 @@
       </w:r>
     </w:p>
     <w:p>
-      <w:r>
-        <w:t>Review Sensors Are Messengers (ai-1/3). Goal: Describe a measurement using its quantity, value, unit and conditions. Short practice: Why can we calculate the earlier gap but not predict an exact new B reading?. Return to this week and explain what you changed.</w:t>
-      </w:r>
-    </w:p>
-    <w:p>
-      <w:r>
-        <w:t>Review AI or Not? (ai-1/1). Goal: Distinguish an observed result from an explanation of how it was produced. Short practice: Point to the learned stage. Does the changed display prove the weather forecast changed?. Return to this week and explain what you changed.</w:t>
+      <w:pPr>
+        <w:spacing w:line="336" w:lineRule="auto" w:after="180"/>
+      </w:pPr>
+      <w:r>
+        <w:rPr>
+          <w:b w:val="0"/>
+        </w:rPr>
+        <w:t>Review Sensors Are Messengers (ai-1/3). Goal: Describe a measurement using its quantity, value, unit and conditions. Short practice: Why can we calculate the earlier gap but not predict an exact new B reading?.</w:t>
+      </w:r>
+    </w:p>
+    <w:p>
+      <w:pPr>
+        <w:spacing w:line="336" w:lineRule="auto" w:after="180"/>
+      </w:pPr>
+      <w:r>
+        <w:rPr>
+          <w:b w:val="0"/>
+        </w:rPr>
+        <w:t>Return to this week and explain what you changed.</w:t>
+      </w:r>
+    </w:p>
+    <w:p>
+      <w:pPr>
+        <w:spacing w:line="336" w:lineRule="auto" w:after="180"/>
+      </w:pPr>
+      <w:r>
+        <w:rPr>
+          <w:b w:val="0"/>
+        </w:rPr>
+        <w:t>Review AI or Not? (ai-1/1). Goal: Distinguish an observed result from an explanation of how it was produced. Short practice: Point to the learned stage. Does the changed display prove the weather forecast changed?.</w:t>
+      </w:r>
+    </w:p>
+    <w:p>
+      <w:pPr>
+        <w:spacing w:line="336" w:lineRule="auto" w:after="180"/>
+      </w:pPr>
+      <w:r>
+        <w:rPr>
+          <w:b w:val="0"/>
+        </w:rPr>
+        <w:t>Return to this week and explain what you changed.</w:t>
       </w:r>
     </w:p>
     <w:p>
@@ -1646,8 +2720,37 @@
       </w:r>
     </w:p>
     <w:p>
-      <w:r>
-        <w:t>Use Download completed work in the hosted lesson to export your answers, reflections, practice feedback and code-run evidence. Open the HTML copy to read or print it. Drafts stay in this browser when storage is available; clear drafts on a shared device.</w:t>
+      <w:pPr>
+        <w:spacing w:line="336" w:lineRule="auto" w:after="180"/>
+      </w:pPr>
+      <w:r>
+        <w:rPr>
+          <w:b w:val="0"/>
+        </w:rPr>
+        <w:t xml:space="preserve">Use Download completed work in the hosted lesson to export your answers, reflections, practice feedback and code-run </w:t>
+      </w:r>
+      <w:r>
+        <w:rPr>
+          <w:b/>
+        </w:rPr>
+        <w:t>evidence</w:t>
+      </w:r>
+      <w:r>
+        <w:rPr>
+          <w:b w:val="0"/>
+        </w:rPr>
+        <w:t>. Open the HTML copy to read or print it.</w:t>
+      </w:r>
+    </w:p>
+    <w:p>
+      <w:pPr>
+        <w:spacing w:line="336" w:lineRule="auto" w:after="180"/>
+      </w:pPr>
+      <w:r>
+        <w:rPr>
+          <w:b w:val="0"/>
+        </w:rPr>
+        <w:t>Drafts stay in this browser when storage is available; clear drafts on a shared device.</w:t>
       </w:r>
     </w:p>
     <w:p>
@@ -1661,6 +2764,802 @@
     <w:p>
       <w:r>
         <w:t>________________________________________________________________</w:t>
+      </w:r>
+    </w:p>
+    <w:p>
+      <w:r>
+        <w:t>________________________________________________________________</w:t>
+      </w:r>
+    </w:p>
+    <w:p>
+      <w:r>
+        <w:t>________________________________________________________________</w:t>
+      </w:r>
+    </w:p>
+    <w:p>
+      <w:r>
+        <w:t>________________________________________________________________</w:t>
+      </w:r>
+    </w:p>
+    <w:p>
+      <w:r>
+        <w:t>________________________________________________________________</w:t>
+      </w:r>
+    </w:p>
+    <w:p>
+      <w:pPr>
+        <w:pStyle w:val="Heading1"/>
+      </w:pPr>
+      <w:r>
+        <w:t>21. Visual concept journey</w:t>
+      </w:r>
+    </w:p>
+    <w:p>
+      <w:r>
+        <w:t>Explain each Rules or Learned Patterns? picture from its labels, then record a relevant limit.</w:t>
+      </w:r>
+    </w:p>
+    <w:p>
+      <w:pPr>
+        <w:pStyle w:val="Heading3"/>
+      </w:pPr>
+      <w:r>
+        <w:t>01. Rules or Learned Patterns?: the case</w:t>
+      </w:r>
+    </w:p>
+    <w:p>
+      <w:r>
+        <w:drawing>
+          <wp:inline xmlns:a="http://schemas.openxmlformats.org/drawingml/2006/main" xmlns:pic="http://schemas.openxmlformats.org/drawingml/2006/picture">
+            <wp:extent cx="5486400" cy="2834640"/>
+            <wp:docPr id="3" name="Picture 3" descr="A fictional paper sorter learns a size boundary for toy pebbles. Supplied facts: Training diameters are 1,3,5,7 cm with labels small,small,large,large. Compare large-at-least-3 with large-at-least-5; choose fewer errors."/>
+            <wp:cNvGraphicFramePr>
+              <a:graphicFrameLocks noChangeAspect="1"/>
+            </wp:cNvGraphicFramePr>
+            <a:graphic>
+              <a:graphicData uri="http://schemas.openxmlformats.org/drawingml/2006/picture">
+                <pic:pic>
+                  <pic:nvPicPr>
+                    <pic:cNvPr id="0" name="academy-story-ai-1-4-01.png"/>
+                    <pic:cNvPicPr/>
+                  </pic:nvPicPr>
+                  <pic:blipFill>
+                    <a:blip r:embed="rId11"/>
+                    <a:stretch>
+                      <a:fillRect/>
+                    </a:stretch>
+                  </pic:blipFill>
+                  <pic:spPr>
+                    <a:xfrm>
+                      <a:off x="0" y="0"/>
+                      <a:ext cx="5486400" cy="2834640"/>
+                    </a:xfrm>
+                    <a:prstGeom prst="rect"/>
+                  </pic:spPr>
+                </pic:pic>
+              </a:graphicData>
+            </a:graphic>
+          </wp:inline>
+        </w:drawing>
+      </w:r>
+    </w:p>
+    <w:p>
+      <w:pPr>
+        <w:spacing w:line="336" w:lineRule="auto" w:after="180"/>
+      </w:pPr>
+      <w:r>
+        <w:rPr>
+          <w:b w:val="0"/>
+        </w:rPr>
+        <w:t xml:space="preserve">A fictional paper sorter learns a size boundary for toy pebbles. Supplied facts: </w:t>
+      </w:r>
+      <w:r>
+        <w:rPr>
+          <w:b/>
+        </w:rPr>
+        <w:t>Training</w:t>
+      </w:r>
+      <w:r>
+        <w:rPr>
+          <w:b w:val="0"/>
+        </w:rPr>
+        <w:t xml:space="preserve"> diameters are 1,3,5,7 cm with </w:t>
+      </w:r>
+      <w:r>
+        <w:rPr>
+          <w:b/>
+        </w:rPr>
+        <w:t>label</w:t>
+      </w:r>
+      <w:r>
+        <w:rPr>
+          <w:b w:val="0"/>
+        </w:rPr>
+        <w:t>s small,small,large,large. Compare large-at-least-3 with large-at-least-5; choose fewer errors.</w:t>
+      </w:r>
+    </w:p>
+    <w:p>
+      <w:pPr>
+        <w:spacing w:line="336" w:lineRule="auto" w:after="180"/>
+        <w:shd w:fill="F5F1FB"/>
+      </w:pPr>
+      <w:r>
+        <w:rPr>
+          <w:b w:val="0"/>
+        </w:rPr>
+        <w:t>Point to the given fact that matters most. Explain why it matters.</w:t>
+      </w:r>
+    </w:p>
+    <w:p>
+      <w:pPr>
+        <w:pStyle w:val="Heading3"/>
+      </w:pPr>
+      <w:r>
+        <w:t>My picture explanation, deciding evidence and one limit</w:t>
+      </w:r>
+    </w:p>
+    <w:p>
+      <w:r>
+        <w:t>________________________________________________________________</w:t>
+      </w:r>
+    </w:p>
+    <w:p>
+      <w:r>
+        <w:t>________________________________________________________________</w:t>
+      </w:r>
+    </w:p>
+    <w:p>
+      <w:r>
+        <w:t>________________________________________________________________</w:t>
+      </w:r>
+    </w:p>
+    <w:p>
+      <w:r>
+        <w:t>________________________________________________________________</w:t>
+      </w:r>
+    </w:p>
+    <w:p>
+      <w:pPr>
+        <w:pStyle w:val="Heading3"/>
+      </w:pPr>
+      <w:r>
+        <w:t>02. Follow the deciding steps</w:t>
+      </w:r>
+    </w:p>
+    <w:p>
+      <w:r>
+        <w:drawing>
+          <wp:inline xmlns:a="http://schemas.openxmlformats.org/drawingml/2006/main" xmlns:pic="http://schemas.openxmlformats.org/drawingml/2006/picture">
+            <wp:extent cx="5486400" cy="4005072"/>
+            <wp:docPr id="4" name="Picture 4" descr="Training examples: Diameters 1,3,5,7 have reference labels S,S,L,L. → Candidate 3: Predictions S,L,L,L: one disagreement at 3. → Candidate 5: Predictions S,S,L,L: zero disagreements. → New pebble: Selected boundary 5 predicts small for a new diameter 4."/>
+            <wp:cNvGraphicFramePr>
+              <a:graphicFrameLocks noChangeAspect="1"/>
+            </wp:cNvGraphicFramePr>
+            <a:graphic>
+              <a:graphicData uri="http://schemas.openxmlformats.org/drawingml/2006/picture">
+                <pic:pic>
+                  <pic:nvPicPr>
+                    <pic:cNvPr id="0" name="academy-story-ai-1-4-02.png"/>
+                    <pic:cNvPicPr/>
+                  </pic:nvPicPr>
+                  <pic:blipFill>
+                    <a:blip r:embed="rId12"/>
+                    <a:stretch>
+                      <a:fillRect/>
+                    </a:stretch>
+                  </pic:blipFill>
+                  <pic:spPr>
+                    <a:xfrm>
+                      <a:off x="0" y="0"/>
+                      <a:ext cx="5486400" cy="4005072"/>
+                    </a:xfrm>
+                    <a:prstGeom prst="rect"/>
+                  </pic:spPr>
+                </pic:pic>
+              </a:graphicData>
+            </a:graphic>
+          </wp:inline>
+        </w:drawing>
+      </w:r>
+    </w:p>
+    <w:p>
+      <w:pPr>
+        <w:spacing w:line="336" w:lineRule="auto" w:after="180"/>
+      </w:pPr>
+      <w:r>
+        <w:rPr>
+          <w:b/>
+        </w:rPr>
+        <w:t>Training</w:t>
+      </w:r>
+      <w:r>
+        <w:rPr>
+          <w:b w:val="0"/>
+        </w:rPr>
+        <w:t xml:space="preserve"> examples: Diameters 1,3,5,7 have reference </w:t>
+      </w:r>
+      <w:r>
+        <w:rPr>
+          <w:b/>
+        </w:rPr>
+        <w:t>label</w:t>
+      </w:r>
+      <w:r>
+        <w:rPr>
+          <w:b w:val="0"/>
+        </w:rPr>
+        <w:t xml:space="preserve">s S,S,L,L. → Candidate 3: </w:t>
+      </w:r>
+      <w:r>
+        <w:rPr>
+          <w:b/>
+        </w:rPr>
+        <w:t>Prediction</w:t>
+      </w:r>
+      <w:r>
+        <w:rPr>
+          <w:b w:val="0"/>
+        </w:rPr>
+        <w:t xml:space="preserve">s S,L,L,L: one disagreement at 3. → Candidate 5: </w:t>
+      </w:r>
+      <w:r>
+        <w:rPr>
+          <w:b/>
+        </w:rPr>
+        <w:t>Prediction</w:t>
+      </w:r>
+      <w:r>
+        <w:rPr>
+          <w:b w:val="0"/>
+        </w:rPr>
+        <w:t>s S,S,L,L: zero disagreements. → New pebble: Selected boundary 5 predicts small for a new diameter 4.</w:t>
+      </w:r>
+    </w:p>
+    <w:p>
+      <w:pPr>
+        <w:spacing w:line="336" w:lineRule="auto" w:after="180"/>
+        <w:shd w:fill="F5F1FB"/>
+      </w:pPr>
+      <w:r>
+        <w:rPr>
+          <w:b w:val="0"/>
+        </w:rPr>
+        <w:t xml:space="preserve">Point to each numbered stage and explain which recorded </w:t>
+      </w:r>
+      <w:r>
+        <w:rPr>
+          <w:b/>
+        </w:rPr>
+        <w:t>input</w:t>
+      </w:r>
+      <w:r>
+        <w:rPr>
+          <w:b w:val="0"/>
+        </w:rPr>
+        <w:t xml:space="preserve"> it uses.</w:t>
+      </w:r>
+    </w:p>
+    <w:p>
+      <w:pPr>
+        <w:pStyle w:val="Heading3"/>
+      </w:pPr>
+      <w:r>
+        <w:t>My picture explanation, deciding evidence and one limit</w:t>
+      </w:r>
+    </w:p>
+    <w:p>
+      <w:r>
+        <w:t>________________________________________________________________</w:t>
+      </w:r>
+    </w:p>
+    <w:p>
+      <w:r>
+        <w:t>________________________________________________________________</w:t>
+      </w:r>
+    </w:p>
+    <w:p>
+      <w:r>
+        <w:t>________________________________________________________________</w:t>
+      </w:r>
+    </w:p>
+    <w:p>
+      <w:r>
+        <w:t>________________________________________________________________</w:t>
+      </w:r>
+    </w:p>
+    <w:p>
+      <w:pPr>
+        <w:pStyle w:val="Heading3"/>
+      </w:pPr>
+      <w:r>
+        <w:t>03. Training errors by candidate boundary</w:t>
+      </w:r>
+    </w:p>
+    <w:p>
+      <w:r>
+        <w:drawing>
+          <wp:inline xmlns:a="http://schemas.openxmlformats.org/drawingml/2006/main" xmlns:pic="http://schemas.openxmlformats.org/drawingml/2006/picture">
+            <wp:extent cx="5486400" cy="2834640"/>
+            <wp:docPr id="5" name="Picture 5" descr="Training errors by candidate boundary. Units: disagreements. Boundary 3: 1. Boundary 5: 0."/>
+            <wp:cNvGraphicFramePr>
+              <a:graphicFrameLocks noChangeAspect="1"/>
+            </wp:cNvGraphicFramePr>
+            <a:graphic>
+              <a:graphicData uri="http://schemas.openxmlformats.org/drawingml/2006/picture">
+                <pic:pic>
+                  <pic:nvPicPr>
+                    <pic:cNvPr id="0" name="academy-story-ai-1-4-03.png"/>
+                    <pic:cNvPicPr/>
+                  </pic:nvPicPr>
+                  <pic:blipFill>
+                    <a:blip r:embed="rId13"/>
+                    <a:stretch>
+                      <a:fillRect/>
+                    </a:stretch>
+                  </pic:blipFill>
+                  <pic:spPr>
+                    <a:xfrm>
+                      <a:off x="0" y="0"/>
+                      <a:ext cx="5486400" cy="2834640"/>
+                    </a:xfrm>
+                    <a:prstGeom prst="rect"/>
+                  </pic:spPr>
+                </pic:pic>
+              </a:graphicData>
+            </a:graphic>
+          </wp:inline>
+        </w:drawing>
+      </w:r>
+    </w:p>
+    <w:p>
+      <w:pPr>
+        <w:spacing w:line="336" w:lineRule="auto" w:after="180"/>
+      </w:pPr>
+      <w:r>
+        <w:rPr>
+          <w:b/>
+        </w:rPr>
+        <w:t>Training</w:t>
+      </w:r>
+      <w:r>
+        <w:rPr>
+          <w:b w:val="0"/>
+        </w:rPr>
+        <w:t xml:space="preserve"> errors by candidate boundary. Units: disagreements. Boundary 3: 1. Boundary 5: 0.</w:t>
+      </w:r>
+    </w:p>
+    <w:p>
+      <w:pPr>
+        <w:spacing w:line="336" w:lineRule="auto" w:after="180"/>
+        <w:shd w:fill="F5F1FB"/>
+      </w:pPr>
+      <w:r>
+        <w:rPr>
+          <w:b w:val="0"/>
+        </w:rPr>
+        <w:t xml:space="preserve">Read the </w:t>
+      </w:r>
+      <w:r>
+        <w:rPr>
+          <w:b/>
+        </w:rPr>
+        <w:t>label</w:t>
+      </w:r>
+      <w:r>
+        <w:rPr>
+          <w:b w:val="0"/>
+        </w:rPr>
+        <w:t>s and values. Explain the relationship the model shows.</w:t>
+      </w:r>
+    </w:p>
+    <w:p>
+      <w:pPr>
+        <w:pStyle w:val="Heading3"/>
+      </w:pPr>
+      <w:r>
+        <w:t>My picture explanation, deciding evidence and one limit</w:t>
+      </w:r>
+    </w:p>
+    <w:p>
+      <w:r>
+        <w:t>________________________________________________________________</w:t>
+      </w:r>
+    </w:p>
+    <w:p>
+      <w:r>
+        <w:t>________________________________________________________________</w:t>
+      </w:r>
+    </w:p>
+    <w:p>
+      <w:r>
+        <w:t>________________________________________________________________</w:t>
+      </w:r>
+    </w:p>
+    <w:p>
+      <w:r>
+        <w:t>________________________________________________________________</w:t>
+      </w:r>
+    </w:p>
+    <w:p>
+      <w:pPr>
+        <w:pStyle w:val="Heading3"/>
+      </w:pPr>
+      <w:r>
+        <w:t>04. Change one thing. Trace what follows.</w:t>
+      </w:r>
+    </w:p>
+    <w:p>
+      <w:r>
+        <w:drawing>
+          <wp:inline xmlns:a="http://schemas.openxmlformats.org/drawingml/2006/main" xmlns:pic="http://schemas.openxmlformats.org/drawingml/2006/picture">
+            <wp:extent cx="5486400" cy="3026664"/>
+            <wp:docPr id="6" name="Picture 6" descr="Original case: Selected boundary 5 predicts small for a new diameter 4. Changed condition: Give a new pebble diameter 5 instead of 4. Expected result: The selected rule predicts large. Reason: At least includes equality, so 5 meets the boundary."/>
+            <wp:cNvGraphicFramePr>
+              <a:graphicFrameLocks noChangeAspect="1"/>
+            </wp:cNvGraphicFramePr>
+            <a:graphic>
+              <a:graphicData uri="http://schemas.openxmlformats.org/drawingml/2006/picture">
+                <pic:pic>
+                  <pic:nvPicPr>
+                    <pic:cNvPr id="0" name="academy-story-ai-1-4-04.png"/>
+                    <pic:cNvPicPr/>
+                  </pic:nvPicPr>
+                  <pic:blipFill>
+                    <a:blip r:embed="rId14"/>
+                    <a:stretch>
+                      <a:fillRect/>
+                    </a:stretch>
+                  </pic:blipFill>
+                  <pic:spPr>
+                    <a:xfrm>
+                      <a:off x="0" y="0"/>
+                      <a:ext cx="5486400" cy="3026664"/>
+                    </a:xfrm>
+                    <a:prstGeom prst="rect"/>
+                  </pic:spPr>
+                </pic:pic>
+              </a:graphicData>
+            </a:graphic>
+          </wp:inline>
+        </w:drawing>
+      </w:r>
+    </w:p>
+    <w:p>
+      <w:pPr>
+        <w:spacing w:line="336" w:lineRule="auto" w:after="180"/>
+      </w:pPr>
+      <w:r>
+        <w:rPr>
+          <w:b w:val="0"/>
+        </w:rPr>
+        <w:t>Original case: Selected boundary 5 predicts small for a new diameter 4. Changed condition: Give a new pebble diameter 5 instead of 4. Expected result: The selected rule predicts large.</w:t>
+      </w:r>
+    </w:p>
+    <w:p>
+      <w:pPr>
+        <w:spacing w:line="336" w:lineRule="auto" w:after="180"/>
+      </w:pPr>
+      <w:r>
+        <w:rPr>
+          <w:b w:val="0"/>
+        </w:rPr>
+        <w:t>Reason: At least includes equality, so 5 meets the boundary.</w:t>
+      </w:r>
+    </w:p>
+    <w:p>
+      <w:pPr>
+        <w:spacing w:line="336" w:lineRule="auto" w:after="180"/>
+        <w:shd w:fill="F5F1FB"/>
+      </w:pPr>
+      <w:r>
+        <w:rPr>
+          <w:b w:val="0"/>
+        </w:rPr>
+        <w:t>Predict before checking the worked changed-case result. Name what changed and what the supplied facts allow you to conclude.</w:t>
+      </w:r>
+    </w:p>
+    <w:p>
+      <w:pPr>
+        <w:pStyle w:val="Heading3"/>
+      </w:pPr>
+      <w:r>
+        <w:t>My picture explanation, deciding evidence and one limit</w:t>
+      </w:r>
+    </w:p>
+    <w:p>
+      <w:r>
+        <w:t>________________________________________________________________</w:t>
+      </w:r>
+    </w:p>
+    <w:p>
+      <w:r>
+        <w:t>________________________________________________________________</w:t>
+      </w:r>
+    </w:p>
+    <w:p>
+      <w:r>
+        <w:t>________________________________________________________________</w:t>
+      </w:r>
+    </w:p>
+    <w:p>
+      <w:r>
+        <w:t>________________________________________________________________</w:t>
+      </w:r>
+    </w:p>
+    <w:p>
+      <w:pPr>
+        <w:pStyle w:val="Heading3"/>
+      </w:pPr>
+      <w:r>
+        <w:t>05. Connect the explanation to its limit</w:t>
+      </w:r>
+    </w:p>
+    <w:p>
+      <w:r>
+        <w:drawing>
+          <wp:inline xmlns:a="http://schemas.openxmlformats.org/drawingml/2006/main" xmlns:pic="http://schemas.openxmlformats.org/drawingml/2006/picture">
+            <wp:extent cx="5486400" cy="2834640"/>
+            <wp:docPr id="7" name="Picture 7" descr="The learning procedure compares candidate rules against supplied examples and selects boundary 5. Applying that boundary to diameter 4 is a later prediction step. An explicit threshold can be selected from data; being easy to write does not make its origin unknowable. Limit: Zero training disagreements do not prove every future pebble receives the correct label."/>
+            <wp:cNvGraphicFramePr>
+              <a:graphicFrameLocks noChangeAspect="1"/>
+            </wp:cNvGraphicFramePr>
+            <a:graphic>
+              <a:graphicData uri="http://schemas.openxmlformats.org/drawingml/2006/picture">
+                <pic:pic>
+                  <pic:nvPicPr>
+                    <pic:cNvPr id="0" name="academy-story-ai-1-4-05.png"/>
+                    <pic:cNvPicPr/>
+                  </pic:nvPicPr>
+                  <pic:blipFill>
+                    <a:blip r:embed="rId15"/>
+                    <a:stretch>
+                      <a:fillRect/>
+                    </a:stretch>
+                  </pic:blipFill>
+                  <pic:spPr>
+                    <a:xfrm>
+                      <a:off x="0" y="0"/>
+                      <a:ext cx="5486400" cy="2834640"/>
+                    </a:xfrm>
+                    <a:prstGeom prst="rect"/>
+                  </pic:spPr>
+                </pic:pic>
+              </a:graphicData>
+            </a:graphic>
+          </wp:inline>
+        </w:drawing>
+      </w:r>
+    </w:p>
+    <w:p>
+      <w:pPr>
+        <w:spacing w:line="336" w:lineRule="auto" w:after="180"/>
+      </w:pPr>
+      <w:r>
+        <w:rPr>
+          <w:b w:val="0"/>
+        </w:rPr>
+        <w:t xml:space="preserve">The learning procedure compares candidate rules against supplied examples and selects boundary 5. Applying that boundary to diameter 4 is a later </w:t>
+      </w:r>
+      <w:r>
+        <w:rPr>
+          <w:b/>
+        </w:rPr>
+        <w:t>prediction</w:t>
+      </w:r>
+      <w:r>
+        <w:rPr>
+          <w:b w:val="0"/>
+        </w:rPr>
+        <w:t xml:space="preserve"> step.</w:t>
+      </w:r>
+    </w:p>
+    <w:p>
+      <w:pPr>
+        <w:spacing w:line="336" w:lineRule="auto" w:after="180"/>
+      </w:pPr>
+      <w:r>
+        <w:rPr>
+          <w:b w:val="0"/>
+        </w:rPr>
+        <w:t xml:space="preserve">An explicit </w:t>
+      </w:r>
+      <w:r>
+        <w:rPr>
+          <w:b/>
+        </w:rPr>
+        <w:t>threshold</w:t>
+      </w:r>
+      <w:r>
+        <w:rPr>
+          <w:b w:val="0"/>
+        </w:rPr>
+        <w:t xml:space="preserve"> can be selected from data; being easy to write does not make its origin unknowable. Limit: Zero </w:t>
+      </w:r>
+      <w:r>
+        <w:rPr>
+          <w:b/>
+        </w:rPr>
+        <w:t>training</w:t>
+      </w:r>
+      <w:r>
+        <w:rPr>
+          <w:b w:val="0"/>
+        </w:rPr>
+        <w:t xml:space="preserve"> disagreements do not prove every future pebble receives the correct </w:t>
+      </w:r>
+      <w:r>
+        <w:rPr>
+          <w:b/>
+        </w:rPr>
+        <w:t>label</w:t>
+      </w:r>
+      <w:r>
+        <w:rPr>
+          <w:b w:val="0"/>
+        </w:rPr>
+        <w:t>.</w:t>
+      </w:r>
+    </w:p>
+    <w:p>
+      <w:pPr>
+        <w:spacing w:line="336" w:lineRule="auto" w:after="180"/>
+        <w:shd w:fill="F5F1FB"/>
+      </w:pPr>
+      <w:r>
+        <w:rPr>
+          <w:b w:val="0"/>
+        </w:rPr>
+        <w:t>Explain the case, then point to a limit on the claim.</w:t>
+      </w:r>
+    </w:p>
+    <w:p>
+      <w:pPr>
+        <w:pStyle w:val="Heading3"/>
+      </w:pPr>
+      <w:r>
+        <w:t>My picture explanation, deciding evidence and one limit</w:t>
+      </w:r>
+    </w:p>
+    <w:p>
+      <w:r>
+        <w:t>________________________________________________________________</w:t>
+      </w:r>
+    </w:p>
+    <w:p>
+      <w:r>
+        <w:t>________________________________________________________________</w:t>
+      </w:r>
+    </w:p>
+    <w:p>
+      <w:r>
+        <w:t>________________________________________________________________</w:t>
+      </w:r>
+    </w:p>
+    <w:p>
+      <w:r>
+        <w:t>________________________________________________________________</w:t>
+      </w:r>
+    </w:p>
+    <w:p>
+      <w:pPr>
+        <w:pStyle w:val="Heading3"/>
+      </w:pPr>
+      <w:r>
+        <w:t>06. Make the idea visible in your project</w:t>
+      </w:r>
+    </w:p>
+    <w:p>
+      <w:r>
+        <w:drawing>
+          <wp:inline xmlns:a="http://schemas.openxmlformats.org/drawingml/2006/main" xmlns:pic="http://schemas.openxmlformats.org/drawingml/2006/picture">
+            <wp:extent cx="5486400" cy="3380232"/>
+            <wp:docPr id="8" name="Picture 8" descr="Document whether the sorter’s rules were teacher-written or chosen from examples, retaining candidate errors. Draw your input, deciding step, result and limit. Supported question: Show which stage used labels and which stage used only the new measurement."/>
+            <wp:cNvGraphicFramePr>
+              <a:graphicFrameLocks noChangeAspect="1"/>
+            </wp:cNvGraphicFramePr>
+            <a:graphic>
+              <a:graphicData uri="http://schemas.openxmlformats.org/drawingml/2006/picture">
+                <pic:pic>
+                  <pic:nvPicPr>
+                    <pic:cNvPr id="0" name="academy-story-ai-1-4-06.png"/>
+                    <pic:cNvPicPr/>
+                  </pic:nvPicPr>
+                  <pic:blipFill>
+                    <a:blip r:embed="rId16"/>
+                    <a:stretch>
+                      <a:fillRect/>
+                    </a:stretch>
+                  </pic:blipFill>
+                  <pic:spPr>
+                    <a:xfrm>
+                      <a:off x="0" y="0"/>
+                      <a:ext cx="5486400" cy="3380232"/>
+                    </a:xfrm>
+                    <a:prstGeom prst="rect"/>
+                  </pic:spPr>
+                </pic:pic>
+              </a:graphicData>
+            </a:graphic>
+          </wp:inline>
+        </w:drawing>
+      </w:r>
+    </w:p>
+    <w:p>
+      <w:pPr>
+        <w:spacing w:line="336" w:lineRule="auto" w:after="180"/>
+      </w:pPr>
+      <w:r>
+        <w:rPr>
+          <w:b w:val="0"/>
+        </w:rPr>
+        <w:t xml:space="preserve">Document whether the sorter’s rules were teacher-written or chosen from examples, retaining candidate errors. Draw your </w:t>
+      </w:r>
+      <w:r>
+        <w:rPr>
+          <w:b/>
+        </w:rPr>
+        <w:t>input</w:t>
+      </w:r>
+      <w:r>
+        <w:rPr>
+          <w:b w:val="0"/>
+        </w:rPr>
+        <w:t>, deciding step, result and limit.</w:t>
+      </w:r>
+    </w:p>
+    <w:p>
+      <w:pPr>
+        <w:spacing w:line="336" w:lineRule="auto" w:after="180"/>
+      </w:pPr>
+      <w:r>
+        <w:rPr>
+          <w:b w:val="0"/>
+        </w:rPr>
+        <w:t xml:space="preserve">Supported question: Show which stage used </w:t>
+      </w:r>
+      <w:r>
+        <w:rPr>
+          <w:b/>
+        </w:rPr>
+        <w:t>label</w:t>
+      </w:r>
+      <w:r>
+        <w:rPr>
+          <w:b w:val="0"/>
+        </w:rPr>
+        <w:t>s and which stage used only the new measurement.</w:t>
+      </w:r>
+    </w:p>
+    <w:p>
+      <w:pPr>
+        <w:spacing w:line="336" w:lineRule="auto" w:after="180"/>
+        <w:shd w:fill="F5F1FB"/>
+      </w:pPr>
+      <w:r>
+        <w:rPr>
+          <w:b w:val="0"/>
+        </w:rPr>
+        <w:t xml:space="preserve">Draw your project trace and justify the deciding step using </w:t>
+      </w:r>
+      <w:r>
+        <w:rPr>
+          <w:b/>
+        </w:rPr>
+        <w:t>evidence</w:t>
+      </w:r>
+      <w:r>
+        <w:rPr>
+          <w:b w:val="0"/>
+        </w:rPr>
+        <w:t>.</w:t>
+      </w:r>
+    </w:p>
+    <w:p>
+      <w:pPr>
+        <w:pStyle w:val="Heading3"/>
+      </w:pPr>
+      <w:r>
+        <w:t>My picture explanation, deciding evidence and one limit</w:t>
       </w:r>
     </w:p>
     <w:p>

--- a/downloads/workbook/ai-1-week-04.docx
+++ b/downloads/workbook/ai-1-week-04.docx
@@ -25,12 +25,153 @@
         <w:pStyle w:val="Heading1"/>
       </w:pPr>
       <w:r>
-        <w:t>01. Recall and choose your starting point</w:t>
-      </w:r>
-    </w:p>
-    <w:p>
-      <w:r>
-        <w:t>Record your starting explanation for Rules or Learned Patterns? before opening notes. Show any later correction separately.</w:t>
+        <w:t>One connected fitting record.</w:t>
+      </w:r>
+    </w:p>
+    <w:p>
+      <w:r>
+        <w:t>Execute a rule, compare candidates, inspect a tie, protect the final check and fit a different classifier.</w:t>
+      </w:r>
+    </w:p>
+    <w:p>
+      <w:r>
+        <w:t>Keep predictions, labels, error counts and the reason for the chosen rule.</w:t>
+      </w:r>
+    </w:p>
+    <w:p>
+      <w:pPr>
+        <w:pStyle w:val="Heading1"/>
+      </w:pPr>
+      <w:r>
+        <w:t>01. Recall · Measurements and mechanisms</w:t>
+      </w:r>
+    </w:p>
+    <w:p>
+      <w:r>
+        <w:t>Retrieve both earlier ideas before checking your notes.</w:t>
+      </w:r>
+    </w:p>
+    <w:p>
+      <w:pPr>
+        <w:pStyle w:val="Heading2"/>
+      </w:pPr>
+      <w:r>
+        <w:t>Retrieve and explain</w:t>
+      </w:r>
+    </w:p>
+    <w:p>
+      <w:pPr>
+        <w:pStyle w:val="ListBullet"/>
+      </w:pPr>
+      <w:r>
+        <w:t>Try the recall before opening notes. Then use a different colour or a labelled second line to correct your explanation.</w:t>
+      </w:r>
+    </w:p>
+    <w:p>
+      <w:pPr>
+        <w:pStyle w:val="ListBullet"/>
+      </w:pPr>
+      <w:r>
+        <w:t>Without opening the old lesson, explain one key idea from Sensors Are Messengers. Give an example and a mistake that the idea helps you avoid.</w:t>
+      </w:r>
+    </w:p>
+    <w:p>
+      <w:pPr>
+        <w:pStyle w:val="Heading3"/>
+      </w:pPr>
+      <w:r>
+        <w:t>My remembered idea, example and correction</w:t>
+      </w:r>
+    </w:p>
+    <w:p>
+      <w:r>
+        <w:t>________________________________________________________________</w:t>
+      </w:r>
+    </w:p>
+    <w:p>
+      <w:r>
+        <w:t>________________________________________________________________</w:t>
+      </w:r>
+    </w:p>
+    <w:p>
+      <w:r>
+        <w:t>________________________________________________________________</w:t>
+      </w:r>
+    </w:p>
+    <w:p>
+      <w:pPr>
+        <w:pStyle w:val="ListBullet"/>
+      </w:pPr>
+      <w:r>
+        <w:t>Without opening the old lesson, explain one key idea from AI or Not?. Give an example and a mistake that the idea helps you avoid.</w:t>
+      </w:r>
+    </w:p>
+    <w:p>
+      <w:pPr>
+        <w:pStyle w:val="Heading3"/>
+      </w:pPr>
+      <w:r>
+        <w:t>My remembered idea, example and correction</w:t>
+      </w:r>
+    </w:p>
+    <w:p>
+      <w:r>
+        <w:t>________________________________________________________________</w:t>
+      </w:r>
+    </w:p>
+    <w:p>
+      <w:r>
+        <w:t>________________________________________________________________</w:t>
+      </w:r>
+    </w:p>
+    <w:p>
+      <w:r>
+        <w:t>________________________________________________________________</w:t>
+      </w:r>
+    </w:p>
+    <w:p>
+      <w:pPr>
+        <w:pStyle w:val="Heading2"/>
+      </w:pPr>
+      <w:r>
+        <w:t>Earlier wording, alternative practice and picture transcripts · reference / check after trying</w:t>
+      </w:r>
+    </w:p>
+    <w:p>
+      <w:pPr>
+        <w:pStyle w:val="Heading3"/>
+      </w:pPr>
+      <w:r>
+        <w:t>Sensors Are Messengers</w:t>
+      </w:r>
+    </w:p>
+    <w:p>
+      <w:pPr>
+        <w:pStyle w:val="Heading3"/>
+      </w:pPr>
+      <w:r>
+        <w:t>AI or Not?</w:t>
+      </w:r>
+    </w:p>
+    <w:p>
+      <w:pPr>
+        <w:pStyle w:val="Heading1"/>
+      </w:pPr>
+      <w:r>
+        <w:t>12. W1 · Execute the boundary</w:t>
+      </w:r>
+    </w:p>
+    <w:p>
+      <w:r>
+        <w:t>Apply the stated comparison before selecting any new rule.</w:t>
+      </w:r>
+    </w:p>
+    <w:p>
+      <w:pPr>
+        <w:pStyle w:val="Heading2"/>
+      </w:pPr>
+      <w:r>
+        <w:t>Your evidence record</w:t>
       </w:r>
     </w:p>
     <w:p>
@@ -41,7 +182,7 @@
         <w:rPr>
           <w:b w:val="0"/>
         </w:rPr>
-        <w:t xml:space="preserve">Try the recall before opening notes. Then use a different colour or a </w:t>
+        <w:t xml:space="preserve">Use wide when width is at least 5 cm. Predict the </w:t>
       </w:r>
       <w:r>
         <w:rPr>
@@ -53,7 +194,7 @@
         <w:rPr>
           <w:b w:val="0"/>
         </w:rPr>
-        <w:t>led second line to correct your explanation.</w:t>
+        <w:t xml:space="preserve"> for widths 4, 5 and 6. Then state what changes if the rule uses greater than 5 instead.</w:t>
       </w:r>
     </w:p>
     <w:p>
@@ -61,7 +202,53 @@
         <w:pStyle w:val="Heading3"/>
       </w:pPr>
       <w:r>
-        <w:t>Sensors Are Messengers</w:t>
+        <w:t>My reasoning and evidence</w:t>
+      </w:r>
+    </w:p>
+    <w:p>
+      <w:r>
+        <w:t>________________________________________________________________</w:t>
+      </w:r>
+    </w:p>
+    <w:p>
+      <w:r>
+        <w:t>________________________________________________________________</w:t>
+      </w:r>
+    </w:p>
+    <w:p>
+      <w:r>
+        <w:t>________________________________________________________________</w:t>
+      </w:r>
+    </w:p>
+    <w:p>
+      <w:r>
+        <w:t>________________________________________________________________</w:t>
+      </w:r>
+    </w:p>
+    <w:p>
+      <w:r>
+        <w:t>________________________________________________________________</w:t>
+      </w:r>
+    </w:p>
+    <w:p>
+      <w:pPr>
+        <w:pStyle w:val="Heading1"/>
+      </w:pPr>
+      <w:r>
+        <w:t>13. W2 · Compare the candidate errors</w:t>
+      </w:r>
+    </w:p>
+    <w:p>
+      <w:r>
+        <w:t>Write every prediction before counting disagreements.</w:t>
+      </w:r>
+    </w:p>
+    <w:p>
+      <w:pPr>
+        <w:pStyle w:val="Heading2"/>
+      </w:pPr>
+      <w:r>
+        <w:t>Your evidence record</w:t>
       </w:r>
     </w:p>
     <w:p>
@@ -72,259 +259,196 @@
         <w:rPr>
           <w:b w:val="0"/>
         </w:rPr>
-        <w:t>Without opening the old lesson, explain one key idea from Sensors Are Messengers. Give an example and a mistake that the idea helps you avoid.</w:t>
-      </w:r>
-    </w:p>
-    <w:p>
-      <w:pPr>
-        <w:pStyle w:val="Heading3"/>
-      </w:pPr>
-      <w:r>
-        <w:t>My remembered idea, example and correction</w:t>
-      </w:r>
-    </w:p>
-    <w:p>
-      <w:r>
-        <w:t>________________________________________________________________</w:t>
-      </w:r>
-    </w:p>
-    <w:p>
-      <w:r>
-        <w:t>________________________________________________________________</w:t>
-      </w:r>
-    </w:p>
-    <w:p>
-      <w:r>
-        <w:t>________________________________________________________________</w:t>
-      </w:r>
-    </w:p>
-    <w:p>
-      <w:pPr>
-        <w:pStyle w:val="Heading3"/>
-      </w:pPr>
-      <w:r>
-        <w:t>AI or Not?</w:t>
-      </w:r>
-    </w:p>
-    <w:p>
-      <w:pPr>
-        <w:spacing w:line="336" w:lineRule="auto" w:after="180"/>
-      </w:pPr>
+        <w:t xml:space="preserve">Widths 1, 3, 5, 7 have </w:t>
+      </w:r>
+      <w:r>
+        <w:rPr>
+          <w:b/>
+        </w:rPr>
+        <w:t>label</w:t>
+      </w:r>
       <w:r>
         <w:rPr>
           <w:b w:val="0"/>
         </w:rPr>
-        <w:t>Without opening the old lesson, explain one key idea from AI or Not?. Give an example and a mistake that the idea helps you avoid.</w:t>
-      </w:r>
-    </w:p>
-    <w:p>
-      <w:pPr>
-        <w:pStyle w:val="Heading3"/>
-      </w:pPr>
-      <w:r>
-        <w:t>My remembered idea, example and correction</w:t>
-      </w:r>
-    </w:p>
-    <w:p>
-      <w:r>
-        <w:t>________________________________________________________________</w:t>
-      </w:r>
-    </w:p>
-    <w:p>
-      <w:r>
-        <w:t>________________________________________________________________</w:t>
-      </w:r>
-    </w:p>
-    <w:p>
-      <w:r>
-        <w:t>________________________________________________________________</w:t>
-      </w:r>
-    </w:p>
-    <w:p>
-      <w:pPr>
-        <w:pStyle w:val="Heading1"/>
-      </w:pPr>
-      <w:r>
-        <w:t>02. Practise with fading help</w:t>
-      </w:r>
-    </w:p>
-    <w:p>
-      <w:r>
-        <w:t>Complete the supported Rules or Learned Patterns? trace and record the first step you can explain without help.</w:t>
-      </w:r>
-    </w:p>
-    <w:p>
-      <w:pPr>
-        <w:spacing w:line="336" w:lineRule="auto" w:after="180"/>
-      </w:pPr>
+        <w:t xml:space="preserve">s narrow, narrow, wide, wide. For candidates 3 and 5, list all </w:t>
+      </w:r>
+      <w:r>
+        <w:rPr>
+          <w:b/>
+        </w:rPr>
+        <w:t>prediction</w:t>
+      </w:r>
       <w:r>
         <w:rPr>
           <w:b w:val="0"/>
         </w:rPr>
-        <w:t xml:space="preserve">Use W2: Complete the supported comparison for Rules and </w:t>
+        <w:t>s using wide when width is at least the candidate. Count disagreements and select the lower-error candidate.</w:t>
+      </w:r>
+    </w:p>
+    <w:p>
+      <w:pPr>
+        <w:pStyle w:val="Heading3"/>
+      </w:pPr>
+      <w:r>
+        <w:t>My reasoning and evidence</w:t>
+      </w:r>
+    </w:p>
+    <w:p>
+      <w:r>
+        <w:t>________________________________________________________________</w:t>
+      </w:r>
+    </w:p>
+    <w:p>
+      <w:r>
+        <w:t>________________________________________________________________</w:t>
+      </w:r>
+    </w:p>
+    <w:p>
+      <w:r>
+        <w:t>________________________________________________________________</w:t>
+      </w:r>
+    </w:p>
+    <w:p>
+      <w:r>
+        <w:t>________________________________________________________________</w:t>
+      </w:r>
+    </w:p>
+    <w:p>
+      <w:r>
+        <w:t>________________________________________________________________</w:t>
+      </w:r>
+    </w:p>
+    <w:p>
+      <w:r>
+        <w:t>________________________________________________________________</w:t>
+      </w:r>
+    </w:p>
+    <w:p>
+      <w:pPr>
+        <w:pStyle w:val="Heading1"/>
+      </w:pPr>
+      <w:r>
+        <w:t>14. W3 · Make a tie visible</w:t>
+      </w:r>
+    </w:p>
+    <w:p>
+      <w:r>
+        <w:t>Use the supplied fitting examples and identify a new input that separates the candidates.</w:t>
+      </w:r>
+    </w:p>
+    <w:p>
+      <w:pPr>
+        <w:pStyle w:val="Heading2"/>
+      </w:pPr>
+      <w:r>
+        <w:t>Your evidence record</w:t>
+      </w:r>
+    </w:p>
+    <w:p>
+      <w:pPr>
+        <w:spacing w:line="336" w:lineRule="auto" w:after="180"/>
+      </w:pPr>
+      <w:r>
+        <w:rPr>
+          <w:b w:val="0"/>
+        </w:rPr>
+        <w:t xml:space="preserve">For the worked widths 2, 4, 6, 8 with </w:t>
       </w:r>
       <w:r>
         <w:rPr>
           <w:b/>
         </w:rPr>
-        <w:t>learned pattern</w:t>
+        <w:t>label</w:t>
       </w:r>
       <w:r>
         <w:rPr>
           <w:b w:val="0"/>
         </w:rPr>
-        <w:t>s. Record the answer once; the lesson and workbook refer to the same attempt.</w:t>
-      </w:r>
-    </w:p>
-    <w:tbl>
-      <w:tblPr>
-        <w:tblStyle w:val="LightShading-Accent1"/>
-        <w:tblW w:type="auto" w:w="0"/>
-        <w:tblLook w:firstColumn="1" w:firstRow="1" w:lastColumn="0" w:lastRow="0" w:noHBand="0" w:noVBand="1" w:val="04A0"/>
-      </w:tblPr>
-      <w:tblGrid>
-        <w:gridCol w:w="2556"/>
-        <w:gridCol w:w="2556"/>
-        <w:gridCol w:w="2556"/>
-        <w:gridCol w:w="2556"/>
-      </w:tblGrid>
-      <w:tr>
-        <w:trPr>
-          <w:tblHeader/>
-        </w:trPr>
-        <w:tc>
-          <w:tcPr>
-            <w:tcW w:type="dxa" w:w="2556"/>
-          </w:tcPr>
-          <w:p>
-            <w:r>
-              <w:t>Given inputs</w:t>
-            </w:r>
-          </w:p>
-        </w:tc>
-        <w:tc>
-          <w:tcPr>
-            <w:tcW w:type="dxa" w:w="2556"/>
-          </w:tcPr>
-          <w:p>
-            <w:r>
-              <w:t>Procedure I chose</w:t>
-            </w:r>
-          </w:p>
-        </w:tc>
-        <w:tc>
-          <w:tcPr>
-            <w:tcW w:type="dxa" w:w="2556"/>
-          </w:tcPr>
-          <w:p>
-            <w:r>
-              <w:t>Middle steps</w:t>
-            </w:r>
-          </w:p>
-        </w:tc>
-        <w:tc>
-          <w:tcPr>
-            <w:tcW w:type="dxa" w:w="2556"/>
-          </w:tcPr>
-          <w:p>
-            <w:r>
-              <w:t>Result and check</w:t>
-            </w:r>
-          </w:p>
-        </w:tc>
-      </w:tr>
-      <w:tr>
-        <w:tc>
-          <w:tcPr>
-            <w:tcW w:type="dxa" w:w="2556"/>
-          </w:tcPr>
-          <w:p>
-            <w:r/>
-          </w:p>
-        </w:tc>
-        <w:tc>
-          <w:tcPr>
-            <w:tcW w:type="dxa" w:w="2556"/>
-          </w:tcPr>
-          <w:p>
-            <w:r/>
-          </w:p>
-        </w:tc>
-        <w:tc>
-          <w:tcPr>
-            <w:tcW w:type="dxa" w:w="2556"/>
-          </w:tcPr>
-          <w:p>
-            <w:r/>
-          </w:p>
-        </w:tc>
-        <w:tc>
-          <w:tcPr>
-            <w:tcW w:type="dxa" w:w="2556"/>
-          </w:tcPr>
-          <w:p>
-            <w:r/>
-          </w:p>
-        </w:tc>
-      </w:tr>
-    </w:tbl>
-    <w:p>
-      <w:pPr>
-        <w:pStyle w:val="Heading3"/>
-      </w:pPr>
-      <w:r>
-        <w:t>The step I completed without help, and the hint I needed</w:t>
-      </w:r>
-    </w:p>
-    <w:p>
-      <w:r>
-        <w:t>________________________________________________________________</w:t>
-      </w:r>
-    </w:p>
-    <w:p>
-      <w:r>
-        <w:t>________________________________________________________________</w:t>
-      </w:r>
-    </w:p>
-    <w:p>
-      <w:r>
-        <w:t>________________________________________________________________</w:t>
-      </w:r>
-    </w:p>
-    <w:p>
-      <w:pPr>
-        <w:pStyle w:val="Heading1"/>
-      </w:pPr>
-      <w:r>
-        <w:t>03. Individual reasoning check</w:t>
-      </w:r>
-    </w:p>
-    <w:p>
-      <w:r>
-        <w:t>Check the proposed Rules or Learned Patterns? explanation against the supplied facts before discussing it.</w:t>
-      </w:r>
-    </w:p>
-    <w:p>
-      <w:pPr>
-        <w:spacing w:line="336" w:lineRule="auto" w:after="180"/>
-      </w:pPr>
+        <w:t xml:space="preserve">s narrow, narrow, wide, wide, compare </w:t>
+      </w:r>
+      <w:r>
+        <w:rPr>
+          <w:b/>
+        </w:rPr>
+        <w:t>threshold</w:t>
+      </w:r>
       <w:r>
         <w:rPr>
           <w:b w:val="0"/>
         </w:rPr>
-        <w:t xml:space="preserve">Use the worked case for Rules and </w:t>
+        <w:t xml:space="preserve">s 5 and 6. Give a width where they predict differently. Explain why the four </w:t>
       </w:r>
       <w:r>
         <w:rPr>
           <w:b/>
         </w:rPr>
-        <w:t>learned pattern</w:t>
+        <w:t>fitting</w:t>
       </w:r>
       <w:r>
         <w:rPr>
           <w:b w:val="0"/>
         </w:rPr>
-        <w:t>s. Proposed explanation: “A learned rule cannot be written simply”. Decide whether this explanation is supported.</w:t>
+        <w:t xml:space="preserve"> examples cannot decide that case.</w:t>
+      </w:r>
+    </w:p>
+    <w:p>
+      <w:pPr>
+        <w:pStyle w:val="Heading3"/>
+      </w:pPr>
+      <w:r>
+        <w:t>My reasoning and evidence</w:t>
+      </w:r>
+    </w:p>
+    <w:p>
+      <w:r>
+        <w:t>________________________________________________________________</w:t>
+      </w:r>
+    </w:p>
+    <w:p>
+      <w:r>
+        <w:t>________________________________________________________________</w:t>
+      </w:r>
+    </w:p>
+    <w:p>
+      <w:r>
+        <w:t>________________________________________________________________</w:t>
+      </w:r>
+    </w:p>
+    <w:p>
+      <w:r>
+        <w:t>________________________________________________________________</w:t>
+      </w:r>
+    </w:p>
+    <w:p>
+      <w:r>
+        <w:t>________________________________________________________________</w:t>
+      </w:r>
+    </w:p>
+    <w:p>
+      <w:r>
+        <w:t>________________________________________________________________</w:t>
+      </w:r>
+    </w:p>
+    <w:p>
+      <w:pPr>
+        <w:pStyle w:val="Heading1"/>
+      </w:pPr>
+      <w:r>
+        <w:t>16. W5 · Keep the check honest</w:t>
+      </w:r>
+    </w:p>
+    <w:p>
+      <w:r>
+        <w:t>Explain when a revealed check case becomes development data.</w:t>
+      </w:r>
+    </w:p>
+    <w:p>
+      <w:pPr>
+        <w:pStyle w:val="Heading2"/>
+      </w:pPr>
+      <w:r>
+        <w:t>Your evidence record</w:t>
       </w:r>
     </w:p>
     <w:p>
@@ -335,7 +459,19 @@
         <w:rPr>
           <w:b w:val="0"/>
         </w:rPr>
-        <w:t>Point to the step or supplied fact that decides; explain your repair if needed.</w:t>
+        <w:t xml:space="preserve">A learner sees that their final-check card was predicted incorrectly, changes the </w:t>
+      </w:r>
+      <w:r>
+        <w:rPr>
+          <w:b/>
+        </w:rPr>
+        <w:t>threshold</w:t>
+      </w:r>
+      <w:r>
+        <w:rPr>
+          <w:b w:val="0"/>
+        </w:rPr>
+        <w:t xml:space="preserve"> to match it and reports the same card as an unseen test. Explain the problem and propose a valid next check.</w:t>
       </w:r>
     </w:p>
     <w:p>
@@ -343,7 +479,7 @@
         <w:pStyle w:val="Heading3"/>
       </w:pPr>
       <w:r>
-        <w:t>My explanation before partner discussion</w:t>
+        <w:t>My reasoning and evidence</w:t>
       </w:r>
     </w:p>
     <w:p>
@@ -367,24 +503,29 @@
       </w:r>
     </w:p>
     <w:p>
+      <w:r>
+        <w:t>________________________________________________________________</w:t>
+      </w:r>
+    </w:p>
+    <w:p>
       <w:pPr>
         <w:pStyle w:val="Heading1"/>
       </w:pPr>
       <w:r>
-        <w:t>04. Independent transfer case</w:t>
-      </w:r>
-    </w:p>
-    <w:p>
-      <w:r>
-        <w:t>Write one first attempt at the reserved independent case before feedback. Repeated copies of that case refer to the same recorded attempt.</w:t>
-      </w:r>
-    </w:p>
-    <w:p>
-      <w:pPr>
-        <w:pStyle w:val="Heading3"/>
-      </w:pPr>
-      <w:r>
-        <w:t>Independent case: Fit a new paper classifier</w:t>
+        <w:t>04. W4 · Fit a new length classifier</w:t>
+      </w:r>
+    </w:p>
+    <w:p>
+      <w:r>
+        <w:t>Keep one first attempt before hints or teacher feedback.</w:t>
+      </w:r>
+    </w:p>
+    <w:p>
+      <w:pPr>
+        <w:pStyle w:val="Heading2"/>
+      </w:pPr>
+      <w:r>
+        <w:t>Read and explain independently</w:t>
       </w:r>
     </w:p>
     <w:p>
@@ -490,6 +631,14 @@
     </w:p>
     <w:p>
       <w:pPr>
+        <w:pStyle w:val="Heading2"/>
+      </w:pPr>
+      <w:r>
+        <w:t>Keep a fair record</w:t>
+      </w:r>
+    </w:p>
+    <w:p>
+      <w:pPr>
         <w:spacing w:line="336" w:lineRule="auto" w:after="180"/>
       </w:pPr>
       <w:r>
@@ -501,75 +650,88 @@
     </w:p>
     <w:p>
       <w:pPr>
+        <w:pStyle w:val="Heading2"/>
+      </w:pPr>
+      <w:r>
+        <w:t>Earlier wording, alternative practice and picture transcripts · reference / check after trying</w:t>
+      </w:r>
+    </w:p>
+    <w:p>
+      <w:pPr>
+        <w:pStyle w:val="Heading3"/>
+      </w:pPr>
+      <w:r>
+        <w:t>Independent case: Fit a new paper classifier</w:t>
+      </w:r>
+    </w:p>
+    <w:p>
+      <w:pPr>
         <w:pStyle w:val="Heading1"/>
       </w:pPr>
       <w:r>
-        <w:t>05. Your learning target</w:t>
-      </w:r>
-    </w:p>
-    <w:p>
-      <w:r>
-        <w:t>Connect the Rules or Learned Patterns? target to a trace and a justified conclusion.</w:t>
-      </w:r>
-    </w:p>
-    <w:p>
-      <w:pPr>
-        <w:spacing w:line="336" w:lineRule="auto" w:after="180"/>
-        <w:shd w:fill="F5F1FB"/>
-      </w:pPr>
-      <w:r>
-        <w:rPr>
-          <w:b w:val="0"/>
-        </w:rPr>
-        <w:t xml:space="preserve">Sorter A follows 'red left, blue right'. Sorter B was trained using </w:t>
-      </w:r>
-      <w:r>
-        <w:rPr>
-          <w:b/>
-        </w:rPr>
-        <w:t>label</w:t>
-      </w:r>
-      <w:r>
-        <w:rPr>
-          <w:b w:val="0"/>
-        </w:rPr>
-        <w:t xml:space="preserve">led red and blue cards. Both send a purple card left. Does their shared </w:t>
-      </w:r>
-      <w:r>
-        <w:rPr>
-          <w:b/>
-        </w:rPr>
-        <w:t>output</w:t>
-      </w:r>
-      <w:r>
-        <w:rPr>
-          <w:b w:val="0"/>
-        </w:rPr>
-        <w:t xml:space="preserve"> show that they used the same </w:t>
-      </w:r>
-      <w:r>
-        <w:rPr>
-          <w:b/>
-        </w:rPr>
-        <w:t>process</w:t>
-      </w:r>
-      <w:r>
-        <w:rPr>
-          <w:b w:val="0"/>
-        </w:rPr>
-        <w:t xml:space="preserve">? What </w:t>
-      </w:r>
-      <w:r>
-        <w:rPr>
-          <w:b/>
-        </w:rPr>
-        <w:t>evidence</w:t>
-      </w:r>
-      <w:r>
-        <w:rPr>
-          <w:b w:val="0"/>
-        </w:rPr>
-        <w:t xml:space="preserve"> is missing?</w:t>
+        <w:t>09. Project · Keep the rule’s origin</w:t>
+      </w:r>
+    </w:p>
+    <w:p>
+      <w:r>
+        <w:t>Record the written design or candidate-error evidence.</w:t>
+      </w:r>
+    </w:p>
+    <w:p>
+      <w:pPr>
+        <w:pStyle w:val="Heading2"/>
+      </w:pPr>
+      <w:r>
+        <w:t>Your project decision</w:t>
+      </w:r>
+    </w:p>
+    <w:p>
+      <w:pPr>
+        <w:pStyle w:val="ListBullet"/>
+      </w:pPr>
+      <w:r>
+        <w:t>Draw a fixed-rule version and a learned-pattern version of the Classroom Sorter; state what evidence would justify the learned version.</w:t>
+      </w:r>
+    </w:p>
+    <w:p>
+      <w:pPr>
+        <w:pStyle w:val="ListBullet"/>
+      </w:pPr>
+      <w:r>
+        <w:t>The project change and evidence I will keep</w:t>
+      </w:r>
+    </w:p>
+    <w:p>
+      <w:pPr>
+        <w:pStyle w:val="Heading3"/>
+      </w:pPr>
+      <w:r>
+        <w:t>Write or draw your reasoning and evidence.</w:t>
+      </w:r>
+    </w:p>
+    <w:p>
+      <w:r>
+        <w:t>________________________________________________________________</w:t>
+      </w:r>
+    </w:p>
+    <w:p>
+      <w:r>
+        <w:t>________________________________________________________________</w:t>
+      </w:r>
+    </w:p>
+    <w:p>
+      <w:r>
+        <w:t>________________________________________________________________</w:t>
+      </w:r>
+    </w:p>
+    <w:p>
+      <w:r>
+        <w:t>________________________________________________________________</w:t>
+      </w:r>
+    </w:p>
+    <w:p>
+      <w:r>
+        <w:t>________________________________________________________________</w:t>
       </w:r>
     </w:p>
     <w:p>
@@ -577,1096 +739,20 @@
         <w:pStyle w:val="Heading1"/>
       </w:pPr>
       <w:r>
-        <w:t>06. Solve the given case</w:t>
-      </w:r>
-    </w:p>
-    <w:p>
-      <w:r>
-        <w:t>Solve the supplied Rules or Learned Patterns? case and show the deciding evidence.</w:t>
-      </w:r>
-    </w:p>
-    <w:p>
-      <w:pPr>
-        <w:spacing w:line="336" w:lineRule="auto" w:after="180"/>
-      </w:pPr>
-      <w:r>
-        <w:rPr>
-          <w:b w:val="0"/>
-        </w:rPr>
-        <w:t xml:space="preserve">Sorter A follows a written red-card-left rule. Sorter B is fitted using </w:t>
-      </w:r>
-      <w:r>
-        <w:rPr>
-          <w:b/>
-        </w:rPr>
-        <w:t>label</w:t>
-      </w:r>
-      <w:r>
-        <w:rPr>
-          <w:b w:val="0"/>
-        </w:rPr>
-        <w:t>led leaves.</w:t>
-      </w:r>
-    </w:p>
-    <w:p>
-      <w:pPr>
-        <w:spacing w:line="336" w:lineRule="auto" w:after="180"/>
-        <w:shd w:fill="F5F1FB"/>
-      </w:pPr>
-      <w:r>
-        <w:rPr>
-          <w:b w:val="0"/>
-        </w:rPr>
-        <w:t xml:space="preserve">How were their decision </w:t>
-      </w:r>
-      <w:r>
-        <w:rPr>
-          <w:b/>
-        </w:rPr>
-        <w:t>process</w:t>
-      </w:r>
-      <w:r>
-        <w:rPr>
-          <w:b w:val="0"/>
-        </w:rPr>
-        <w:t>es obtained? Where should A send blue cards?</w:t>
-      </w:r>
-    </w:p>
-    <w:p>
-      <w:pPr>
-        <w:spacing w:line="336" w:lineRule="auto" w:after="180"/>
-      </w:pPr>
-      <w:r>
-        <w:rPr>
-          <w:b w:val="0"/>
-        </w:rPr>
-        <w:t xml:space="preserve">Show your trace, calculation or </w:t>
-      </w:r>
-      <w:r>
-        <w:rPr>
-          <w:b/>
-        </w:rPr>
-        <w:t>evidence</w:t>
-      </w:r>
-    </w:p>
-    <w:p>
-      <w:pPr>
-        <w:pStyle w:val="Heading3"/>
-      </w:pPr>
-      <w:r>
-        <w:t>Write or draw your reasoning and evidence.</w:t>
-      </w:r>
-    </w:p>
-    <w:p>
-      <w:r>
-        <w:t>________________________________________________________________</w:t>
-      </w:r>
-    </w:p>
-    <w:p>
-      <w:r>
-        <w:t>________________________________________________________________</w:t>
-      </w:r>
-    </w:p>
-    <w:p>
-      <w:r>
-        <w:t>________________________________________________________________</w:t>
-      </w:r>
-    </w:p>
-    <w:p>
-      <w:r>
-        <w:t>________________________________________________________________</w:t>
-      </w:r>
-    </w:p>
-    <w:p>
-      <w:r>
-        <w:t>________________________________________________________________</w:t>
-      </w:r>
-    </w:p>
-    <w:p>
-      <w:pPr>
-        <w:pStyle w:val="Heading1"/>
-      </w:pPr>
-      <w:r>
-        <w:t>07. Check a changed case</w:t>
-      </w:r>
-    </w:p>
-    <w:p>
-      <w:r>
-        <w:t>Apply the procedure to the changed case and record why the conclusion follows.</w:t>
-      </w:r>
-    </w:p>
-    <w:p>
-      <w:pPr>
-        <w:spacing w:line="336" w:lineRule="auto" w:after="180"/>
-        <w:shd w:fill="F5F1FB"/>
-      </w:pPr>
-      <w:r>
-        <w:rPr>
-          <w:b w:val="0"/>
-        </w:rPr>
-        <w:t xml:space="preserve">System A uses the </w:t>
-      </w:r>
-      <w:r>
-        <w:rPr>
-          <w:b/>
-        </w:rPr>
-        <w:t>written rule</w:t>
-      </w:r>
-      <w:r>
-        <w:rPr>
-          <w:b w:val="0"/>
-        </w:rPr>
-        <w:t xml:space="preserve"> green means go. System B learns fruit </w:t>
-      </w:r>
-      <w:r>
-        <w:rPr>
-          <w:b/>
-        </w:rPr>
-        <w:t>label</w:t>
-      </w:r>
-      <w:r>
-        <w:rPr>
-          <w:b w:val="0"/>
-        </w:rPr>
-        <w:t>s from example photographs. Who supplies A's rule? What changes when B is trained on different examples?</w:t>
-      </w:r>
-    </w:p>
-    <w:p>
-      <w:pPr>
-        <w:spacing w:line="336" w:lineRule="auto" w:after="180"/>
-      </w:pPr>
-      <w:r>
-        <w:rPr>
-          <w:b w:val="0"/>
-        </w:rPr>
-        <w:t>My independent answer and reason</w:t>
-      </w:r>
-    </w:p>
-    <w:p>
-      <w:pPr>
-        <w:pStyle w:val="Heading3"/>
-      </w:pPr>
-      <w:r>
-        <w:t>Write or draw your reasoning and evidence.</w:t>
-      </w:r>
-    </w:p>
-    <w:p>
-      <w:r>
-        <w:t>________________________________________________________________</w:t>
-      </w:r>
-    </w:p>
-    <w:p>
-      <w:r>
-        <w:t>________________________________________________________________</w:t>
-      </w:r>
-    </w:p>
-    <w:p>
-      <w:r>
-        <w:t>________________________________________________________________</w:t>
-      </w:r>
-    </w:p>
-    <w:p>
-      <w:r>
-        <w:t>________________________________________________________________</w:t>
-      </w:r>
-    </w:p>
-    <w:p>
-      <w:r>
-        <w:t>________________________________________________________________</w:t>
-      </w:r>
-    </w:p>
-    <w:p>
-      <w:pPr>
-        <w:pStyle w:val="Heading3"/>
-      </w:pPr>
-      <w:r>
-        <w:t>Week 4 Test and reflect</w:t>
-      </w:r>
-    </w:p>
-    <w:p>
-      <w:pPr>
-        <w:pStyle w:val="Heading1"/>
-      </w:pPr>
-      <w:r>
-        <w:t>08. Design a revealing test</w:t>
-      </w:r>
-    </w:p>
-    <w:p>
-      <w:r>
-        <w:t>Specify a changed input, expected result and observation separately.</w:t>
-      </w:r>
-    </w:p>
-    <w:p>
-      <w:pPr>
-        <w:spacing w:line="336" w:lineRule="auto" w:after="180"/>
-      </w:pPr>
-      <w:r>
-        <w:rPr>
-          <w:b w:val="0"/>
-        </w:rPr>
-        <w:t xml:space="preserve">Create a changed </w:t>
-      </w:r>
-      <w:r>
-        <w:rPr>
-          <w:b/>
-        </w:rPr>
-        <w:t>input</w:t>
-      </w:r>
-      <w:r>
-        <w:rPr>
-          <w:b w:val="0"/>
-        </w:rPr>
-        <w:t>, boundary case or missing-information case. Write the expected answer or safe response before testing.</w:t>
-      </w:r>
-    </w:p>
-    <w:tbl>
-      <w:tblPr>
-        <w:tblStyle w:val="LightShading-Accent1"/>
-        <w:tblW w:type="auto" w:w="0"/>
-        <w:tblLook w:firstColumn="1" w:firstRow="1" w:lastColumn="0" w:lastRow="0" w:noHBand="0" w:noVBand="1" w:val="04A0"/>
-      </w:tblPr>
-      <w:tblGrid>
-        <w:gridCol w:w="5112"/>
-        <w:gridCol w:w="5112"/>
-      </w:tblGrid>
-      <w:tr>
-        <w:trPr>
-          <w:tblHeader/>
-        </w:trPr>
-        <w:tc>
-          <w:tcPr>
-            <w:tcW w:type="dxa" w:w="5112"/>
-          </w:tcPr>
-          <w:p>
-            <w:r>
-              <w:t>Test record</w:t>
-            </w:r>
-          </w:p>
-        </w:tc>
-        <w:tc>
-          <w:tcPr>
-            <w:tcW w:type="dxa" w:w="5112"/>
-          </w:tcPr>
-          <w:p>
-            <w:r>
-              <w:t>My evidence</w:t>
-            </w:r>
-          </w:p>
-        </w:tc>
-      </w:tr>
-      <w:tr>
-        <w:tc>
-          <w:tcPr>
-            <w:tcW w:type="dxa" w:w="5112"/>
-          </w:tcPr>
-          <w:p>
-            <w:r>
-              <w:t>Changed input or condition</w:t>
-            </w:r>
-          </w:p>
-        </w:tc>
-        <w:tc>
-          <w:tcPr>
-            <w:tcW w:type="dxa" w:w="5112"/>
-          </w:tcPr>
-          <w:p>
-            <w:r/>
-          </w:p>
-        </w:tc>
-      </w:tr>
-      <w:tr>
-        <w:tc>
-          <w:tcPr>
-            <w:tcW w:type="dxa" w:w="5112"/>
-          </w:tcPr>
-          <w:p>
-            <w:r>
-              <w:t>Expected answer or fallback</w:t>
-            </w:r>
-          </w:p>
-        </w:tc>
-        <w:tc>
-          <w:tcPr>
-            <w:tcW w:type="dxa" w:w="5112"/>
-          </w:tcPr>
-          <w:p>
-            <w:r/>
-          </w:p>
-        </w:tc>
-      </w:tr>
-      <w:tr>
-        <w:tc>
-          <w:tcPr>
-            <w:tcW w:type="dxa" w:w="5112"/>
-          </w:tcPr>
-          <w:p>
-            <w:r>
-              <w:t>Observed result</w:t>
-            </w:r>
-          </w:p>
-        </w:tc>
-        <w:tc>
-          <w:tcPr>
-            <w:tcW w:type="dxa" w:w="5112"/>
-          </w:tcPr>
-          <w:p>
-            <w:r/>
-          </w:p>
-        </w:tc>
-      </w:tr>
-      <w:tr>
-        <w:tc>
-          <w:tcPr>
-            <w:tcW w:type="dxa" w:w="5112"/>
-          </w:tcPr>
-          <w:p>
-            <w:r>
-              <w:t>Why the result occurred</w:t>
-            </w:r>
-          </w:p>
-        </w:tc>
-        <w:tc>
-          <w:tcPr>
-            <w:tcW w:type="dxa" w:w="5112"/>
-          </w:tcPr>
-          <w:p>
-            <w:r/>
-          </w:p>
-        </w:tc>
-      </w:tr>
-    </w:tbl>
-    <w:p>
-      <w:pPr>
-        <w:pStyle w:val="Heading1"/>
-      </w:pPr>
-      <w:r>
-        <w:t>09. Project checkpoint</w:t>
-      </w:r>
-    </w:p>
-    <w:p>
-      <w:r>
-        <w:t>Justify what Rules or Learned Patterns? adds to Helpful Classroom Sorter and keep the evidence.</w:t>
-      </w:r>
-    </w:p>
-    <w:p>
-      <w:pPr>
-        <w:spacing w:line="336" w:lineRule="auto" w:after="180"/>
-      </w:pPr>
-      <w:r>
-        <w:rPr>
-          <w:b w:val="0"/>
-        </w:rPr>
-        <w:t xml:space="preserve">Draw a fixed-rule version and a learned-pattern version of the Classroom Sorter; state what </w:t>
-      </w:r>
-      <w:r>
-        <w:rPr>
-          <w:b/>
-        </w:rPr>
-        <w:t>evidence</w:t>
-      </w:r>
-      <w:r>
-        <w:rPr>
-          <w:b w:val="0"/>
-        </w:rPr>
-        <w:t xml:space="preserve"> would justify the learned version.</w:t>
-      </w:r>
-    </w:p>
-    <w:p>
-      <w:pPr>
-        <w:spacing w:line="336" w:lineRule="auto" w:after="180"/>
-      </w:pPr>
-      <w:r>
-        <w:rPr>
-          <w:b w:val="0"/>
-        </w:rPr>
-        <w:t xml:space="preserve">The project change and </w:t>
-      </w:r>
-      <w:r>
-        <w:rPr>
-          <w:b/>
-        </w:rPr>
-        <w:t>evidence</w:t>
-      </w:r>
-      <w:r>
-        <w:rPr>
-          <w:b w:val="0"/>
-        </w:rPr>
-        <w:t xml:space="preserve"> I will keep</w:t>
-      </w:r>
-    </w:p>
-    <w:p>
-      <w:pPr>
-        <w:pStyle w:val="Heading3"/>
-      </w:pPr>
-      <w:r>
-        <w:t>Write or draw your reasoning and evidence.</w:t>
-      </w:r>
-    </w:p>
-    <w:p>
-      <w:r>
-        <w:t>________________________________________________________________</w:t>
-      </w:r>
-    </w:p>
-    <w:p>
-      <w:r>
-        <w:t>________________________________________________________________</w:t>
-      </w:r>
-    </w:p>
-    <w:p>
-      <w:r>
-        <w:t>________________________________________________________________</w:t>
-      </w:r>
-    </w:p>
-    <w:p>
-      <w:r>
-        <w:t>________________________________________________________________</w:t>
-      </w:r>
-    </w:p>
-    <w:p>
-      <w:r>
-        <w:t>________________________________________________________________</w:t>
-      </w:r>
-    </w:p>
-    <w:p>
-      <w:pPr>
-        <w:pStyle w:val="Heading1"/>
-      </w:pPr>
-      <w:r>
-        <w:t>10. Self check</w:t>
-      </w:r>
-    </w:p>
-    <w:p>
-      <w:r>
-        <w:t>Judge explanation, evidence, transfer and limits separately; attach the work behind your judgement.</w:t>
-      </w:r>
-    </w:p>
-    <w:p>
-      <w:pPr>
-        <w:pStyle w:val="ListBullet"/>
-      </w:pPr>
-      <w:r>
-        <w:t>I can explain the mechanism.</w:t>
-      </w:r>
-    </w:p>
-    <w:p>
-      <w:pPr>
-        <w:pStyle w:val="ListBullet"/>
-      </w:pPr>
-      <w:r>
-        <w:t>I can show evidence.</w:t>
-      </w:r>
-    </w:p>
-    <w:p>
-      <w:pPr>
-        <w:pStyle w:val="ListBullet"/>
-      </w:pPr>
-      <w:r>
-        <w:t>I can handle a changed case.</w:t>
-      </w:r>
-    </w:p>
-    <w:p>
-      <w:pPr>
-        <w:pStyle w:val="ListBullet"/>
-      </w:pPr>
-      <w:r>
-        <w:t>I can name a limit.</w:t>
-      </w:r>
-    </w:p>
-    <w:p>
-      <w:r>
-        <w:t>Mark each as not yet, with help or independently, and attach supporting work.</w:t>
-      </w:r>
-    </w:p>
-    <w:p>
-      <w:pPr>
-        <w:spacing w:line="336" w:lineRule="auto" w:after="180"/>
-      </w:pPr>
-      <w:r>
-        <w:rPr>
-          <w:b w:val="0"/>
-        </w:rPr>
-        <w:t>Teacher review ____________________  Next step ____________________</w:t>
-      </w:r>
-    </w:p>
-    <w:p>
-      <w:pPr>
-        <w:pStyle w:val="Heading1"/>
-      </w:pPr>
-      <w:r>
-        <w:t>11. Transfer practice from the original programme</w:t>
-      </w:r>
-    </w:p>
-    <w:p>
-      <w:r>
-        <w:t>Use this earlier case as transfer practice. A case already discussed with feedback is not fresh assessment evidence.</w:t>
-      </w:r>
-    </w:p>
-    <w:p>
-      <w:pPr>
-        <w:spacing w:line="336" w:lineRule="auto" w:after="180"/>
-        <w:shd w:fill="F5F1FB"/>
-      </w:pPr>
-      <w:r>
-        <w:rPr>
-          <w:b w:val="0"/>
-        </w:rPr>
-        <w:t xml:space="preserve">Sorter A follows 'red left, blue right'. Sorter B was trained using </w:t>
-      </w:r>
-      <w:r>
-        <w:rPr>
-          <w:b/>
-        </w:rPr>
-        <w:t>label</w:t>
-      </w:r>
-      <w:r>
-        <w:rPr>
-          <w:b w:val="0"/>
-        </w:rPr>
-        <w:t xml:space="preserve">led red and blue cards. Both send a purple card left. Does their shared </w:t>
-      </w:r>
-      <w:r>
-        <w:rPr>
-          <w:b/>
-        </w:rPr>
-        <w:t>output</w:t>
-      </w:r>
-      <w:r>
-        <w:rPr>
-          <w:b w:val="0"/>
-        </w:rPr>
-        <w:t xml:space="preserve"> show that they used the same </w:t>
-      </w:r>
-      <w:r>
-        <w:rPr>
-          <w:b/>
-        </w:rPr>
-        <w:t>process</w:t>
-      </w:r>
-      <w:r>
-        <w:rPr>
-          <w:b w:val="0"/>
-        </w:rPr>
-        <w:t xml:space="preserve">? What </w:t>
-      </w:r>
-      <w:r>
-        <w:rPr>
-          <w:b/>
-        </w:rPr>
-        <w:t>evidence</w:t>
-      </w:r>
-      <w:r>
-        <w:rPr>
-          <w:b w:val="0"/>
-        </w:rPr>
-        <w:t xml:space="preserve"> is missing?</w:t>
-      </w:r>
-    </w:p>
-    <w:p>
-      <w:pPr>
-        <w:pStyle w:val="Heading3"/>
-      </w:pPr>
-      <w:r>
-        <w:t>My independently reasoned answer</w:t>
-      </w:r>
-    </w:p>
-    <w:p>
-      <w:r>
-        <w:t>________________________________________________________________</w:t>
-      </w:r>
-    </w:p>
-    <w:p>
-      <w:r>
-        <w:t>________________________________________________________________</w:t>
-      </w:r>
-    </w:p>
-    <w:p>
-      <w:r>
-        <w:t>________________________________________________________________</w:t>
-      </w:r>
-    </w:p>
-    <w:p>
-      <w:r>
-        <w:t>________________________________________________________________</w:t>
-      </w:r>
-    </w:p>
-    <w:p>
-      <w:r>
-        <w:t>________________________________________________________________</w:t>
-      </w:r>
-    </w:p>
-    <w:p>
-      <w:r>
-        <w:t>________________________________________________________________</w:t>
-      </w:r>
-    </w:p>
-    <w:p>
-      <w:r>
-        <w:t>________________________________________________________________</w:t>
-      </w:r>
-    </w:p>
-    <w:p>
-      <w:pPr>
-        <w:spacing w:line="336" w:lineRule="auto" w:after="180"/>
-      </w:pPr>
-      <w:r>
-        <w:rPr>
-          <w:b w:val="0"/>
-        </w:rPr>
-        <w:t>Record support used: none, hint or teacher explanation.</w:t>
-      </w:r>
-    </w:p>
-    <w:p>
-      <w:pPr>
-        <w:pStyle w:val="Heading1"/>
-      </w:pPr>
-      <w:r>
-        <w:t>12. W1 Execute before fitting</w:t>
-      </w:r>
-    </w:p>
-    <w:p>
-      <w:r>
-        <w:t>Execute before fitting. Apply the supplied Rules or Learned Patterns? facts and keep your reasoning.</w:t>
-      </w:r>
-    </w:p>
-    <w:p>
-      <w:pPr>
-        <w:spacing w:line="336" w:lineRule="auto" w:after="180"/>
-      </w:pPr>
-      <w:r>
-        <w:rPr>
-          <w:b w:val="0"/>
-        </w:rPr>
-        <w:t xml:space="preserve">Use wide when width is at least 5 cm. Predict the </w:t>
-      </w:r>
-      <w:r>
-        <w:rPr>
-          <w:b/>
-        </w:rPr>
-        <w:t>label</w:t>
-      </w:r>
-      <w:r>
-        <w:rPr>
-          <w:b w:val="0"/>
-        </w:rPr>
-        <w:t xml:space="preserve"> for widths 4, 5 and 6. Then state what changes if the rule uses greater than 5 instead.</w:t>
-      </w:r>
-    </w:p>
-    <w:p>
-      <w:pPr>
-        <w:pStyle w:val="Heading3"/>
-      </w:pPr>
-      <w:r>
-        <w:t>My reasoning and evidence</w:t>
-      </w:r>
-    </w:p>
-    <w:p>
-      <w:r>
-        <w:t>________________________________________________________________</w:t>
-      </w:r>
-    </w:p>
-    <w:p>
-      <w:r>
-        <w:t>________________________________________________________________</w:t>
-      </w:r>
-    </w:p>
-    <w:p>
-      <w:r>
-        <w:t>________________________________________________________________</w:t>
-      </w:r>
-    </w:p>
-    <w:p>
-      <w:r>
-        <w:t>________________________________________________________________</w:t>
-      </w:r>
-    </w:p>
-    <w:p>
-      <w:r>
-        <w:t>________________________________________________________________</w:t>
-      </w:r>
-    </w:p>
-    <w:p>
-      <w:pPr>
-        <w:pStyle w:val="Heading1"/>
-      </w:pPr>
-      <w:r>
-        <w:t>13. W2 Complete the supported comparison</w:t>
-      </w:r>
-    </w:p>
-    <w:p>
-      <w:r>
-        <w:t>Complete the supported comparison. Apply the supplied Rules or Learned Patterns? facts and keep your reasoning.</w:t>
-      </w:r>
-    </w:p>
-    <w:p>
-      <w:pPr>
-        <w:spacing w:line="336" w:lineRule="auto" w:after="180"/>
-      </w:pPr>
-      <w:r>
-        <w:rPr>
-          <w:b w:val="0"/>
-        </w:rPr>
-        <w:t xml:space="preserve">Widths 1, 3, 5, 7 have </w:t>
-      </w:r>
-      <w:r>
-        <w:rPr>
-          <w:b/>
-        </w:rPr>
-        <w:t>label</w:t>
-      </w:r>
-      <w:r>
-        <w:rPr>
-          <w:b w:val="0"/>
-        </w:rPr>
-        <w:t xml:space="preserve">s narrow, narrow, wide, wide. For candidates 3 and 5, list all </w:t>
-      </w:r>
-      <w:r>
-        <w:rPr>
-          <w:b/>
-        </w:rPr>
-        <w:t>prediction</w:t>
-      </w:r>
-      <w:r>
-        <w:rPr>
-          <w:b w:val="0"/>
-        </w:rPr>
-        <w:t>s using wide when width is at least the candidate. Count disagreements and select the lower-error candidate.</w:t>
-      </w:r>
-    </w:p>
-    <w:p>
-      <w:pPr>
-        <w:pStyle w:val="Heading3"/>
-      </w:pPr>
-      <w:r>
-        <w:t>My reasoning and evidence</w:t>
-      </w:r>
-    </w:p>
-    <w:p>
-      <w:r>
-        <w:t>________________________________________________________________</w:t>
-      </w:r>
-    </w:p>
-    <w:p>
-      <w:r>
-        <w:t>________________________________________________________________</w:t>
-      </w:r>
-    </w:p>
-    <w:p>
-      <w:r>
-        <w:t>________________________________________________________________</w:t>
-      </w:r>
-    </w:p>
-    <w:p>
-      <w:r>
-        <w:t>________________________________________________________________</w:t>
-      </w:r>
-    </w:p>
-    <w:p>
-      <w:r>
-        <w:t>________________________________________________________________</w:t>
-      </w:r>
-    </w:p>
-    <w:p>
-      <w:r>
-        <w:t>________________________________________________________________</w:t>
-      </w:r>
-    </w:p>
-    <w:p>
-      <w:pPr>
-        <w:pStyle w:val="Heading1"/>
-      </w:pPr>
-      <w:r>
-        <w:t>14. W3 Make a tie visible</w:t>
-      </w:r>
-    </w:p>
-    <w:p>
-      <w:r>
-        <w:t>Make a tie visible. Apply the supplied Rules or Learned Patterns? facts and keep your reasoning.</w:t>
-      </w:r>
-    </w:p>
-    <w:p>
-      <w:pPr>
-        <w:spacing w:line="336" w:lineRule="auto" w:after="180"/>
-      </w:pPr>
-      <w:r>
-        <w:rPr>
-          <w:b w:val="0"/>
-        </w:rPr>
-        <w:t xml:space="preserve">For the worked widths 2, 4, 6, 8 with </w:t>
-      </w:r>
-      <w:r>
-        <w:rPr>
-          <w:b/>
-        </w:rPr>
-        <w:t>label</w:t>
-      </w:r>
-      <w:r>
-        <w:rPr>
-          <w:b w:val="0"/>
-        </w:rPr>
-        <w:t xml:space="preserve">s narrow, narrow, wide, wide, compare </w:t>
-      </w:r>
-      <w:r>
-        <w:rPr>
-          <w:b/>
-        </w:rPr>
-        <w:t>threshold</w:t>
-      </w:r>
-      <w:r>
-        <w:rPr>
-          <w:b w:val="0"/>
-        </w:rPr>
-        <w:t xml:space="preserve">s 5 and 6. Give a width where they predict differently. Explain why the four </w:t>
-      </w:r>
-      <w:r>
-        <w:rPr>
-          <w:b/>
-        </w:rPr>
-        <w:t>fitting</w:t>
-      </w:r>
-      <w:r>
-        <w:rPr>
-          <w:b w:val="0"/>
-        </w:rPr>
-        <w:t xml:space="preserve"> examples cannot decide that case.</w:t>
-      </w:r>
-    </w:p>
-    <w:p>
-      <w:pPr>
-        <w:pStyle w:val="Heading3"/>
-      </w:pPr>
-      <w:r>
-        <w:t>My reasoning and evidence</w:t>
-      </w:r>
-    </w:p>
-    <w:p>
-      <w:r>
-        <w:t>________________________________________________________________</w:t>
-      </w:r>
-    </w:p>
-    <w:p>
-      <w:r>
-        <w:t>________________________________________________________________</w:t>
-      </w:r>
-    </w:p>
-    <w:p>
-      <w:r>
-        <w:t>________________________________________________________________</w:t>
-      </w:r>
-    </w:p>
-    <w:p>
-      <w:r>
-        <w:t>________________________________________________________________</w:t>
-      </w:r>
-    </w:p>
-    <w:p>
-      <w:r>
-        <w:t>________________________________________________________________</w:t>
-      </w:r>
-    </w:p>
-    <w:p>
-      <w:r>
-        <w:t>________________________________________________________________</w:t>
-      </w:r>
-    </w:p>
-    <w:p>
-      <w:pPr>
-        <w:pStyle w:val="Heading1"/>
-      </w:pPr>
-      <w:r>
-        <w:t>15. W4 Fit a new paper classifier</w:t>
-      </w:r>
-    </w:p>
-    <w:p>
-      <w:r>
-        <w:t>Attempt before feedback. If this repeats the selected independent case, reuse that first attempt; otherwise keep a separate record. Fit a new paper classifier. Apply the supplied Rules or Learned Patterns? facts and keep your reasoning.</w:t>
-      </w:r>
-    </w:p>
-    <w:p>
-      <w:pPr>
-        <w:spacing w:line="336" w:lineRule="auto" w:after="180"/>
-      </w:pPr>
-      <w:r>
-        <w:rPr>
-          <w:b w:val="0"/>
-        </w:rPr>
-        <w:t xml:space="preserve">A fictional sorting task has lengths 2, 5, 7, 9 cm with </w:t>
-      </w:r>
-      <w:r>
-        <w:rPr>
-          <w:b/>
-        </w:rPr>
-        <w:t>label</w:t>
-      </w:r>
-      <w:r>
-        <w:rPr>
-          <w:b w:val="0"/>
-        </w:rPr>
-        <w:t>s short, short, long, long. Candidate rules predict long when length is at least 5 or at least 7.</w:t>
-      </w:r>
-    </w:p>
-    <w:p>
-      <w:pPr>
-        <w:spacing w:line="336" w:lineRule="auto" w:after="180"/>
-      </w:pPr>
-      <w:r>
-        <w:rPr>
-          <w:b w:val="0"/>
-        </w:rPr>
-        <w:t xml:space="preserve">List </w:t>
-      </w:r>
-      <w:r>
-        <w:rPr>
-          <w:b/>
-        </w:rPr>
-        <w:t>prediction</w:t>
-      </w:r>
-      <w:r>
-        <w:rPr>
-          <w:b w:val="0"/>
-        </w:rPr>
-        <w:t xml:space="preserve">s and errors for both, choose one, and predict a new length of 6 before any </w:t>
-      </w:r>
-      <w:r>
-        <w:rPr>
-          <w:b/>
-        </w:rPr>
-        <w:t>label</w:t>
-      </w:r>
-      <w:r>
-        <w:rPr>
-          <w:b w:val="0"/>
-        </w:rPr>
-        <w:t xml:space="preserve"> is revealed. State one limit of your conclusion.</w:t>
-      </w:r>
-    </w:p>
-    <w:p>
-      <w:pPr>
-        <w:pStyle w:val="Heading3"/>
-      </w:pPr>
-      <w:r>
-        <w:t>My reasoning and evidence</w:t>
-      </w:r>
-    </w:p>
-    <w:p>
-      <w:r>
-        <w:t>________________________________________________________________</w:t>
-      </w:r>
-    </w:p>
-    <w:p>
-      <w:r>
-        <w:t>________________________________________________________________</w:t>
-      </w:r>
-    </w:p>
-    <w:p>
-      <w:r>
-        <w:t>________________________________________________________________</w:t>
-      </w:r>
-    </w:p>
-    <w:p>
-      <w:r>
-        <w:t>________________________________________________________________</w:t>
-      </w:r>
-    </w:p>
-    <w:p>
-      <w:r>
-        <w:t>________________________________________________________________</w:t>
-      </w:r>
-    </w:p>
-    <w:p>
-      <w:r>
-        <w:t>________________________________________________________________</w:t>
-      </w:r>
-    </w:p>
-    <w:p>
-      <w:r>
-        <w:t>________________________________________________________________</w:t>
-      </w:r>
-    </w:p>
-    <w:p>
-      <w:r>
-        <w:t>________________________________________________________________</w:t>
-      </w:r>
-    </w:p>
-    <w:p>
-      <w:pPr>
-        <w:pStyle w:val="Heading1"/>
-      </w:pPr>
-      <w:r>
-        <w:t>16. W5 Keep the check honest</w:t>
-      </w:r>
-    </w:p>
-    <w:p>
-      <w:r>
-        <w:t>Keep the check honest. Apply the supplied Rules or Learned Patterns? facts and keep your reasoning.</w:t>
-      </w:r>
-    </w:p>
-    <w:p>
-      <w:pPr>
-        <w:spacing w:line="336" w:lineRule="auto" w:after="180"/>
-      </w:pPr>
-      <w:r>
-        <w:rPr>
-          <w:b w:val="0"/>
-        </w:rPr>
-        <w:t xml:space="preserve">A learner sees that their final-check card was predicted incorrectly, changes the </w:t>
-      </w:r>
-      <w:r>
-        <w:rPr>
-          <w:b/>
-        </w:rPr>
-        <w:t>threshold</w:t>
-      </w:r>
-      <w:r>
-        <w:rPr>
-          <w:b w:val="0"/>
-        </w:rPr>
-        <w:t xml:space="preserve"> to match it and reports the same card as an unseen test. Explain the problem and propose a valid next check.</w:t>
-      </w:r>
-    </w:p>
-    <w:p>
-      <w:pPr>
-        <w:pStyle w:val="Heading3"/>
-      </w:pPr>
-      <w:r>
-        <w:t>My reasoning and evidence</w:t>
-      </w:r>
-    </w:p>
-    <w:p>
-      <w:r>
-        <w:t>________________________________________________________________</w:t>
-      </w:r>
-    </w:p>
-    <w:p>
-      <w:r>
-        <w:t>________________________________________________________________</w:t>
-      </w:r>
-    </w:p>
-    <w:p>
-      <w:r>
-        <w:t>________________________________________________________________</w:t>
-      </w:r>
-    </w:p>
-    <w:p>
-      <w:r>
-        <w:t>________________________________________________________________</w:t>
-      </w:r>
-    </w:p>
-    <w:p>
-      <w:r>
-        <w:t>________________________________________________________________</w:t>
-      </w:r>
-    </w:p>
-    <w:p>
-      <w:pPr>
-        <w:pStyle w:val="Heading1"/>
-      </w:pPr>
-      <w:r>
-        <w:t>17. Feedback, return check and learning record</w:t>
-      </w:r>
-    </w:p>
-    <w:p>
-      <w:r>
-        <w:t>Record the first repaired step and a different case to revisit after a delay.</w:t>
+        <w:t>17. Feedback · Repair and return</w:t>
+      </w:r>
+    </w:p>
+    <w:p>
+      <w:r>
+        <w:t>Keep your original attempt and a later changed-case check.</w:t>
+      </w:r>
+    </w:p>
+    <w:p>
+      <w:pPr>
+        <w:pStyle w:val="Heading2"/>
+      </w:pPr>
+      <w:r>
+        <w:t>Your evidence record</w:t>
       </w:r>
     </w:p>
     <w:tbl>
@@ -1821,12 +907,1065 @@
         <w:pStyle w:val="Heading1"/>
       </w:pPr>
       <w:r>
-        <w:t>18. Pictorial case practice: Rules or Learned Patterns?</w:t>
-      </w:r>
-    </w:p>
-    <w:p>
-      <w:r>
-        <w:t>A fictional paper sorter learns a size boundary for toy pebbles. Explain the labelled step before checking the changed condition.</w:t>
+        <w:t>10. Finish · Judge the evidence in your work</w:t>
+      </w:r>
+    </w:p>
+    <w:p>
+      <w:r>
+        <w:t>Point to a prediction list, fitting choice and limit.</w:t>
+      </w:r>
+    </w:p>
+    <w:p>
+      <w:pPr>
+        <w:pStyle w:val="Heading2"/>
+      </w:pPr>
+      <w:r>
+        <w:t>Your evidence record</w:t>
+      </w:r>
+    </w:p>
+    <w:p>
+      <w:pPr>
+        <w:pStyle w:val="ListBullet"/>
+      </w:pPr>
+      <w:r>
+        <w:t>I can explain the mechanism.</w:t>
+      </w:r>
+    </w:p>
+    <w:p>
+      <w:pPr>
+        <w:pStyle w:val="ListBullet"/>
+      </w:pPr>
+      <w:r>
+        <w:t>I can show evidence.</w:t>
+      </w:r>
+    </w:p>
+    <w:p>
+      <w:pPr>
+        <w:pStyle w:val="ListBullet"/>
+      </w:pPr>
+      <w:r>
+        <w:t>I can handle a changed case.</w:t>
+      </w:r>
+    </w:p>
+    <w:p>
+      <w:pPr>
+        <w:pStyle w:val="ListBullet"/>
+      </w:pPr>
+      <w:r>
+        <w:t>I can name a limit.</w:t>
+      </w:r>
+    </w:p>
+    <w:p>
+      <w:r>
+        <w:t>Mark each as not yet, with help or independently, and attach supporting work.</w:t>
+      </w:r>
+    </w:p>
+    <w:p>
+      <w:pPr>
+        <w:spacing w:line="336" w:lineRule="auto" w:after="180"/>
+      </w:pPr>
+      <w:r>
+        <w:rPr>
+          <w:b w:val="0"/>
+        </w:rPr>
+        <w:t>Teacher review ____________________  Next step ____________________</w:t>
+      </w:r>
+    </w:p>
+    <w:p>
+      <w:pPr>
+        <w:pStyle w:val="Heading1"/>
+      </w:pPr>
+      <w:r>
+        <w:t>Reference bank and extra practice</w:t>
+      </w:r>
+    </w:p>
+    <w:p>
+      <w:pPr>
+        <w:pStyle w:val="Heading1"/>
+      </w:pPr>
+      <w:r>
+        <w:t>02. Reference · Supported comparison copy</w:t>
+      </w:r>
+    </w:p>
+    <w:p>
+      <w:r>
+        <w:t>This is the same W2 attempt. Keep one response record.</w:t>
+      </w:r>
+    </w:p>
+    <w:p>
+      <w:pPr>
+        <w:pStyle w:val="Heading2"/>
+      </w:pPr>
+      <w:r>
+        <w:t>Use this when helpful</w:t>
+      </w:r>
+    </w:p>
+    <w:p>
+      <w:pPr>
+        <w:spacing w:line="336" w:lineRule="auto" w:after="180"/>
+      </w:pPr>
+      <w:r>
+        <w:rPr>
+          <w:b w:val="0"/>
+        </w:rPr>
+        <w:t xml:space="preserve">Use W2: Complete the supported comparison for Rules and </w:t>
+      </w:r>
+      <w:r>
+        <w:rPr>
+          <w:b/>
+        </w:rPr>
+        <w:t>learned pattern</w:t>
+      </w:r>
+      <w:r>
+        <w:rPr>
+          <w:b w:val="0"/>
+        </w:rPr>
+        <w:t>s. Record the answer once; the lesson and workbook refer to the same attempt.</w:t>
+      </w:r>
+    </w:p>
+    <w:tbl>
+      <w:tblPr>
+        <w:tblStyle w:val="LightShading-Accent1"/>
+        <w:tblW w:type="auto" w:w="0"/>
+        <w:tblLook w:firstColumn="1" w:firstRow="1" w:lastColumn="0" w:lastRow="0" w:noHBand="0" w:noVBand="1" w:val="04A0"/>
+      </w:tblPr>
+      <w:tblGrid>
+        <w:gridCol w:w="2556"/>
+        <w:gridCol w:w="2556"/>
+        <w:gridCol w:w="2556"/>
+        <w:gridCol w:w="2556"/>
+      </w:tblGrid>
+      <w:tr>
+        <w:trPr>
+          <w:tblHeader/>
+        </w:trPr>
+        <w:tc>
+          <w:tcPr>
+            <w:tcW w:type="dxa" w:w="2556"/>
+          </w:tcPr>
+          <w:p>
+            <w:r>
+              <w:t>Given inputs</w:t>
+            </w:r>
+          </w:p>
+        </w:tc>
+        <w:tc>
+          <w:tcPr>
+            <w:tcW w:type="dxa" w:w="2556"/>
+          </w:tcPr>
+          <w:p>
+            <w:r>
+              <w:t>Procedure I chose</w:t>
+            </w:r>
+          </w:p>
+        </w:tc>
+        <w:tc>
+          <w:tcPr>
+            <w:tcW w:type="dxa" w:w="2556"/>
+          </w:tcPr>
+          <w:p>
+            <w:r>
+              <w:t>Middle steps</w:t>
+            </w:r>
+          </w:p>
+        </w:tc>
+        <w:tc>
+          <w:tcPr>
+            <w:tcW w:type="dxa" w:w="2556"/>
+          </w:tcPr>
+          <w:p>
+            <w:r>
+              <w:t>Result and check</w:t>
+            </w:r>
+          </w:p>
+        </w:tc>
+      </w:tr>
+      <w:tr>
+        <w:tc>
+          <w:tcPr>
+            <w:tcW w:type="dxa" w:w="2556"/>
+          </w:tcPr>
+          <w:p>
+            <w:r/>
+          </w:p>
+        </w:tc>
+        <w:tc>
+          <w:tcPr>
+            <w:tcW w:type="dxa" w:w="2556"/>
+          </w:tcPr>
+          <w:p>
+            <w:r/>
+          </w:p>
+        </w:tc>
+        <w:tc>
+          <w:tcPr>
+            <w:tcW w:type="dxa" w:w="2556"/>
+          </w:tcPr>
+          <w:p>
+            <w:r/>
+          </w:p>
+        </w:tc>
+        <w:tc>
+          <w:tcPr>
+            <w:tcW w:type="dxa" w:w="2556"/>
+          </w:tcPr>
+          <w:p>
+            <w:r/>
+          </w:p>
+        </w:tc>
+      </w:tr>
+    </w:tbl>
+    <w:p>
+      <w:pPr>
+        <w:pStyle w:val="Heading3"/>
+      </w:pPr>
+      <w:r>
+        <w:t>The step I completed without help, and the hint I needed</w:t>
+      </w:r>
+    </w:p>
+    <w:p>
+      <w:r>
+        <w:t>________________________________________________________________</w:t>
+      </w:r>
+    </w:p>
+    <w:p>
+      <w:r>
+        <w:t>________________________________________________________________</w:t>
+      </w:r>
+    </w:p>
+    <w:p>
+      <w:r>
+        <w:t>________________________________________________________________</w:t>
+      </w:r>
+    </w:p>
+    <w:p>
+      <w:pPr>
+        <w:pStyle w:val="Heading1"/>
+      </w:pPr>
+      <w:r>
+        <w:t>03. Extra practice · Can a learned rule be simple?</w:t>
+      </w:r>
+    </w:p>
+    <w:p>
+      <w:r>
+        <w:t>Use a fitted threshold as your evidence.</w:t>
+      </w:r>
+    </w:p>
+    <w:p>
+      <w:pPr>
+        <w:pStyle w:val="Heading2"/>
+      </w:pPr>
+      <w:r>
+        <w:t>Use this when helpful</w:t>
+      </w:r>
+    </w:p>
+    <w:p>
+      <w:pPr>
+        <w:spacing w:line="336" w:lineRule="auto" w:after="180"/>
+      </w:pPr>
+      <w:r>
+        <w:rPr>
+          <w:b w:val="0"/>
+        </w:rPr>
+        <w:t xml:space="preserve">Use the worked case for Rules and </w:t>
+      </w:r>
+      <w:r>
+        <w:rPr>
+          <w:b/>
+        </w:rPr>
+        <w:t>learned pattern</w:t>
+      </w:r>
+      <w:r>
+        <w:rPr>
+          <w:b w:val="0"/>
+        </w:rPr>
+        <w:t>s. Proposed explanation: “A learned rule cannot be written simply”. Decide whether this explanation is supported.</w:t>
+      </w:r>
+    </w:p>
+    <w:p>
+      <w:pPr>
+        <w:spacing w:line="336" w:lineRule="auto" w:after="180"/>
+      </w:pPr>
+      <w:r>
+        <w:rPr>
+          <w:b w:val="0"/>
+        </w:rPr>
+        <w:t>Point to the step or supplied fact that decides; explain your repair if needed.</w:t>
+      </w:r>
+    </w:p>
+    <w:p>
+      <w:pPr>
+        <w:pStyle w:val="Heading3"/>
+      </w:pPr>
+      <w:r>
+        <w:t>My explanation before partner discussion</w:t>
+      </w:r>
+    </w:p>
+    <w:p>
+      <w:r>
+        <w:t>________________________________________________________________</w:t>
+      </w:r>
+    </w:p>
+    <w:p>
+      <w:r>
+        <w:t>________________________________________________________________</w:t>
+      </w:r>
+    </w:p>
+    <w:p>
+      <w:r>
+        <w:t>________________________________________________________________</w:t>
+      </w:r>
+    </w:p>
+    <w:p>
+      <w:r>
+        <w:t>________________________________________________________________</w:t>
+      </w:r>
+    </w:p>
+    <w:p>
+      <w:pPr>
+        <w:pStyle w:val="Heading1"/>
+      </w:pPr>
+      <w:r>
+        <w:t>05. Reference · Same output, different origin</w:t>
+      </w:r>
+    </w:p>
+    <w:p>
+      <w:r>
+        <w:t>Use the purple-card question as an explanation target.</w:t>
+      </w:r>
+    </w:p>
+    <w:p>
+      <w:pPr>
+        <w:pStyle w:val="Heading2"/>
+      </w:pPr>
+      <w:r>
+        <w:t>Use this when helpful</w:t>
+      </w:r>
+    </w:p>
+    <w:p>
+      <w:pPr>
+        <w:spacing w:line="336" w:lineRule="auto" w:after="180"/>
+      </w:pPr>
+      <w:r>
+        <w:rPr>
+          <w:b w:val="0"/>
+        </w:rPr>
+        <w:t xml:space="preserve">Sorter A follows 'red left, blue right'. Sorter B was trained using </w:t>
+      </w:r>
+      <w:r>
+        <w:rPr>
+          <w:b/>
+        </w:rPr>
+        <w:t>label</w:t>
+      </w:r>
+      <w:r>
+        <w:rPr>
+          <w:b w:val="0"/>
+        </w:rPr>
+        <w:t xml:space="preserve">led red and blue cards. Both send a purple card left. Does their shared </w:t>
+      </w:r>
+      <w:r>
+        <w:rPr>
+          <w:b/>
+        </w:rPr>
+        <w:t>output</w:t>
+      </w:r>
+      <w:r>
+        <w:rPr>
+          <w:b w:val="0"/>
+        </w:rPr>
+        <w:t xml:space="preserve"> show that they used the same </w:t>
+      </w:r>
+      <w:r>
+        <w:rPr>
+          <w:b/>
+        </w:rPr>
+        <w:t>process</w:t>
+      </w:r>
+      <w:r>
+        <w:rPr>
+          <w:b w:val="0"/>
+        </w:rPr>
+        <w:t xml:space="preserve">? What </w:t>
+      </w:r>
+      <w:r>
+        <w:rPr>
+          <w:b/>
+        </w:rPr>
+        <w:t>evidence</w:t>
+      </w:r>
+      <w:r>
+        <w:rPr>
+          <w:b w:val="0"/>
+        </w:rPr>
+        <w:t xml:space="preserve"> is missing?</w:t>
+      </w:r>
+    </w:p>
+    <w:p>
+      <w:pPr>
+        <w:pStyle w:val="Heading1"/>
+      </w:pPr>
+      <w:r>
+        <w:t>06. Extra practice · Missing blue-card rule</w:t>
+      </w:r>
+    </w:p>
+    <w:p>
+      <w:r>
+        <w:t>Do not invent handling that was never specified.</w:t>
+      </w:r>
+    </w:p>
+    <w:p>
+      <w:pPr>
+        <w:pStyle w:val="Heading2"/>
+      </w:pPr>
+      <w:r>
+        <w:t>Use this when helpful</w:t>
+      </w:r>
+    </w:p>
+    <w:p>
+      <w:pPr>
+        <w:spacing w:line="336" w:lineRule="auto" w:after="180"/>
+      </w:pPr>
+      <w:r>
+        <w:rPr>
+          <w:b w:val="0"/>
+        </w:rPr>
+        <w:t xml:space="preserve">Sorter A follows a written red-card-left rule. Sorter B is fitted using </w:t>
+      </w:r>
+      <w:r>
+        <w:rPr>
+          <w:b/>
+        </w:rPr>
+        <w:t>label</w:t>
+      </w:r>
+      <w:r>
+        <w:rPr>
+          <w:b w:val="0"/>
+        </w:rPr>
+        <w:t>led leaves.</w:t>
+      </w:r>
+    </w:p>
+    <w:p>
+      <w:pPr>
+        <w:spacing w:line="336" w:lineRule="auto" w:after="180"/>
+      </w:pPr>
+      <w:r>
+        <w:rPr>
+          <w:b w:val="0"/>
+        </w:rPr>
+        <w:t xml:space="preserve">How were their decision </w:t>
+      </w:r>
+      <w:r>
+        <w:rPr>
+          <w:b/>
+        </w:rPr>
+        <w:t>process</w:t>
+      </w:r>
+      <w:r>
+        <w:rPr>
+          <w:b w:val="0"/>
+        </w:rPr>
+        <w:t>es obtained? Where should A send blue cards?</w:t>
+      </w:r>
+    </w:p>
+    <w:p>
+      <w:pPr>
+        <w:spacing w:line="336" w:lineRule="auto" w:after="180"/>
+      </w:pPr>
+      <w:r>
+        <w:rPr>
+          <w:b w:val="0"/>
+        </w:rPr>
+        <w:t xml:space="preserve">Show your trace, calculation or </w:t>
+      </w:r>
+      <w:r>
+        <w:rPr>
+          <w:b/>
+        </w:rPr>
+        <w:t>evidence</w:t>
+      </w:r>
+    </w:p>
+    <w:p>
+      <w:pPr>
+        <w:pStyle w:val="Heading3"/>
+      </w:pPr>
+      <w:r>
+        <w:t>Write or draw your reasoning and evidence.</w:t>
+      </w:r>
+    </w:p>
+    <w:p>
+      <w:r>
+        <w:t>________________________________________________________________</w:t>
+      </w:r>
+    </w:p>
+    <w:p>
+      <w:r>
+        <w:t>________________________________________________________________</w:t>
+      </w:r>
+    </w:p>
+    <w:p>
+      <w:r>
+        <w:t>________________________________________________________________</w:t>
+      </w:r>
+    </w:p>
+    <w:p>
+      <w:r>
+        <w:t>________________________________________________________________</w:t>
+      </w:r>
+    </w:p>
+    <w:p>
+      <w:r>
+        <w:t>________________________________________________________________</w:t>
+      </w:r>
+    </w:p>
+    <w:p>
+      <w:pPr>
+        <w:pStyle w:val="Heading1"/>
+      </w:pPr>
+      <w:r>
+        <w:t>07. Extra practice · Written and fitted rules</w:t>
+      </w:r>
+    </w:p>
+    <w:p>
+      <w:r>
+        <w:t>Keep this practice separate from the reserved new classifier.</w:t>
+      </w:r>
+    </w:p>
+    <w:p>
+      <w:pPr>
+        <w:pStyle w:val="Heading2"/>
+      </w:pPr>
+      <w:r>
+        <w:t>Use this when helpful</w:t>
+      </w:r>
+    </w:p>
+    <w:p>
+      <w:pPr>
+        <w:spacing w:line="336" w:lineRule="auto" w:after="180"/>
+      </w:pPr>
+      <w:r>
+        <w:rPr>
+          <w:b w:val="0"/>
+        </w:rPr>
+        <w:t xml:space="preserve">System A uses the </w:t>
+      </w:r>
+      <w:r>
+        <w:rPr>
+          <w:b/>
+        </w:rPr>
+        <w:t>written rule</w:t>
+      </w:r>
+      <w:r>
+        <w:rPr>
+          <w:b w:val="0"/>
+        </w:rPr>
+        <w:t xml:space="preserve"> green means go. System B learns fruit </w:t>
+      </w:r>
+      <w:r>
+        <w:rPr>
+          <w:b/>
+        </w:rPr>
+        <w:t>label</w:t>
+      </w:r>
+      <w:r>
+        <w:rPr>
+          <w:b w:val="0"/>
+        </w:rPr>
+        <w:t>s from example photographs. Who supplies A's rule? What changes when B is trained on different examples?</w:t>
+      </w:r>
+    </w:p>
+    <w:p>
+      <w:pPr>
+        <w:spacing w:line="336" w:lineRule="auto" w:after="180"/>
+      </w:pPr>
+      <w:r>
+        <w:rPr>
+          <w:b w:val="0"/>
+        </w:rPr>
+        <w:t>My practice answer and reason</w:t>
+      </w:r>
+    </w:p>
+    <w:p>
+      <w:pPr>
+        <w:pStyle w:val="Heading3"/>
+      </w:pPr>
+      <w:r>
+        <w:t>Write or draw your reasoning and evidence.</w:t>
+      </w:r>
+    </w:p>
+    <w:p>
+      <w:r>
+        <w:t>________________________________________________________________</w:t>
+      </w:r>
+    </w:p>
+    <w:p>
+      <w:r>
+        <w:t>________________________________________________________________</w:t>
+      </w:r>
+    </w:p>
+    <w:p>
+      <w:r>
+        <w:t>________________________________________________________________</w:t>
+      </w:r>
+    </w:p>
+    <w:p>
+      <w:r>
+        <w:t>________________________________________________________________</w:t>
+      </w:r>
+    </w:p>
+    <w:p>
+      <w:r>
+        <w:t>________________________________________________________________</w:t>
+      </w:r>
+    </w:p>
+    <w:p>
+      <w:pPr>
+        <w:pStyle w:val="Heading3"/>
+      </w:pPr>
+      <w:r>
+        <w:t>Week 4 Test and reflect</w:t>
+      </w:r>
+    </w:p>
+    <w:p>
+      <w:pPr>
+        <w:pStyle w:val="Heading1"/>
+      </w:pPr>
+      <w:r>
+        <w:t>08. Extra practice · Design a revealing test</w:t>
+      </w:r>
+    </w:p>
+    <w:p>
+      <w:r>
+        <w:t>Predict before tracing or testing.</w:t>
+      </w:r>
+    </w:p>
+    <w:p>
+      <w:pPr>
+        <w:pStyle w:val="Heading2"/>
+      </w:pPr>
+      <w:r>
+        <w:t>Use this when helpful</w:t>
+      </w:r>
+    </w:p>
+    <w:p>
+      <w:pPr>
+        <w:spacing w:line="336" w:lineRule="auto" w:after="180"/>
+      </w:pPr>
+      <w:r>
+        <w:rPr>
+          <w:b w:val="0"/>
+        </w:rPr>
+        <w:t xml:space="preserve">Create a changed </w:t>
+      </w:r>
+      <w:r>
+        <w:rPr>
+          <w:b/>
+        </w:rPr>
+        <w:t>input</w:t>
+      </w:r>
+      <w:r>
+        <w:rPr>
+          <w:b w:val="0"/>
+        </w:rPr>
+        <w:t>, boundary case or missing-information case. Write the expected answer or safe response before testing.</w:t>
+      </w:r>
+    </w:p>
+    <w:tbl>
+      <w:tblPr>
+        <w:tblStyle w:val="LightShading-Accent1"/>
+        <w:tblW w:type="auto" w:w="0"/>
+        <w:tblLook w:firstColumn="1" w:firstRow="1" w:lastColumn="0" w:lastRow="0" w:noHBand="0" w:noVBand="1" w:val="04A0"/>
+      </w:tblPr>
+      <w:tblGrid>
+        <w:gridCol w:w="5112"/>
+        <w:gridCol w:w="5112"/>
+      </w:tblGrid>
+      <w:tr>
+        <w:trPr>
+          <w:tblHeader/>
+        </w:trPr>
+        <w:tc>
+          <w:tcPr>
+            <w:tcW w:type="dxa" w:w="5112"/>
+          </w:tcPr>
+          <w:p>
+            <w:r>
+              <w:t>Test record</w:t>
+            </w:r>
+          </w:p>
+        </w:tc>
+        <w:tc>
+          <w:tcPr>
+            <w:tcW w:type="dxa" w:w="5112"/>
+          </w:tcPr>
+          <w:p>
+            <w:r>
+              <w:t>My evidence</w:t>
+            </w:r>
+          </w:p>
+        </w:tc>
+      </w:tr>
+      <w:tr>
+        <w:tc>
+          <w:tcPr>
+            <w:tcW w:type="dxa" w:w="5112"/>
+          </w:tcPr>
+          <w:p>
+            <w:r>
+              <w:t>Changed input or condition</w:t>
+            </w:r>
+          </w:p>
+        </w:tc>
+        <w:tc>
+          <w:tcPr>
+            <w:tcW w:type="dxa" w:w="5112"/>
+          </w:tcPr>
+          <w:p>
+            <w:r/>
+          </w:p>
+        </w:tc>
+      </w:tr>
+      <w:tr>
+        <w:tc>
+          <w:tcPr>
+            <w:tcW w:type="dxa" w:w="5112"/>
+          </w:tcPr>
+          <w:p>
+            <w:r>
+              <w:t>Expected answer or fallback</w:t>
+            </w:r>
+          </w:p>
+        </w:tc>
+        <w:tc>
+          <w:tcPr>
+            <w:tcW w:type="dxa" w:w="5112"/>
+          </w:tcPr>
+          <w:p>
+            <w:r/>
+          </w:p>
+        </w:tc>
+      </w:tr>
+      <w:tr>
+        <w:tc>
+          <w:tcPr>
+            <w:tcW w:type="dxa" w:w="5112"/>
+          </w:tcPr>
+          <w:p>
+            <w:r>
+              <w:t>Observed result</w:t>
+            </w:r>
+          </w:p>
+        </w:tc>
+        <w:tc>
+          <w:tcPr>
+            <w:tcW w:type="dxa" w:w="5112"/>
+          </w:tcPr>
+          <w:p>
+            <w:r/>
+          </w:p>
+        </w:tc>
+      </w:tr>
+      <w:tr>
+        <w:tc>
+          <w:tcPr>
+            <w:tcW w:type="dxa" w:w="5112"/>
+          </w:tcPr>
+          <w:p>
+            <w:r>
+              <w:t>Why the result occurred</w:t>
+            </w:r>
+          </w:p>
+        </w:tc>
+        <w:tc>
+          <w:tcPr>
+            <w:tcW w:type="dxa" w:w="5112"/>
+          </w:tcPr>
+          <w:p>
+            <w:r/>
+          </w:p>
+        </w:tc>
+      </w:tr>
+    </w:tbl>
+    <w:p>
+      <w:pPr>
+        <w:pStyle w:val="Heading1"/>
+      </w:pPr>
+      <w:r>
+        <w:t>11. Reference · Purple-card response space</w:t>
+      </w:r>
+    </w:p>
+    <w:p>
+      <w:r>
+        <w:t>This teaching case is practice rather than fresh assessment.</w:t>
+      </w:r>
+    </w:p>
+    <w:p>
+      <w:pPr>
+        <w:pStyle w:val="Heading2"/>
+      </w:pPr>
+      <w:r>
+        <w:t>Use this when helpful</w:t>
+      </w:r>
+    </w:p>
+    <w:p>
+      <w:pPr>
+        <w:spacing w:line="336" w:lineRule="auto" w:after="180"/>
+      </w:pPr>
+      <w:r>
+        <w:rPr>
+          <w:b w:val="0"/>
+        </w:rPr>
+        <w:t xml:space="preserve">Sorter A follows 'red left, blue right'. Sorter B was trained using </w:t>
+      </w:r>
+      <w:r>
+        <w:rPr>
+          <w:b/>
+        </w:rPr>
+        <w:t>label</w:t>
+      </w:r>
+      <w:r>
+        <w:rPr>
+          <w:b w:val="0"/>
+        </w:rPr>
+        <w:t xml:space="preserve">led red and blue cards. Both send a purple card left. Does their shared </w:t>
+      </w:r>
+      <w:r>
+        <w:rPr>
+          <w:b/>
+        </w:rPr>
+        <w:t>output</w:t>
+      </w:r>
+      <w:r>
+        <w:rPr>
+          <w:b w:val="0"/>
+        </w:rPr>
+        <w:t xml:space="preserve"> show that they used the same </w:t>
+      </w:r>
+      <w:r>
+        <w:rPr>
+          <w:b/>
+        </w:rPr>
+        <w:t>process</w:t>
+      </w:r>
+      <w:r>
+        <w:rPr>
+          <w:b w:val="0"/>
+        </w:rPr>
+        <w:t xml:space="preserve">? What </w:t>
+      </w:r>
+      <w:r>
+        <w:rPr>
+          <w:b/>
+        </w:rPr>
+        <w:t>evidence</w:t>
+      </w:r>
+      <w:r>
+        <w:rPr>
+          <w:b w:val="0"/>
+        </w:rPr>
+        <w:t xml:space="preserve"> is missing?</w:t>
+      </w:r>
+    </w:p>
+    <w:p>
+      <w:pPr>
+        <w:pStyle w:val="Heading3"/>
+      </w:pPr>
+      <w:r>
+        <w:t>My explanation after practice</w:t>
+      </w:r>
+    </w:p>
+    <w:p>
+      <w:r>
+        <w:t>________________________________________________________________</w:t>
+      </w:r>
+    </w:p>
+    <w:p>
+      <w:r>
+        <w:t>________________________________________________________________</w:t>
+      </w:r>
+    </w:p>
+    <w:p>
+      <w:r>
+        <w:t>________________________________________________________________</w:t>
+      </w:r>
+    </w:p>
+    <w:p>
+      <w:r>
+        <w:t>________________________________________________________________</w:t>
+      </w:r>
+    </w:p>
+    <w:p>
+      <w:r>
+        <w:t>________________________________________________________________</w:t>
+      </w:r>
+    </w:p>
+    <w:p>
+      <w:r>
+        <w:t>________________________________________________________________</w:t>
+      </w:r>
+    </w:p>
+    <w:p>
+      <w:r>
+        <w:t>________________________________________________________________</w:t>
+      </w:r>
+    </w:p>
+    <w:p>
+      <w:pPr>
+        <w:spacing w:line="336" w:lineRule="auto" w:after="180"/>
+      </w:pPr>
+      <w:r>
+        <w:rPr>
+          <w:b w:val="0"/>
+        </w:rPr>
+        <w:t>Record support used: none, hint or teacher explanation.</w:t>
+      </w:r>
+    </w:p>
+    <w:p>
+      <w:pPr>
+        <w:pStyle w:val="Heading1"/>
+      </w:pPr>
+      <w:r>
+        <w:t>15. Reference · New classifier response copy</w:t>
+      </w:r>
+    </w:p>
+    <w:p>
+      <w:r>
+        <w:t>This duplicates W4. Reuse its first-attempt record.</w:t>
+      </w:r>
+    </w:p>
+    <w:p>
+      <w:pPr>
+        <w:pStyle w:val="Heading2"/>
+      </w:pPr>
+      <w:r>
+        <w:t>Use this when helpful</w:t>
+      </w:r>
+    </w:p>
+    <w:p>
+      <w:pPr>
+        <w:spacing w:line="336" w:lineRule="auto" w:after="180"/>
+      </w:pPr>
+      <w:r>
+        <w:rPr>
+          <w:b w:val="0"/>
+        </w:rPr>
+        <w:t xml:space="preserve">A fictional sorting task has lengths 2, 5, 7, 9 cm with </w:t>
+      </w:r>
+      <w:r>
+        <w:rPr>
+          <w:b/>
+        </w:rPr>
+        <w:t>label</w:t>
+      </w:r>
+      <w:r>
+        <w:rPr>
+          <w:b w:val="0"/>
+        </w:rPr>
+        <w:t>s short, short, long, long. Candidate rules predict long when length is at least 5 or at least 7.</w:t>
+      </w:r>
+    </w:p>
+    <w:p>
+      <w:pPr>
+        <w:spacing w:line="336" w:lineRule="auto" w:after="180"/>
+      </w:pPr>
+      <w:r>
+        <w:rPr>
+          <w:b w:val="0"/>
+        </w:rPr>
+        <w:t xml:space="preserve">List </w:t>
+      </w:r>
+      <w:r>
+        <w:rPr>
+          <w:b/>
+        </w:rPr>
+        <w:t>prediction</w:t>
+      </w:r>
+      <w:r>
+        <w:rPr>
+          <w:b w:val="0"/>
+        </w:rPr>
+        <w:t xml:space="preserve">s and errors for both, choose one, and predict a new length of 6 before any </w:t>
+      </w:r>
+      <w:r>
+        <w:rPr>
+          <w:b/>
+        </w:rPr>
+        <w:t>label</w:t>
+      </w:r>
+      <w:r>
+        <w:rPr>
+          <w:b w:val="0"/>
+        </w:rPr>
+        <w:t xml:space="preserve"> is revealed. State one limit of your conclusion.</w:t>
+      </w:r>
+    </w:p>
+    <w:p>
+      <w:pPr>
+        <w:pStyle w:val="Heading3"/>
+      </w:pPr>
+      <w:r>
+        <w:t>My reasoning and evidence</w:t>
+      </w:r>
+    </w:p>
+    <w:p>
+      <w:r>
+        <w:t>________________________________________________________________</w:t>
+      </w:r>
+    </w:p>
+    <w:p>
+      <w:r>
+        <w:t>________________________________________________________________</w:t>
+      </w:r>
+    </w:p>
+    <w:p>
+      <w:r>
+        <w:t>________________________________________________________________</w:t>
+      </w:r>
+    </w:p>
+    <w:p>
+      <w:r>
+        <w:t>________________________________________________________________</w:t>
+      </w:r>
+    </w:p>
+    <w:p>
+      <w:r>
+        <w:t>________________________________________________________________</w:t>
+      </w:r>
+    </w:p>
+    <w:p>
+      <w:r>
+        <w:t>________________________________________________________________</w:t>
+      </w:r>
+    </w:p>
+    <w:p>
+      <w:r>
+        <w:t>________________________________________________________________</w:t>
+      </w:r>
+    </w:p>
+    <w:p>
+      <w:r>
+        <w:t>________________________________________________________________</w:t>
+      </w:r>
+    </w:p>
+    <w:p>
+      <w:pPr>
+        <w:pStyle w:val="Heading1"/>
+      </w:pPr>
+      <w:r>
+        <w:t>18. Extra practice · Read the pebble trace</w:t>
+      </w:r>
+    </w:p>
+    <w:p>
+      <w:r>
+        <w:t>Use the worked picture and record your support.</w:t>
+      </w:r>
+    </w:p>
+    <w:p>
+      <w:pPr>
+        <w:pStyle w:val="Heading2"/>
+      </w:pPr>
+      <w:r>
+        <w:t>Use this when helpful</w:t>
       </w:r>
     </w:p>
     <w:p>
@@ -2015,16 +2154,7 @@
     </w:p>
     <w:p>
       <w:pPr>
-        <w:pStyle w:val="Heading3"/>
-      </w:pPr>
-      <w:r>
-        <w:t>Record the help used</w:t>
-      </w:r>
-    </w:p>
-    <w:p>
-      <w:pPr>
         <w:spacing w:line="336" w:lineRule="auto" w:after="180"/>
-        <w:shd w:fill="F1F6F8"/>
       </w:pPr>
       <w:r>
         <w:rPr>
@@ -2061,12 +2191,20 @@
         <w:pStyle w:val="Heading1"/>
       </w:pPr>
       <w:r>
-        <w:t>19. Project portfolio milestone</w:t>
-      </w:r>
-    </w:p>
-    <w:p>
-      <w:r>
-        <w:t>Keep this week’s input, deciding step, result and limit together in the Helpful Classroom Sorter record.</w:t>
+        <w:t>19. Reference · Sorter portfolio record</w:t>
+      </w:r>
+    </w:p>
+    <w:p>
+      <w:r>
+        <w:t>Extend your main project record if needed.</w:t>
+      </w:r>
+    </w:p>
+    <w:p>
+      <w:pPr>
+        <w:pStyle w:val="Heading2"/>
+      </w:pPr>
+      <w:r>
+        <w:t>Use this when helpful</w:t>
       </w:r>
     </w:p>
     <w:p>
@@ -2268,12 +2406,406 @@
         <w:pStyle w:val="Heading1"/>
       </w:pPr>
       <w:r>
-        <w:t>20. Supported practice and learning evidence</w:t>
-      </w:r>
-    </w:p>
-    <w:p>
-      <w:r>
-        <w:t>Try the supported questions before comparing with hints and feedback. Record what you repaired and the evidence you retained.</w:t>
+        <w:t>20. Extra practice: fitting pictures and feedback</w:t>
+      </w:r>
+    </w:p>
+    <w:p>
+      <w:r>
+        <w:t>Try before opening each explanation. Keep these supported questions separate from the independent case.</w:t>
+      </w:r>
+    </w:p>
+    <w:p>
+      <w:pPr>
+        <w:pStyle w:val="Heading2"/>
+      </w:pPr>
+      <w:r>
+        <w:t>First supported question</w:t>
+      </w:r>
+    </w:p>
+    <w:p>
+      <w:pPr>
+        <w:pStyle w:val="ListBullet"/>
+      </w:pPr>
+      <w:r>
+        <w:t>A fictional paper sorter learns a size boundary for toy pebbles.</w:t>
+      </w:r>
+    </w:p>
+    <w:p>
+      <w:pPr>
+        <w:pStyle w:val="Heading3"/>
+      </w:pPr>
+      <w:r>
+        <w:t>Practice 1: explain the deciding evidence</w:t>
+      </w:r>
+    </w:p>
+    <w:p>
+      <w:pPr>
+        <w:pStyle w:val="ListBullet"/>
+      </w:pPr>
+      <w:r>
+        <w:t>Which labelled step matches this detail? Selected boundary 5 predicts small for a new diameter 4.</w:t>
+      </w:r>
+    </w:p>
+    <w:p>
+      <w:pPr>
+        <w:pStyle w:val="ListBullet"/>
+      </w:pPr>
+      <w:r>
+        <w:t>1. Training examples</w:t>
+      </w:r>
+    </w:p>
+    <w:p>
+      <w:pPr>
+        <w:pStyle w:val="ListBullet"/>
+      </w:pPr>
+      <w:r>
+        <w:t>2. Candidate 3</w:t>
+      </w:r>
+    </w:p>
+    <w:p>
+      <w:pPr>
+        <w:pStyle w:val="ListBullet"/>
+      </w:pPr>
+      <w:r>
+        <w:t>3. Candidate 5</w:t>
+      </w:r>
+    </w:p>
+    <w:p>
+      <w:pPr>
+        <w:pStyle w:val="ListBullet"/>
+      </w:pPr>
+      <w:r>
+        <w:t>4. New pebble</w:t>
+      </w:r>
+    </w:p>
+    <w:p>
+      <w:pPr>
+        <w:pStyle w:val="Heading3"/>
+      </w:pPr>
+      <w:r>
+        <w:t>My selected conclusion, deciding fact and explanation</w:t>
+      </w:r>
+    </w:p>
+    <w:p>
+      <w:r>
+        <w:t>________________________________________________________________</w:t>
+      </w:r>
+    </w:p>
+    <w:p>
+      <w:r>
+        <w:t>________________________________________________________________</w:t>
+      </w:r>
+    </w:p>
+    <w:p>
+      <w:r>
+        <w:t>________________________________________________________________</w:t>
+      </w:r>
+    </w:p>
+    <w:p>
+      <w:r>
+        <w:t>________________________________________________________________</w:t>
+      </w:r>
+    </w:p>
+    <w:p>
+      <w:r>
+        <w:t>________________________________________________________________</w:t>
+      </w:r>
+    </w:p>
+    <w:p>
+      <w:pPr>
+        <w:pStyle w:val="ListBullet"/>
+      </w:pPr>
+      <w:r>
+        <w:t>Hint if needed: Read the steps in the pictorial case. Match the supplied detail to the stage that performs or records it.</w:t>
+      </w:r>
+    </w:p>
+    <w:p>
+      <w:pPr>
+        <w:pStyle w:val="Heading2"/>
+      </w:pPr>
+      <w:r>
+        <w:t>Check the first explanation · reference / check after trying</w:t>
+      </w:r>
+    </w:p>
+    <w:p>
+      <w:pPr>
+        <w:spacing w:line="336" w:lineRule="auto" w:after="180"/>
+      </w:pPr>
+      <w:r>
+        <w:rPr>
+          <w:b w:val="0"/>
+        </w:rPr>
+        <w:t>After your attempt, compare with the supported explanation: New pebble Selected boundary 5 predicts small for a new diameter 4. The learning procedure compares candidate rules against supplied examples and selects boundary 5.</w:t>
+      </w:r>
+    </w:p>
+    <w:p>
+      <w:pPr>
+        <w:spacing w:line="336" w:lineRule="auto" w:after="180"/>
+      </w:pPr>
+      <w:r>
+        <w:rPr>
+          <w:b w:val="0"/>
+        </w:rPr>
+        <w:t xml:space="preserve">Applying that boundary to diameter 4 is a later </w:t>
+      </w:r>
+      <w:r>
+        <w:rPr>
+          <w:b/>
+        </w:rPr>
+        <w:t>prediction</w:t>
+      </w:r>
+      <w:r>
+        <w:rPr>
+          <w:b w:val="0"/>
+        </w:rPr>
+        <w:t xml:space="preserve"> step. An explicit </w:t>
+      </w:r>
+      <w:r>
+        <w:rPr>
+          <w:b/>
+        </w:rPr>
+        <w:t>threshold</w:t>
+      </w:r>
+      <w:r>
+        <w:rPr>
+          <w:b w:val="0"/>
+        </w:rPr>
+        <w:t xml:space="preserve"> can be selected from data; being easy to write does not make its origin unknowable.</w:t>
+      </w:r>
+    </w:p>
+    <w:p>
+      <w:pPr>
+        <w:pStyle w:val="Heading2"/>
+      </w:pPr>
+      <w:r>
+        <w:t>Changed-boundary question</w:t>
+      </w:r>
+    </w:p>
+    <w:p>
+      <w:pPr>
+        <w:pStyle w:val="Heading3"/>
+      </w:pPr>
+      <w:r>
+        <w:t>Practice 2: explain the deciding evidence</w:t>
+      </w:r>
+    </w:p>
+    <w:p>
+      <w:pPr>
+        <w:pStyle w:val="ListBullet"/>
+      </w:pPr>
+      <w:r>
+        <w:t>Changed-case practice: Give a new pebble diameter 5 instead of 4. Which conclusion is supported by the supplied facts?</w:t>
+      </w:r>
+    </w:p>
+    <w:p>
+      <w:pPr>
+        <w:pStyle w:val="ListBullet"/>
+      </w:pPr>
+      <w:r>
+        <w:t>1. The selected rule predicts large.</w:t>
+      </w:r>
+    </w:p>
+    <w:p>
+      <w:pPr>
+        <w:pStyle w:val="ListBullet"/>
+      </w:pPr>
+      <w:r>
+        <w:t>2. We can decide the result without examining the changed input or the procedure.</w:t>
+      </w:r>
+    </w:p>
+    <w:p>
+      <w:pPr>
+        <w:pStyle w:val="ListBullet"/>
+      </w:pPr>
+      <w:r>
+        <w:t>3. This one example guarantees correct results for every future input.</w:t>
+      </w:r>
+    </w:p>
+    <w:p>
+      <w:pPr>
+        <w:pStyle w:val="Heading3"/>
+      </w:pPr>
+      <w:r>
+        <w:t>My selected conclusion, deciding fact and explanation</w:t>
+      </w:r>
+    </w:p>
+    <w:p>
+      <w:r>
+        <w:t>________________________________________________________________</w:t>
+      </w:r>
+    </w:p>
+    <w:p>
+      <w:r>
+        <w:t>________________________________________________________________</w:t>
+      </w:r>
+    </w:p>
+    <w:p>
+      <w:r>
+        <w:t>________________________________________________________________</w:t>
+      </w:r>
+    </w:p>
+    <w:p>
+      <w:r>
+        <w:t>________________________________________________________________</w:t>
+      </w:r>
+    </w:p>
+    <w:p>
+      <w:r>
+        <w:t>________________________________________________________________</w:t>
+      </w:r>
+    </w:p>
+    <w:p>
+      <w:pPr>
+        <w:pStyle w:val="ListBullet"/>
+      </w:pPr>
+      <w:r>
+        <w:t>Hint if needed: Use the changed condition and the deciding step in the pictorial trace. The answer must say what follows from those facts.</w:t>
+      </w:r>
+    </w:p>
+    <w:p>
+      <w:pPr>
+        <w:pStyle w:val="Heading2"/>
+      </w:pPr>
+      <w:r>
+        <w:t>Check the boundary · reference / check after trying</w:t>
+      </w:r>
+    </w:p>
+    <w:p>
+      <w:pPr>
+        <w:spacing w:line="336" w:lineRule="auto" w:after="180"/>
+      </w:pPr>
+      <w:r>
+        <w:rPr>
+          <w:b w:val="0"/>
+        </w:rPr>
+        <w:t>After your attempt, compare with the supported explanation: The selected rule predicts large. At least includes equality, so 5 meets the boundary.</w:t>
+      </w:r>
+    </w:p>
+    <w:p>
+      <w:pPr>
+        <w:pStyle w:val="Heading2"/>
+      </w:pPr>
+      <w:r>
+        <w:t>Repair and save</w:t>
+      </w:r>
+    </w:p>
+    <w:p>
+      <w:pPr>
+        <w:spacing w:line="336" w:lineRule="auto" w:after="180"/>
+      </w:pPr>
+      <w:r>
+        <w:rPr>
+          <w:b w:val="0"/>
+        </w:rPr>
+        <w:t>Review Sensors Are Messengers (ai-1/3). Goal: Describe a measurement using its quantity, value, unit and conditions. Short practice: Why can we calculate the earlier gap but not predict an exact new B reading?.</w:t>
+      </w:r>
+    </w:p>
+    <w:p>
+      <w:pPr>
+        <w:spacing w:line="336" w:lineRule="auto" w:after="180"/>
+      </w:pPr>
+      <w:r>
+        <w:rPr>
+          <w:b w:val="0"/>
+        </w:rPr>
+        <w:t>Return to this week and explain what you changed.</w:t>
+      </w:r>
+    </w:p>
+    <w:p>
+      <w:pPr>
+        <w:spacing w:line="336" w:lineRule="auto" w:after="180"/>
+      </w:pPr>
+      <w:r>
+        <w:rPr>
+          <w:b w:val="0"/>
+        </w:rPr>
+        <w:t>Review AI or Not? (ai-1/1). Goal: Distinguish an observed result from an explanation of how it was produced. Short practice: Point to the learned stage. Does the changed display prove the weather forecast changed?.</w:t>
+      </w:r>
+    </w:p>
+    <w:p>
+      <w:pPr>
+        <w:spacing w:line="336" w:lineRule="auto" w:after="180"/>
+      </w:pPr>
+      <w:r>
+        <w:rPr>
+          <w:b w:val="0"/>
+        </w:rPr>
+        <w:t>Return to this week and explain what you changed.</w:t>
+      </w:r>
+    </w:p>
+    <w:p>
+      <w:pPr>
+        <w:spacing w:line="336" w:lineRule="auto" w:after="180"/>
+      </w:pPr>
+      <w:r>
+        <w:rPr>
+          <w:b w:val="0"/>
+        </w:rPr>
+        <w:t xml:space="preserve">Use Download completed work in the hosted lesson to export your answers, reflections, practice feedback and code-run </w:t>
+      </w:r>
+      <w:r>
+        <w:rPr>
+          <w:b/>
+        </w:rPr>
+        <w:t>evidence</w:t>
+      </w:r>
+      <w:r>
+        <w:rPr>
+          <w:b w:val="0"/>
+        </w:rPr>
+        <w:t>. Open the HTML copy to read or print it.</w:t>
+      </w:r>
+    </w:p>
+    <w:p>
+      <w:pPr>
+        <w:spacing w:line="336" w:lineRule="auto" w:after="180"/>
+      </w:pPr>
+      <w:r>
+        <w:rPr>
+          <w:b w:val="0"/>
+        </w:rPr>
+        <w:t>Drafts stay in this browser when storage is available; clear drafts on a shared device.</w:t>
+      </w:r>
+    </w:p>
+    <w:p>
+      <w:pPr>
+        <w:pStyle w:val="Heading3"/>
+      </w:pPr>
+      <w:r>
+        <w:t>What I repaired, the evidence I kept and the next test</w:t>
+      </w:r>
+    </w:p>
+    <w:p>
+      <w:r>
+        <w:t>________________________________________________________________</w:t>
+      </w:r>
+    </w:p>
+    <w:p>
+      <w:r>
+        <w:t>________________________________________________________________</w:t>
+      </w:r>
+    </w:p>
+    <w:p>
+      <w:r>
+        <w:t>________________________________________________________________</w:t>
+      </w:r>
+    </w:p>
+    <w:p>
+      <w:r>
+        <w:t>________________________________________________________________</w:t>
+      </w:r>
+    </w:p>
+    <w:p>
+      <w:r>
+        <w:t>________________________________________________________________</w:t>
+      </w:r>
+    </w:p>
+    <w:p>
+      <w:pPr>
+        <w:pStyle w:val="Heading2"/>
+      </w:pPr>
+      <w:r>
+        <w:t>Earlier wording, alternative practice and picture transcripts · reference / check after trying</w:t>
       </w:r>
     </w:p>
     <w:p>
@@ -2289,104 +2821,10 @@
     </w:p>
     <w:p>
       <w:pPr>
-        <w:spacing w:line="336" w:lineRule="auto" w:after="180"/>
-      </w:pPr>
-      <w:r>
-        <w:rPr>
-          <w:b w:val="0"/>
-        </w:rPr>
-        <w:t>A fictional paper sorter learns a size boundary for toy pebbles.</w:t>
-      </w:r>
-    </w:p>
-    <w:p>
-      <w:pPr>
         <w:pStyle w:val="Heading3"/>
       </w:pPr>
       <w:r>
-        <w:t>Practice 1: explain the deciding evidence</w:t>
-      </w:r>
-    </w:p>
-    <w:p>
-      <w:pPr>
-        <w:spacing w:line="336" w:lineRule="auto" w:after="180"/>
-      </w:pPr>
-      <w:r>
-        <w:rPr>
-          <w:b w:val="0"/>
-        </w:rPr>
-        <w:t xml:space="preserve">Which </w:t>
-      </w:r>
-      <w:r>
-        <w:rPr>
-          <w:b/>
-        </w:rPr>
-        <w:t>label</w:t>
-      </w:r>
-      <w:r>
-        <w:rPr>
-          <w:b w:val="0"/>
-        </w:rPr>
-        <w:t>led step matches this detail? Selected boundary 5 predicts small for a new diameter 4.</w:t>
-      </w:r>
-    </w:p>
-    <w:p>
-      <w:pPr>
-        <w:spacing w:line="336" w:lineRule="auto" w:after="180"/>
-        <w:shd w:fill="F4F9FC"/>
-      </w:pPr>
-      <w:r>
-        <w:rPr>
-          <w:b w:val="0"/>
-        </w:rPr>
-        <w:t xml:space="preserve">1. </w:t>
-      </w:r>
-      <w:r>
-        <w:rPr>
-          <w:b/>
-        </w:rPr>
-        <w:t>Training</w:t>
-      </w:r>
-      <w:r>
-        <w:rPr>
-          <w:b w:val="0"/>
-        </w:rPr>
-        <w:t xml:space="preserve"> examples</w:t>
-      </w:r>
-    </w:p>
-    <w:p>
-      <w:pPr>
-        <w:spacing w:line="336" w:lineRule="auto" w:after="180"/>
-        <w:shd w:fill="F4F9FC"/>
-      </w:pPr>
-      <w:r>
-        <w:rPr>
-          <w:b w:val="0"/>
-        </w:rPr>
-        <w:t>2. Candidate 3</w:t>
-      </w:r>
-    </w:p>
-    <w:p>
-      <w:pPr>
-        <w:spacing w:line="336" w:lineRule="auto" w:after="180"/>
-        <w:shd w:fill="F4F9FC"/>
-      </w:pPr>
-      <w:r>
-        <w:rPr>
-          <w:b w:val="0"/>
-        </w:rPr>
-        <w:t>3. Candidate 5</w:t>
-      </w:r>
-    </w:p>
-    <w:p>
-      <w:pPr>
-        <w:spacing w:line="336" w:lineRule="auto" w:after="180"/>
-        <w:shd w:fill="F4F9FC"/>
-      </w:pPr>
-      <w:r>
-        <w:rPr>
-          <w:b w:val="0"/>
-        </w:rPr>
-        <w:t>4. New pebble</w:t>
+        <w:t>Repair a missing building block</w:t>
       </w:r>
     </w:p>
     <w:p>
@@ -2394,414 +2832,25 @@
         <w:pStyle w:val="Heading3"/>
       </w:pPr>
       <w:r>
-        <w:t>My selected conclusion, deciding fact and explanation</w:t>
-      </w:r>
-    </w:p>
-    <w:p>
-      <w:r>
-        <w:t>________________________________________________________________</w:t>
-      </w:r>
-    </w:p>
-    <w:p>
-      <w:r>
-        <w:t>________________________________________________________________</w:t>
-      </w:r>
-    </w:p>
-    <w:p>
-      <w:r>
-        <w:t>________________________________________________________________</w:t>
-      </w:r>
-    </w:p>
-    <w:p>
-      <w:r>
-        <w:t>________________________________________________________________</w:t>
-      </w:r>
-    </w:p>
-    <w:p>
-      <w:r>
-        <w:t>________________________________________________________________</w:t>
-      </w:r>
-    </w:p>
-    <w:p>
-      <w:pPr>
-        <w:pStyle w:val="Heading3"/>
-      </w:pPr>
-      <w:r>
-        <w:t>Hint · try first</w:t>
-      </w:r>
-    </w:p>
-    <w:p>
-      <w:pPr>
-        <w:spacing w:line="336" w:lineRule="auto" w:after="180"/>
-        <w:shd w:fill="F1F6F8"/>
-      </w:pPr>
-      <w:r>
-        <w:rPr>
-          <w:b w:val="0"/>
-        </w:rPr>
-        <w:t>Hint if needed: Read the steps in the pictorial case. Match the supplied detail to the stage that performs or records it.</w:t>
-      </w:r>
-    </w:p>
-    <w:p>
-      <w:pPr>
-        <w:pStyle w:val="Heading3"/>
-      </w:pPr>
-      <w:r>
-        <w:t>Feedback · compare after trying</w:t>
-      </w:r>
-    </w:p>
-    <w:p>
-      <w:pPr>
-        <w:spacing w:line="336" w:lineRule="auto" w:after="180"/>
-        <w:shd w:fill="F1F6FC"/>
-      </w:pPr>
-      <w:r>
-        <w:rPr>
-          <w:b w:val="0"/>
-        </w:rPr>
-        <w:t>After your attempt, compare with the supported explanation: New pebble Selected boundary 5 predicts small for a new diameter 4. The learning procedure compares candidate rules against supplied examples and selects boundary 5.</w:t>
-      </w:r>
-    </w:p>
-    <w:p>
-      <w:pPr>
-        <w:spacing w:line="336" w:lineRule="auto" w:after="180"/>
-        <w:shd w:fill="F1F6FC"/>
-      </w:pPr>
-      <w:r>
-        <w:rPr>
-          <w:b w:val="0"/>
-        </w:rPr>
-        <w:t xml:space="preserve">Applying that boundary to diameter 4 is a later </w:t>
-      </w:r>
-      <w:r>
-        <w:rPr>
-          <w:b/>
-        </w:rPr>
-        <w:t>prediction</w:t>
-      </w:r>
-      <w:r>
-        <w:rPr>
-          <w:b w:val="0"/>
-        </w:rPr>
-        <w:t xml:space="preserve"> step. An explicit </w:t>
-      </w:r>
-      <w:r>
-        <w:rPr>
-          <w:b/>
-        </w:rPr>
-        <w:t>threshold</w:t>
-      </w:r>
-      <w:r>
-        <w:rPr>
-          <w:b w:val="0"/>
-        </w:rPr>
-        <w:t xml:space="preserve"> can be selected from data; being easy to write does not make its origin unknowable.</w:t>
-      </w:r>
-    </w:p>
-    <w:p>
-      <w:pPr>
-        <w:pStyle w:val="Heading3"/>
-      </w:pPr>
-      <w:r>
-        <w:t>Practice 2: explain the deciding evidence</w:t>
-      </w:r>
-    </w:p>
-    <w:p>
-      <w:pPr>
-        <w:pStyle w:val="Heading3"/>
-      </w:pPr>
-      <w:r>
-        <w:t>Changed case · predict first</w:t>
-      </w:r>
-    </w:p>
-    <w:p>
-      <w:pPr>
-        <w:spacing w:line="336" w:lineRule="auto" w:after="180"/>
-        <w:shd w:fill="F5F1FB"/>
-      </w:pPr>
-      <w:r>
-        <w:rPr>
-          <w:b w:val="0"/>
-        </w:rPr>
-        <w:t>Changed-case practice: Give a new pebble diameter 5 instead of 4. Which conclusion is supported by the supplied facts?</w:t>
-      </w:r>
-    </w:p>
-    <w:p>
-      <w:pPr>
-        <w:spacing w:line="336" w:lineRule="auto" w:after="180"/>
-        <w:shd w:fill="F4F9FC"/>
-      </w:pPr>
-      <w:r>
-        <w:rPr>
-          <w:b w:val="0"/>
-        </w:rPr>
-        <w:t>1. The selected rule predicts large.</w:t>
-      </w:r>
-    </w:p>
-    <w:p>
-      <w:pPr>
-        <w:spacing w:line="336" w:lineRule="auto" w:after="180"/>
-        <w:shd w:fill="F4F9FC"/>
-      </w:pPr>
-      <w:r>
-        <w:rPr>
-          <w:b w:val="0"/>
-        </w:rPr>
-        <w:t xml:space="preserve">2. We can decide the result without examining the changed </w:t>
-      </w:r>
-      <w:r>
-        <w:rPr>
-          <w:b/>
-        </w:rPr>
-        <w:t>input</w:t>
-      </w:r>
-      <w:r>
-        <w:rPr>
-          <w:b w:val="0"/>
-        </w:rPr>
-        <w:t xml:space="preserve"> or the procedure.</w:t>
-      </w:r>
-    </w:p>
-    <w:p>
-      <w:pPr>
-        <w:spacing w:line="336" w:lineRule="auto" w:after="180"/>
-        <w:shd w:fill="F4F9FC"/>
-      </w:pPr>
-      <w:r>
-        <w:rPr>
-          <w:b w:val="0"/>
-        </w:rPr>
-        <w:t xml:space="preserve">3. This one example guarantees correct results for every future </w:t>
-      </w:r>
-      <w:r>
-        <w:rPr>
-          <w:b/>
-        </w:rPr>
-        <w:t>input</w:t>
-      </w:r>
-      <w:r>
-        <w:rPr>
-          <w:b w:val="0"/>
-        </w:rPr>
-        <w:t>.</w:t>
-      </w:r>
-    </w:p>
-    <w:p>
-      <w:pPr>
-        <w:pStyle w:val="Heading3"/>
-      </w:pPr>
-      <w:r>
-        <w:t>My selected conclusion, deciding fact and explanation</w:t>
-      </w:r>
-    </w:p>
-    <w:p>
-      <w:r>
-        <w:t>________________________________________________________________</w:t>
-      </w:r>
-    </w:p>
-    <w:p>
-      <w:r>
-        <w:t>________________________________________________________________</w:t>
-      </w:r>
-    </w:p>
-    <w:p>
-      <w:r>
-        <w:t>________________________________________________________________</w:t>
-      </w:r>
-    </w:p>
-    <w:p>
-      <w:r>
-        <w:t>________________________________________________________________</w:t>
-      </w:r>
-    </w:p>
-    <w:p>
-      <w:r>
-        <w:t>________________________________________________________________</w:t>
-      </w:r>
-    </w:p>
-    <w:p>
-      <w:pPr>
-        <w:pStyle w:val="Heading3"/>
-      </w:pPr>
-      <w:r>
-        <w:t>Hint · try first</w:t>
-      </w:r>
-    </w:p>
-    <w:p>
-      <w:pPr>
-        <w:spacing w:line="336" w:lineRule="auto" w:after="180"/>
-        <w:shd w:fill="F1F6F8"/>
-      </w:pPr>
-      <w:r>
-        <w:rPr>
-          <w:b w:val="0"/>
-        </w:rPr>
-        <w:t>Hint if needed: Use the changed condition and the deciding step in the pictorial trace. The answer must say what follows from those facts.</w:t>
-      </w:r>
-    </w:p>
-    <w:p>
-      <w:pPr>
-        <w:pStyle w:val="Heading3"/>
-      </w:pPr>
-      <w:r>
-        <w:t>Feedback · compare after trying</w:t>
-      </w:r>
-    </w:p>
-    <w:p>
-      <w:pPr>
-        <w:spacing w:line="336" w:lineRule="auto" w:after="180"/>
-        <w:shd w:fill="F1F6FC"/>
-      </w:pPr>
-      <w:r>
-        <w:rPr>
-          <w:b w:val="0"/>
-        </w:rPr>
-        <w:t>After your attempt, compare with the supported explanation: The selected rule predicts large. At least includes equality, so 5 meets the boundary.</w:t>
-      </w:r>
-    </w:p>
-    <w:p>
-      <w:pPr>
-        <w:pStyle w:val="Heading3"/>
-      </w:pPr>
-      <w:r>
-        <w:t>Repair a missing building block</w:t>
-      </w:r>
-    </w:p>
-    <w:p>
-      <w:pPr>
-        <w:spacing w:line="336" w:lineRule="auto" w:after="180"/>
-      </w:pPr>
-      <w:r>
-        <w:rPr>
-          <w:b w:val="0"/>
-        </w:rPr>
-        <w:t>Review Sensors Are Messengers (ai-1/3). Goal: Describe a measurement using its quantity, value, unit and conditions. Short practice: Why can we calculate the earlier gap but not predict an exact new B reading?.</w:t>
-      </w:r>
-    </w:p>
-    <w:p>
-      <w:pPr>
-        <w:spacing w:line="336" w:lineRule="auto" w:after="180"/>
-      </w:pPr>
-      <w:r>
-        <w:rPr>
-          <w:b w:val="0"/>
-        </w:rPr>
-        <w:t>Return to this week and explain what you changed.</w:t>
-      </w:r>
-    </w:p>
-    <w:p>
-      <w:pPr>
-        <w:spacing w:line="336" w:lineRule="auto" w:after="180"/>
-      </w:pPr>
-      <w:r>
-        <w:rPr>
-          <w:b w:val="0"/>
-        </w:rPr>
-        <w:t>Review AI or Not? (ai-1/1). Goal: Distinguish an observed result from an explanation of how it was produced. Short practice: Point to the learned stage. Does the changed display prove the weather forecast changed?.</w:t>
-      </w:r>
-    </w:p>
-    <w:p>
-      <w:pPr>
-        <w:spacing w:line="336" w:lineRule="auto" w:after="180"/>
-      </w:pPr>
-      <w:r>
-        <w:rPr>
-          <w:b w:val="0"/>
-        </w:rPr>
-        <w:t>Return to this week and explain what you changed.</w:t>
-      </w:r>
-    </w:p>
-    <w:p>
-      <w:pPr>
-        <w:pStyle w:val="Heading3"/>
-      </w:pPr>
-      <w:r>
         <w:t>Keep your completed work</w:t>
       </w:r>
     </w:p>
     <w:p>
       <w:pPr>
-        <w:spacing w:line="336" w:lineRule="auto" w:after="180"/>
-      </w:pPr>
-      <w:r>
-        <w:rPr>
-          <w:b w:val="0"/>
-        </w:rPr>
-        <w:t xml:space="preserve">Use Download completed work in the hosted lesson to export your answers, reflections, practice feedback and code-run </w:t>
-      </w:r>
-      <w:r>
-        <w:rPr>
-          <w:b/>
-        </w:rPr>
-        <w:t>evidence</w:t>
-      </w:r>
-      <w:r>
-        <w:rPr>
-          <w:b w:val="0"/>
-        </w:rPr>
-        <w:t>. Open the HTML copy to read or print it.</w:t>
-      </w:r>
-    </w:p>
-    <w:p>
-      <w:pPr>
-        <w:spacing w:line="336" w:lineRule="auto" w:after="180"/>
-      </w:pPr>
-      <w:r>
-        <w:rPr>
-          <w:b w:val="0"/>
-        </w:rPr>
-        <w:t>Drafts stay in this browser when storage is available; clear drafts on a shared device.</w:t>
-      </w:r>
-    </w:p>
-    <w:p>
-      <w:pPr>
-        <w:pStyle w:val="Heading3"/>
-      </w:pPr>
-      <w:r>
-        <w:t>What I repaired, the evidence I kept and the next test</w:t>
-      </w:r>
-    </w:p>
-    <w:p>
-      <w:r>
-        <w:t>________________________________________________________________</w:t>
-      </w:r>
-    </w:p>
-    <w:p>
-      <w:r>
-        <w:t>________________________________________________________________</w:t>
-      </w:r>
-    </w:p>
-    <w:p>
-      <w:r>
-        <w:t>________________________________________________________________</w:t>
-      </w:r>
-    </w:p>
-    <w:p>
-      <w:r>
-        <w:t>________________________________________________________________</w:t>
-      </w:r>
-    </w:p>
-    <w:p>
-      <w:r>
-        <w:t>________________________________________________________________</w:t>
-      </w:r>
-    </w:p>
-    <w:p>
-      <w:pPr>
         <w:pStyle w:val="Heading1"/>
       </w:pPr>
       <w:r>
-        <w:t>21. Visual concept journey</w:t>
-      </w:r>
-    </w:p>
-    <w:p>
-      <w:r>
-        <w:t>Explain each Rules or Learned Patterns? picture from its labels, then record a relevant limit.</w:t>
-      </w:r>
-    </w:p>
-    <w:p>
-      <w:pPr>
-        <w:pStyle w:val="Heading3"/>
+        <w:t>21. Reference · Six-picture response sheets</w:t>
+      </w:r>
+    </w:p>
+    <w:p>
+      <w:r>
+        <w:t>Choose a relevant picture rather than repeating all six.</w:t>
+      </w:r>
+    </w:p>
+    <w:p>
+      <w:pPr>
+        <w:pStyle w:val="Heading2"/>
       </w:pPr>
       <w:r>
         <w:t>01. Rules or Learned Patterns?: the case</w:t>
@@ -2881,7 +2930,6 @@
     <w:p>
       <w:pPr>
         <w:spacing w:line="336" w:lineRule="auto" w:after="180"/>
-        <w:shd w:fill="F5F1FB"/>
       </w:pPr>
       <w:r>
         <w:rPr>
@@ -2920,7 +2968,7 @@
     </w:p>
     <w:p>
       <w:pPr>
-        <w:pStyle w:val="Heading3"/>
+        <w:pStyle w:val="Heading2"/>
       </w:pPr>
       <w:r>
         <w:t>02. Follow the deciding steps</w:t>
@@ -3018,7 +3066,6 @@
     <w:p>
       <w:pPr>
         <w:spacing w:line="336" w:lineRule="auto" w:after="180"/>
-        <w:shd w:fill="F5F1FB"/>
       </w:pPr>
       <w:r>
         <w:rPr>
@@ -3069,7 +3116,7 @@
     </w:p>
     <w:p>
       <w:pPr>
-        <w:pStyle w:val="Heading3"/>
+        <w:pStyle w:val="Heading2"/>
       </w:pPr>
       <w:r>
         <w:t>03. Training errors by candidate boundary</w:t>
@@ -3131,7 +3178,6 @@
     <w:p>
       <w:pPr>
         <w:spacing w:line="336" w:lineRule="auto" w:after="180"/>
-        <w:shd w:fill="F5F1FB"/>
       </w:pPr>
       <w:r>
         <w:rPr>
@@ -3182,7 +3228,7 @@
     </w:p>
     <w:p>
       <w:pPr>
-        <w:pStyle w:val="Heading3"/>
+        <w:pStyle w:val="Heading2"/>
       </w:pPr>
       <w:r>
         <w:t>04. Change one thing. Trace what follows.</w:t>
@@ -3249,7 +3295,6 @@
     <w:p>
       <w:pPr>
         <w:spacing w:line="336" w:lineRule="auto" w:after="180"/>
-        <w:shd w:fill="F5F1FB"/>
       </w:pPr>
       <w:r>
         <w:rPr>
@@ -3288,7 +3333,7 @@
     </w:p>
     <w:p>
       <w:pPr>
-        <w:pStyle w:val="Heading3"/>
+        <w:pStyle w:val="Heading2"/>
       </w:pPr>
       <w:r>
         <w:t>05. Connect the explanation to its limit</w:t>
@@ -3403,7 +3448,6 @@
     <w:p>
       <w:pPr>
         <w:spacing w:line="336" w:lineRule="auto" w:after="180"/>
-        <w:shd w:fill="F5F1FB"/>
       </w:pPr>
       <w:r>
         <w:rPr>
@@ -3442,7 +3486,7 @@
     </w:p>
     <w:p>
       <w:pPr>
-        <w:pStyle w:val="Heading3"/>
+        <w:pStyle w:val="Heading2"/>
       </w:pPr>
       <w:r>
         <w:t>06. Make the idea visible in your project</w:t>
@@ -3533,7 +3577,6 @@
     <w:p>
       <w:pPr>
         <w:spacing w:line="336" w:lineRule="auto" w:after="180"/>
-        <w:shd w:fill="F5F1FB"/>
       </w:pPr>
       <w:r>
         <w:rPr>
@@ -3580,6 +3623,62 @@
     <w:p>
       <w:r>
         <w:t>________________________________________________________________</w:t>
+      </w:r>
+    </w:p>
+    <w:p>
+      <w:pPr>
+        <w:pStyle w:val="Heading2"/>
+      </w:pPr>
+      <w:r>
+        <w:t>Earlier wording, alternative practice and picture transcripts · reference / check after trying</w:t>
+      </w:r>
+    </w:p>
+    <w:p>
+      <w:pPr>
+        <w:pStyle w:val="Heading3"/>
+      </w:pPr>
+      <w:r>
+        <w:t>01. Rules or Learned Patterns?: the case</w:t>
+      </w:r>
+    </w:p>
+    <w:p>
+      <w:pPr>
+        <w:pStyle w:val="Heading3"/>
+      </w:pPr>
+      <w:r>
+        <w:t>02. Follow the deciding steps</w:t>
+      </w:r>
+    </w:p>
+    <w:p>
+      <w:pPr>
+        <w:pStyle w:val="Heading3"/>
+      </w:pPr>
+      <w:r>
+        <w:t>03. Training errors by candidate boundary</w:t>
+      </w:r>
+    </w:p>
+    <w:p>
+      <w:pPr>
+        <w:pStyle w:val="Heading3"/>
+      </w:pPr>
+      <w:r>
+        <w:t>04. Change one thing. Trace what follows.</w:t>
+      </w:r>
+    </w:p>
+    <w:p>
+      <w:pPr>
+        <w:pStyle w:val="Heading3"/>
+      </w:pPr>
+      <w:r>
+        <w:t>05. Connect the explanation to its limit</w:t>
+      </w:r>
+    </w:p>
+    <w:p>
+      <w:pPr>
+        <w:pStyle w:val="Heading3"/>
+      </w:pPr>
+      <w:r>
+        <w:t>06. Make the idea visible in your project</w:t>
       </w:r>
     </w:p>
     <w:sectPr>
